--- a/docs/03_Design/Modbus485Emulator_Software_Design.docx
+++ b/docs/03_Design/Modbus485Emulator_Software_Design.docx
@@ -242,7 +242,7 @@
                 <w:rFonts w:ascii="Malgun Gothic" w:hAnsi="Malgun Gothic" w:eastAsia="Malgun Gothic"/>
                 <w:sz w:val="20"/>
               </w:rPr>
-              <w:t>0.9 / Baseline Candidate</w:t>
+              <w:t>0.10 / Baseline Candidate</w:t>
             </w:r>
           </w:p>
         </w:tc>
@@ -292,7 +292,7 @@
                 <w:rFonts w:ascii="Malgun Gothic" w:hAnsi="Malgun Gothic" w:eastAsia="Malgun Gothic"/>
                 <w:sz w:val="20"/>
               </w:rPr>
-              <w:t>2026-08-08</w:t>
+              <w:t>2026-08-09</w:t>
             </w:r>
           </w:p>
         </w:tc>
@@ -575,6 +575,111 @@
                 <w:sz w:val="17"/>
               </w:rPr>
               <w:t>확정 요구사항과 신규 설계를 기준으로 한 초기 공식 Baseline 후보</w:t>
+            </w:r>
+          </w:p>
+        </w:tc>
+      </w:tr>
+      <w:tr>
+        <w:trPr>
+          <w:cantSplit w:val="true"/>
+        </w:trPr>
+        <w:tc>
+          <w:tcPr>
+            <w:tcW w:type="dxa" w:w="1152"/>
+            <w:tcMar>
+              <w:top w:w="80" w:type="dxa"/>
+              <w:start w:w="120" w:type="dxa"/>
+              <w:bottom w:w="80" w:type="dxa"/>
+              <w:end w:w="120" w:type="dxa"/>
+            </w:tcMar>
+            <w:vAlign w:val="center"/>
+          </w:tcPr>
+          <w:p>
+            <w:pPr>
+              <w:spacing w:after="0" w:line="240" w:lineRule="auto"/>
+            </w:pPr>
+            <w:r>
+              <w:rPr>
+                <w:rFonts w:ascii="Malgun Gothic" w:hAnsi="Malgun Gothic" w:eastAsia="Malgun Gothic"/>
+                <w:color w:val="1F2937"/>
+                <w:sz w:val="17"/>
+              </w:rPr>
+              <w:t>0.10</w:t>
+            </w:r>
+          </w:p>
+        </w:tc>
+        <w:tc>
+          <w:tcPr>
+            <w:tcW w:type="dxa" w:w="1584"/>
+            <w:tcMar>
+              <w:top w:w="80" w:type="dxa"/>
+              <w:start w:w="120" w:type="dxa"/>
+              <w:bottom w:w="80" w:type="dxa"/>
+              <w:end w:w="120" w:type="dxa"/>
+            </w:tcMar>
+            <w:vAlign w:val="center"/>
+          </w:tcPr>
+          <w:p>
+            <w:pPr>
+              <w:spacing w:after="0" w:line="240" w:lineRule="auto"/>
+            </w:pPr>
+            <w:r>
+              <w:rPr>
+                <w:rFonts w:ascii="Malgun Gothic" w:hAnsi="Malgun Gothic" w:eastAsia="Malgun Gothic"/>
+                <w:color w:val="1F2937"/>
+                <w:sz w:val="17"/>
+              </w:rPr>
+              <w:t>2026-08-09</w:t>
+            </w:r>
+          </w:p>
+        </w:tc>
+        <w:tc>
+          <w:tcPr>
+            <w:tcW w:type="dxa" w:w="2160"/>
+            <w:tcMar>
+              <w:top w:w="80" w:type="dxa"/>
+              <w:start w:w="120" w:type="dxa"/>
+              <w:bottom w:w="80" w:type="dxa"/>
+              <w:end w:w="120" w:type="dxa"/>
+            </w:tcMar>
+            <w:vAlign w:val="center"/>
+          </w:tcPr>
+          <w:p>
+            <w:pPr>
+              <w:spacing w:after="0" w:line="240" w:lineRule="auto"/>
+            </w:pPr>
+            <w:r>
+              <w:rPr>
+                <w:rFonts w:ascii="Malgun Gothic" w:hAnsi="Malgun Gothic" w:eastAsia="Malgun Gothic"/>
+                <w:color w:val="1F2937"/>
+                <w:sz w:val="17"/>
+              </w:rPr>
+              <w:t>Baseline Candidate</w:t>
+            </w:r>
+          </w:p>
+        </w:tc>
+        <w:tc>
+          <w:tcPr>
+            <w:tcW w:type="dxa" w:w="4464"/>
+            <w:tcMar>
+              <w:top w:w="80" w:type="dxa"/>
+              <w:start w:w="120" w:type="dxa"/>
+              <w:bottom w:w="80" w:type="dxa"/>
+              <w:end w:w="120" w:type="dxa"/>
+            </w:tcMar>
+            <w:vAlign w:val="center"/>
+          </w:tcPr>
+          <w:p>
+            <w:pPr>
+              <w:spacing w:after="0" w:line="240" w:lineRule="auto"/>
+            </w:pPr>
+            <w:r>
+              <w:rPr>
+                <w:rFonts w:ascii="Malgun Gothic" w:hAnsi="Malgun Gothic" w:eastAsia="Malgun Gothic"/>
+                <w:color w:val="1F2937"/>
+                <w:sz w:val="17"/>
+              </w:rPr>
+              <w:t>통제 설계 컴포넌트 DC-17 추가 및 Appendix A 전체 추적성 정규화</w:t>
             </w:r>
           </w:p>
         </w:tc>
@@ -4165,6 +4270,86 @@
           </w:p>
         </w:tc>
       </w:tr>
+      <w:tr>
+        <w:trPr>
+          <w:cantSplit w:val="true"/>
+        </w:trPr>
+        <w:tc>
+          <w:tcPr>
+            <w:tcW w:type="dxa" w:w="936"/>
+            <w:tcMar>
+              <w:top w:w="80" w:type="dxa"/>
+              <w:start w:w="120" w:type="dxa"/>
+              <w:bottom w:w="80" w:type="dxa"/>
+              <w:end w:w="120" w:type="dxa"/>
+            </w:tcMar>
+            <w:vAlign w:val="center"/>
+          </w:tcPr>
+          <w:p>
+            <w:pPr>
+              <w:spacing w:after="0" w:line="240" w:lineRule="auto"/>
+            </w:pPr>
+            <w:r>
+              <w:rPr>
+                <w:rFonts w:ascii="Malgun Gothic" w:hAnsi="Malgun Gothic" w:eastAsia="Malgun Gothic"/>
+                <w:color w:val="1F2937"/>
+                <w:sz w:val="16"/>
+              </w:rPr>
+              <w:t>DC-17</w:t>
+            </w:r>
+          </w:p>
+        </w:tc>
+        <w:tc>
+          <w:tcPr>
+            <w:tcW w:type="dxa" w:w="2448"/>
+            <w:tcMar>
+              <w:top w:w="80" w:type="dxa"/>
+              <w:start w:w="120" w:type="dxa"/>
+              <w:bottom w:w="80" w:type="dxa"/>
+              <w:end w:w="120" w:type="dxa"/>
+            </w:tcMar>
+            <w:vAlign w:val="center"/>
+          </w:tcPr>
+          <w:p>
+            <w:pPr>
+              <w:spacing w:after="0" w:line="240" w:lineRule="auto"/>
+            </w:pPr>
+            <w:r>
+              <w:rPr>
+                <w:rFonts w:ascii="Malgun Gothic" w:hAnsi="Malgun Gothic" w:eastAsia="Malgun Gothic"/>
+                <w:color w:val="1F2937"/>
+                <w:sz w:val="16"/>
+              </w:rPr>
+              <w:t>Build &amp; Packaging</w:t>
+            </w:r>
+          </w:p>
+        </w:tc>
+        <w:tc>
+          <w:tcPr>
+            <w:tcW w:type="dxa" w:w="5976"/>
+            <w:tcMar>
+              <w:top w:w="80" w:type="dxa"/>
+              <w:start w:w="120" w:type="dxa"/>
+              <w:bottom w:w="80" w:type="dxa"/>
+              <w:end w:w="120" w:type="dxa"/>
+            </w:tcMar>
+            <w:vAlign w:val="center"/>
+          </w:tcPr>
+          <w:p>
+            <w:pPr>
+              <w:spacing w:after="0" w:line="240" w:lineRule="auto"/>
+            </w:pPr>
+            <w:r>
+              <w:rPr>
+                <w:rFonts w:ascii="Malgun Gothic" w:hAnsi="Malgun Gothic" w:eastAsia="Malgun Gothic"/>
+                <w:color w:val="1F2937"/>
+                <w:sz w:val="16"/>
+              </w:rPr>
+              <w:t>Win32/x86 빌드, Vector SDK 경로 주입, 배포 패키지 구조 및 후속 x64 경계 관리</w:t>
+            </w:r>
+          </w:p>
+        </w:tc>
+      </w:tr>
     </w:tbl>
     <w:p>
       <w:pPr>
@@ -10740,7 +10925,7 @@
                 <w:color w:val="1F2937"/>
                 <w:sz w:val="15"/>
               </w:rPr>
-              <w:t>LifecycleController</w:t>
+              <w:t>DC-01 CAPL ABI Adapter</w:t>
             </w:r>
           </w:p>
         </w:tc>
@@ -10765,7 +10950,7 @@
                 <w:color w:val="1F2937"/>
                 <w:sz w:val="15"/>
               </w:rPr>
-              <w:t>REQ-FUNC-001~013, REQ-PERF-006, REQ-RES-002</w:t>
+              <w:t>REQ-FUNC-001, REQ-FUNC-029; REQ-IF-001~006, REQ-IF-012~014; REQ-ERR-002; REQ-PERF-003; REQ-SEC-003</w:t>
             </w:r>
           </w:p>
         </w:tc>
@@ -10790,7 +10975,7 @@
                 <w:color w:val="1F2937"/>
                 <w:sz w:val="15"/>
               </w:rPr>
-              <w:t>FS-INIT-001~002, FS-CSV-003, FS-LIFE-001~004, FS-SHUT-001</w:t>
+              <w:t>FS-INIT-001; FS-CSV-001, FS-CSV-003; FS-LIFE-001~004; FS-REG-001~003; FS-SIG-002~004; FS-MON-001~004; FS-DIAG-001~002</w:t>
             </w:r>
           </w:p>
         </w:tc>
@@ -10820,7 +11005,7 @@
                 <w:color w:val="1F2937"/>
                 <w:sz w:val="15"/>
               </w:rPr>
-              <w:t>Register/Signal</w:t>
+              <w:t>DC-02 EmulatorContext</w:t>
             </w:r>
           </w:p>
         </w:tc>
@@ -10845,7 +11030,7 @@
                 <w:color w:val="1F2937"/>
                 <w:sz w:val="15"/>
               </w:rPr>
-              <w:t>REQ-FUNC-015~029, REQ-REL-002~005</w:t>
+              <w:t>REQ-FUNC-001, REQ-FUNC-008</w:t>
             </w:r>
           </w:p>
         </w:tc>
@@ -10870,7 +11055,7 @@
                 <w:color w:val="1F2937"/>
                 <w:sz w:val="15"/>
               </w:rPr>
-              <w:t>FS-REG-001~003, FS-SIG-001~004</w:t>
+              <w:t>FS-INIT-001; FS-SHUT-001</w:t>
             </w:r>
           </w:p>
         </w:tc>
@@ -10900,7 +11085,7 @@
                 <w:color w:val="1F2937"/>
                 <w:sz w:val="15"/>
               </w:rPr>
-              <w:t>RTU/Serial</w:t>
+              <w:t>DC-03 LifecycleController</w:t>
             </w:r>
           </w:p>
         </w:tc>
@@ -10925,7 +11110,7 @@
                 <w:color w:val="1F2937"/>
                 <w:sz w:val="15"/>
               </w:rPr>
-              <w:t>REQ-COM-001~015</w:t>
+              <w:t>REQ-FUNC-002~008, REQ-FUNC-011, REQ-FUNC-013; REQ-IF-008; REQ-ERR-008; REQ-PERF-006; REQ-REL-003; REQ-RES-002</w:t>
             </w:r>
           </w:p>
         </w:tc>
@@ -10950,7 +11135,7 @@
                 <w:color w:val="1F2937"/>
                 <w:sz w:val="15"/>
               </w:rPr>
-              <w:t>FS-COM-001~003, FS-MODBUS-001~005</w:t>
+              <w:t>FS-CSV-002~003; FS-LIFE-001~004; FS-REG-002; FS-SHUT-001</w:t>
             </w:r>
           </w:p>
         </w:tc>
@@ -10980,7 +11165,7 @@
                 <w:color w:val="1F2937"/>
                 <w:sz w:val="15"/>
               </w:rPr>
-              <w:t>Monitoring</w:t>
+              <w:t>DC-04 ConfigurationLoader</w:t>
             </w:r>
           </w:p>
         </w:tc>
@@ -11005,7 +11190,7 @@
                 <w:color w:val="1F2937"/>
                 <w:sz w:val="15"/>
               </w:rPr>
-              <w:t>REQ-FUNC-030~039, REQ-COM-016~021</w:t>
+              <w:t>REQ-FUNC-009~013, REQ-FUNC-026~027; REQ-DATA-001~013; REQ-IF-011; REQ-ERR-001~002; REQ-PERF-005; REQ-COMP-004; REQ-SEC-001, REQ-SEC-003</w:t>
             </w:r>
           </w:p>
         </w:tc>
@@ -11030,7 +11215,7 @@
                 <w:color w:val="1F2937"/>
                 <w:sz w:val="15"/>
               </w:rPr>
-              <w:t>FS-MON-001~006</w:t>
+              <w:t>FS-INIT-001; FS-CSV-001~003; FS-MODBUS-002~004; FS-DEV-001; FS-REG-001~003; FS-SIG-001~004; FS-DIAG-001~002</w:t>
             </w:r>
           </w:p>
         </w:tc>
@@ -11060,7 +11245,7 @@
                 <w:color w:val="1F2937"/>
                 <w:sz w:val="15"/>
               </w:rPr>
-              <w:t>CAPL/UI/Diagnostics</w:t>
+              <w:t>DC-05 DeviceRegistry</w:t>
             </w:r>
           </w:p>
         </w:tc>
@@ -11085,7 +11270,7 @@
                 <w:color w:val="1F2937"/>
                 <w:sz w:val="15"/>
               </w:rPr>
-              <w:t>REQ-FUNC-040~044, REQ-IF-001~014, REQ-DIAG-001~005</w:t>
+              <w:t>REQ-FUNC-014~015; REQ-COM-002, REQ-COM-010; REQ-DATA-006; REQ-PERF-005; REQ-RES-001; REQ-COMP-004</w:t>
             </w:r>
           </w:p>
         </w:tc>
@@ -11110,7 +11295,967 @@
                 <w:color w:val="1F2937"/>
                 <w:sz w:val="15"/>
               </w:rPr>
-              <w:t>FS-UI-001~003, FS-DIAG-001~002</w:t>
+              <w:t>FS-INIT-001; FS-CSV-002~003; FS-COM-001; FS-MODBUS-001, FS-MODBUS-005; FS-DEV-001; FS-REG-001</w:t>
+            </w:r>
+          </w:p>
+        </w:tc>
+      </w:tr>
+      <w:tr>
+        <w:trPr>
+          <w:cantSplit w:val="true"/>
+        </w:trPr>
+        <w:tc>
+          <w:tcPr>
+            <w:tcW w:type="dxa" w:w="2232"/>
+            <w:tcMar>
+              <w:top w:w="80" w:type="dxa"/>
+              <w:start w:w="120" w:type="dxa"/>
+              <w:bottom w:w="80" w:type="dxa"/>
+              <w:end w:w="120" w:type="dxa"/>
+            </w:tcMar>
+            <w:vAlign w:val="center"/>
+          </w:tcPr>
+          <w:p>
+            <w:pPr>
+              <w:spacing w:after="0" w:line="240" w:lineRule="auto"/>
+            </w:pPr>
+            <w:r>
+              <w:rPr>
+                <w:rFonts w:ascii="Malgun Gothic" w:hAnsi="Malgun Gothic" w:eastAsia="Malgun Gothic"/>
+                <w:color w:val="1F2937"/>
+                <w:sz w:val="15"/>
+              </w:rPr>
+              <w:t>DC-06 RegisterService</w:t>
+            </w:r>
+          </w:p>
+        </w:tc>
+        <w:tc>
+          <w:tcPr>
+            <w:tcW w:type="dxa" w:w="3672"/>
+            <w:tcMar>
+              <w:top w:w="80" w:type="dxa"/>
+              <w:start w:w="120" w:type="dxa"/>
+              <w:bottom w:w="80" w:type="dxa"/>
+              <w:end w:w="120" w:type="dxa"/>
+            </w:tcMar>
+            <w:vAlign w:val="center"/>
+          </w:tcPr>
+          <w:p>
+            <w:pPr>
+              <w:spacing w:after="0" w:line="240" w:lineRule="auto"/>
+            </w:pPr>
+            <w:r>
+              <w:rPr>
+                <w:rFonts w:ascii="Malgun Gothic" w:hAnsi="Malgun Gothic" w:eastAsia="Malgun Gothic"/>
+                <w:color w:val="1F2937"/>
+                <w:sz w:val="15"/>
+              </w:rPr>
+              <w:t>REQ-FUNC-015~019, REQ-FUNC-028, REQ-FUNC-041~042; REQ-COM-008~009; REQ-DATA-001; REQ-IF-012; REQ-ERR-002; REQ-REL-002~003, REQ-REL-005; REQ-COMP-004</w:t>
+            </w:r>
+          </w:p>
+        </w:tc>
+        <w:tc>
+          <w:tcPr>
+            <w:tcW w:type="dxa" w:w="3456"/>
+            <w:tcMar>
+              <w:top w:w="80" w:type="dxa"/>
+              <w:start w:w="120" w:type="dxa"/>
+              <w:bottom w:w="80" w:type="dxa"/>
+              <w:end w:w="120" w:type="dxa"/>
+            </w:tcMar>
+            <w:vAlign w:val="center"/>
+          </w:tcPr>
+          <w:p>
+            <w:pPr>
+              <w:spacing w:after="0" w:line="240" w:lineRule="auto"/>
+            </w:pPr>
+            <w:r>
+              <w:rPr>
+                <w:rFonts w:ascii="Malgun Gothic" w:hAnsi="Malgun Gothic" w:eastAsia="Malgun Gothic"/>
+                <w:color w:val="1F2937"/>
+                <w:sz w:val="15"/>
+              </w:rPr>
+              <w:t>FS-INIT-001; FS-CSV-002~003; FS-MODBUS-002~004; FS-REG-001~003; FS-SIG-002~004; FS-MON-003~004; FS-UI-001~002; FS-DIAG-002; FS-SHUT-001</w:t>
+            </w:r>
+          </w:p>
+        </w:tc>
+      </w:tr>
+      <w:tr>
+        <w:trPr>
+          <w:cantSplit w:val="true"/>
+        </w:trPr>
+        <w:tc>
+          <w:tcPr>
+            <w:tcW w:type="dxa" w:w="2232"/>
+            <w:tcMar>
+              <w:top w:w="80" w:type="dxa"/>
+              <w:start w:w="120" w:type="dxa"/>
+              <w:bottom w:w="80" w:type="dxa"/>
+              <w:end w:w="120" w:type="dxa"/>
+            </w:tcMar>
+            <w:vAlign w:val="center"/>
+          </w:tcPr>
+          <w:p>
+            <w:pPr>
+              <w:spacing w:after="0" w:line="240" w:lineRule="auto"/>
+            </w:pPr>
+            <w:r>
+              <w:rPr>
+                <w:rFonts w:ascii="Malgun Gothic" w:hAnsi="Malgun Gothic" w:eastAsia="Malgun Gothic"/>
+                <w:color w:val="1F2937"/>
+                <w:sz w:val="15"/>
+              </w:rPr>
+              <w:t>DC-07 SignalCodec</w:t>
+            </w:r>
+          </w:p>
+        </w:tc>
+        <w:tc>
+          <w:tcPr>
+            <w:tcW w:type="dxa" w:w="3672"/>
+            <w:tcMar>
+              <w:top w:w="80" w:type="dxa"/>
+              <w:start w:w="120" w:type="dxa"/>
+              <w:bottom w:w="80" w:type="dxa"/>
+              <w:end w:w="120" w:type="dxa"/>
+            </w:tcMar>
+            <w:vAlign w:val="center"/>
+          </w:tcPr>
+          <w:p>
+            <w:pPr>
+              <w:spacing w:after="0" w:line="240" w:lineRule="auto"/>
+            </w:pPr>
+            <w:r>
+              <w:rPr>
+                <w:rFonts w:ascii="Malgun Gothic" w:hAnsi="Malgun Gothic" w:eastAsia="Malgun Gothic"/>
+                <w:color w:val="1F2937"/>
+                <w:sz w:val="15"/>
+              </w:rPr>
+              <w:t>REQ-FUNC-020~029, REQ-FUNC-044; REQ-DATA-009~010; REQ-IF-013; REQ-ERR-002; REQ-COMP-004</w:t>
+            </w:r>
+          </w:p>
+        </w:tc>
+        <w:tc>
+          <w:tcPr>
+            <w:tcW w:type="dxa" w:w="3456"/>
+            <w:tcMar>
+              <w:top w:w="80" w:type="dxa"/>
+              <w:start w:w="120" w:type="dxa"/>
+              <w:bottom w:w="80" w:type="dxa"/>
+              <w:end w:w="120" w:type="dxa"/>
+            </w:tcMar>
+            <w:vAlign w:val="center"/>
+          </w:tcPr>
+          <w:p>
+            <w:pPr>
+              <w:spacing w:after="0" w:line="240" w:lineRule="auto"/>
+            </w:pPr>
+            <w:r>
+              <w:rPr>
+                <w:rFonts w:ascii="Malgun Gothic" w:hAnsi="Malgun Gothic" w:eastAsia="Malgun Gothic"/>
+                <w:color w:val="1F2937"/>
+                <w:sz w:val="15"/>
+              </w:rPr>
+              <w:t>FS-INIT-001; FS-CSV-002~003; FS-REG-001~003; FS-SIG-001~004; FS-UI-003</w:t>
+            </w:r>
+          </w:p>
+        </w:tc>
+      </w:tr>
+      <w:tr>
+        <w:trPr>
+          <w:cantSplit w:val="true"/>
+        </w:trPr>
+        <w:tc>
+          <w:tcPr>
+            <w:tcW w:type="dxa" w:w="2232"/>
+            <w:tcMar>
+              <w:top w:w="80" w:type="dxa"/>
+              <w:start w:w="120" w:type="dxa"/>
+              <w:bottom w:w="80" w:type="dxa"/>
+              <w:end w:w="120" w:type="dxa"/>
+            </w:tcMar>
+            <w:vAlign w:val="center"/>
+          </w:tcPr>
+          <w:p>
+            <w:pPr>
+              <w:spacing w:after="0" w:line="240" w:lineRule="auto"/>
+            </w:pPr>
+            <w:r>
+              <w:rPr>
+                <w:rFonts w:ascii="Malgun Gothic" w:hAnsi="Malgun Gothic" w:eastAsia="Malgun Gothic"/>
+                <w:color w:val="1F2937"/>
+                <w:sz w:val="15"/>
+              </w:rPr>
+              <w:t>DC-08 ModbusRtuEngine</w:t>
+            </w:r>
+          </w:p>
+        </w:tc>
+        <w:tc>
+          <w:tcPr>
+            <w:tcW w:type="dxa" w:w="3672"/>
+            <w:tcMar>
+              <w:top w:w="80" w:type="dxa"/>
+              <w:start w:w="120" w:type="dxa"/>
+              <w:bottom w:w="80" w:type="dxa"/>
+              <w:end w:w="120" w:type="dxa"/>
+            </w:tcMar>
+            <w:vAlign w:val="center"/>
+          </w:tcPr>
+          <w:p>
+            <w:pPr>
+              <w:spacing w:after="0" w:line="240" w:lineRule="auto"/>
+            </w:pPr>
+            <w:r>
+              <w:rPr>
+                <w:rFonts w:ascii="Malgun Gothic" w:hAnsi="Malgun Gothic" w:eastAsia="Malgun Gothic"/>
+                <w:color w:val="1F2937"/>
+                <w:sz w:val="15"/>
+              </w:rPr>
+              <w:t>REQ-COM-006~011, REQ-COM-014; REQ-ERR-003; REQ-PERF-001; REQ-COMP-004~005; REQ-SEC-002</w:t>
+            </w:r>
+          </w:p>
+        </w:tc>
+        <w:tc>
+          <w:tcPr>
+            <w:tcW w:type="dxa" w:w="3456"/>
+            <w:tcMar>
+              <w:top w:w="80" w:type="dxa"/>
+              <w:start w:w="120" w:type="dxa"/>
+              <w:bottom w:w="80" w:type="dxa"/>
+              <w:end w:w="120" w:type="dxa"/>
+            </w:tcMar>
+            <w:vAlign w:val="center"/>
+          </w:tcPr>
+          <w:p>
+            <w:pPr>
+              <w:spacing w:after="0" w:line="240" w:lineRule="auto"/>
+            </w:pPr>
+            <w:r>
+              <w:rPr>
+                <w:rFonts w:ascii="Malgun Gothic" w:hAnsi="Malgun Gothic" w:eastAsia="Malgun Gothic"/>
+                <w:color w:val="1F2937"/>
+                <w:sz w:val="15"/>
+              </w:rPr>
+              <w:t>FS-INIT-001; FS-COM-002~003; FS-MODBUS-001~005</w:t>
+            </w:r>
+          </w:p>
+        </w:tc>
+      </w:tr>
+      <w:tr>
+        <w:trPr>
+          <w:cantSplit w:val="true"/>
+        </w:trPr>
+        <w:tc>
+          <w:tcPr>
+            <w:tcW w:type="dxa" w:w="2232"/>
+            <w:tcMar>
+              <w:top w:w="80" w:type="dxa"/>
+              <w:start w:w="120" w:type="dxa"/>
+              <w:bottom w:w="80" w:type="dxa"/>
+              <w:end w:w="120" w:type="dxa"/>
+            </w:tcMar>
+            <w:vAlign w:val="center"/>
+          </w:tcPr>
+          <w:p>
+            <w:pPr>
+              <w:spacing w:after="0" w:line="240" w:lineRule="auto"/>
+            </w:pPr>
+            <w:r>
+              <w:rPr>
+                <w:rFonts w:ascii="Malgun Gothic" w:hAnsi="Malgun Gothic" w:eastAsia="Malgun Gothic"/>
+                <w:color w:val="1F2937"/>
+                <w:sz w:val="15"/>
+              </w:rPr>
+              <w:t>DC-09 Win32SerialPort</w:t>
+            </w:r>
+          </w:p>
+        </w:tc>
+        <w:tc>
+          <w:tcPr>
+            <w:tcW w:type="dxa" w:w="3672"/>
+            <w:tcMar>
+              <w:top w:w="80" w:type="dxa"/>
+              <w:start w:w="120" w:type="dxa"/>
+              <w:bottom w:w="80" w:type="dxa"/>
+              <w:end w:w="120" w:type="dxa"/>
+            </w:tcMar>
+            <w:vAlign w:val="center"/>
+          </w:tcPr>
+          <w:p>
+            <w:pPr>
+              <w:spacing w:after="0" w:line="240" w:lineRule="auto"/>
+            </w:pPr>
+            <w:r>
+              <w:rPr>
+                <w:rFonts w:ascii="Malgun Gothic" w:hAnsi="Malgun Gothic" w:eastAsia="Malgun Gothic"/>
+                <w:color w:val="1F2937"/>
+                <w:sz w:val="15"/>
+              </w:rPr>
+              <w:t>REQ-FUNC-004; REQ-COM-001, REQ-COM-003~005, REQ-COM-012; REQ-DIAG-004</w:t>
+            </w:r>
+          </w:p>
+        </w:tc>
+        <w:tc>
+          <w:tcPr>
+            <w:tcW w:type="dxa" w:w="3456"/>
+            <w:tcMar>
+              <w:top w:w="80" w:type="dxa"/>
+              <w:start w:w="120" w:type="dxa"/>
+              <w:bottom w:w="80" w:type="dxa"/>
+              <w:end w:w="120" w:type="dxa"/>
+            </w:tcMar>
+            <w:vAlign w:val="center"/>
+          </w:tcPr>
+          <w:p>
+            <w:pPr>
+              <w:spacing w:after="0" w:line="240" w:lineRule="auto"/>
+            </w:pPr>
+            <w:r>
+              <w:rPr>
+                <w:rFonts w:ascii="Malgun Gothic" w:hAnsi="Malgun Gothic" w:eastAsia="Malgun Gothic"/>
+                <w:color w:val="1F2937"/>
+                <w:sz w:val="15"/>
+              </w:rPr>
+              <w:t>FS-LIFE-001, FS-LIFE-004; FS-COM-001~002; FS-DIAG-002</w:t>
+            </w:r>
+          </w:p>
+        </w:tc>
+      </w:tr>
+      <w:tr>
+        <w:trPr>
+          <w:cantSplit w:val="true"/>
+        </w:trPr>
+        <w:tc>
+          <w:tcPr>
+            <w:tcW w:type="dxa" w:w="2232"/>
+            <w:tcMar>
+              <w:top w:w="80" w:type="dxa"/>
+              <w:start w:w="120" w:type="dxa"/>
+              <w:bottom w:w="80" w:type="dxa"/>
+              <w:end w:w="120" w:type="dxa"/>
+            </w:tcMar>
+            <w:vAlign w:val="center"/>
+          </w:tcPr>
+          <w:p>
+            <w:pPr>
+              <w:spacing w:after="0" w:line="240" w:lineRule="auto"/>
+            </w:pPr>
+            <w:r>
+              <w:rPr>
+                <w:rFonts w:ascii="Malgun Gothic" w:hAnsi="Malgun Gothic" w:eastAsia="Malgun Gothic"/>
+                <w:color w:val="1F2937"/>
+                <w:sz w:val="15"/>
+              </w:rPr>
+              <w:t>DC-10 PortWorker</w:t>
+            </w:r>
+          </w:p>
+        </w:tc>
+        <w:tc>
+          <w:tcPr>
+            <w:tcW w:type="dxa" w:w="3672"/>
+            <w:tcMar>
+              <w:top w:w="80" w:type="dxa"/>
+              <w:start w:w="120" w:type="dxa"/>
+              <w:bottom w:w="80" w:type="dxa"/>
+              <w:end w:w="120" w:type="dxa"/>
+            </w:tcMar>
+            <w:vAlign w:val="center"/>
+          </w:tcPr>
+          <w:p>
+            <w:pPr>
+              <w:spacing w:after="0" w:line="240" w:lineRule="auto"/>
+            </w:pPr>
+            <w:r>
+              <w:rPr>
+                <w:rFonts w:ascii="Malgun Gothic" w:hAnsi="Malgun Gothic" w:eastAsia="Malgun Gothic"/>
+                <w:color w:val="1F2937"/>
+                <w:sz w:val="15"/>
+              </w:rPr>
+              <w:t>REQ-FUNC-004, REQ-FUNC-006; REQ-COM-012~013, REQ-COM-015; REQ-PERF-001; REQ-REL-001; REQ-SEC-002</w:t>
+            </w:r>
+          </w:p>
+        </w:tc>
+        <w:tc>
+          <w:tcPr>
+            <w:tcW w:type="dxa" w:w="3456"/>
+            <w:tcMar>
+              <w:top w:w="80" w:type="dxa"/>
+              <w:start w:w="120" w:type="dxa"/>
+              <w:bottom w:w="80" w:type="dxa"/>
+              <w:end w:w="120" w:type="dxa"/>
+            </w:tcMar>
+            <w:vAlign w:val="center"/>
+          </w:tcPr>
+          <w:p>
+            <w:pPr>
+              <w:spacing w:after="0" w:line="240" w:lineRule="auto"/>
+            </w:pPr>
+            <w:r>
+              <w:rPr>
+                <w:rFonts w:ascii="Malgun Gothic" w:hAnsi="Malgun Gothic" w:eastAsia="Malgun Gothic"/>
+                <w:color w:val="1F2937"/>
+                <w:sz w:val="15"/>
+              </w:rPr>
+              <w:t>FS-LIFE-001, FS-LIFE-004; FS-COM-002; FS-MODBUS-001~004</w:t>
+            </w:r>
+          </w:p>
+        </w:tc>
+      </w:tr>
+      <w:tr>
+        <w:trPr>
+          <w:cantSplit w:val="true"/>
+        </w:trPr>
+        <w:tc>
+          <w:tcPr>
+            <w:tcW w:type="dxa" w:w="2232"/>
+            <w:tcMar>
+              <w:top w:w="80" w:type="dxa"/>
+              <w:start w:w="120" w:type="dxa"/>
+              <w:bottom w:w="80" w:type="dxa"/>
+              <w:end w:w="120" w:type="dxa"/>
+            </w:tcMar>
+            <w:vAlign w:val="center"/>
+          </w:tcPr>
+          <w:p>
+            <w:pPr>
+              <w:spacing w:after="0" w:line="240" w:lineRule="auto"/>
+            </w:pPr>
+            <w:r>
+              <w:rPr>
+                <w:rFonts w:ascii="Malgun Gothic" w:hAnsi="Malgun Gothic" w:eastAsia="Malgun Gothic"/>
+                <w:color w:val="1F2937"/>
+                <w:sz w:val="15"/>
+              </w:rPr>
+              <w:t>DC-11 SnapshotService</w:t>
+            </w:r>
+          </w:p>
+        </w:tc>
+        <w:tc>
+          <w:tcPr>
+            <w:tcW w:type="dxa" w:w="3672"/>
+            <w:tcMar>
+              <w:top w:w="80" w:type="dxa"/>
+              <w:start w:w="120" w:type="dxa"/>
+              <w:bottom w:w="80" w:type="dxa"/>
+              <w:end w:w="120" w:type="dxa"/>
+            </w:tcMar>
+            <w:vAlign w:val="center"/>
+          </w:tcPr>
+          <w:p>
+            <w:pPr>
+              <w:spacing w:after="0" w:line="240" w:lineRule="auto"/>
+            </w:pPr>
+            <w:r>
+              <w:rPr>
+                <w:rFonts w:ascii="Malgun Gothic" w:hAnsi="Malgun Gothic" w:eastAsia="Malgun Gothic"/>
+                <w:color w:val="1F2937"/>
+                <w:sz w:val="15"/>
+              </w:rPr>
+              <w:t>REQ-FUNC-005, REQ-FUNC-012, REQ-FUNC-018~019, REQ-FUNC-030, REQ-FUNC-032, REQ-FUNC-034~035, REQ-FUNC-039; REQ-COM-021; REQ-IF-007, REQ-IF-009, REQ-IF-014; REQ-ERR-002; REQ-REL-002~006; REQ-RES-003~004; REQ-COMP-004</w:t>
+            </w:r>
+          </w:p>
+        </w:tc>
+        <w:tc>
+          <w:tcPr>
+            <w:tcW w:type="dxa" w:w="3456"/>
+            <w:tcMar>
+              <w:top w:w="80" w:type="dxa"/>
+              <w:start w:w="120" w:type="dxa"/>
+              <w:bottom w:w="80" w:type="dxa"/>
+              <w:end w:w="120" w:type="dxa"/>
+            </w:tcMar>
+            <w:vAlign w:val="center"/>
+          </w:tcPr>
+          <w:p>
+            <w:pPr>
+              <w:spacing w:after="0" w:line="240" w:lineRule="auto"/>
+            </w:pPr>
+            <w:r>
+              <w:rPr>
+                <w:rFonts w:ascii="Malgun Gothic" w:hAnsi="Malgun Gothic" w:eastAsia="Malgun Gothic"/>
+                <w:color w:val="1F2937"/>
+                <w:sz w:val="15"/>
+              </w:rPr>
+              <w:t>FS-INIT-001; FS-CSV-003; FS-LIFE-002; FS-REG-001~003; FS-SIG-002~004; FS-MON-001, FS-MON-003~006; FS-DIAG-001~002; FS-SHUT-001</w:t>
+            </w:r>
+          </w:p>
+        </w:tc>
+      </w:tr>
+      <w:tr>
+        <w:trPr>
+          <w:cantSplit w:val="true"/>
+        </w:trPr>
+        <w:tc>
+          <w:tcPr>
+            <w:tcW w:type="dxa" w:w="2232"/>
+            <w:tcMar>
+              <w:top w:w="80" w:type="dxa"/>
+              <w:start w:w="120" w:type="dxa"/>
+              <w:bottom w:w="80" w:type="dxa"/>
+              <w:end w:w="120" w:type="dxa"/>
+            </w:tcMar>
+            <w:vAlign w:val="center"/>
+          </w:tcPr>
+          <w:p>
+            <w:pPr>
+              <w:spacing w:after="0" w:line="240" w:lineRule="auto"/>
+            </w:pPr>
+            <w:r>
+              <w:rPr>
+                <w:rFonts w:ascii="Malgun Gothic" w:hAnsi="Malgun Gothic" w:eastAsia="Malgun Gothic"/>
+                <w:color w:val="1F2937"/>
+                <w:sz w:val="15"/>
+              </w:rPr>
+              <w:t>DC-12 DiagnosticService</w:t>
+            </w:r>
+          </w:p>
+        </w:tc>
+        <w:tc>
+          <w:tcPr>
+            <w:tcW w:type="dxa" w:w="3672"/>
+            <w:tcMar>
+              <w:top w:w="80" w:type="dxa"/>
+              <w:start w:w="120" w:type="dxa"/>
+              <w:bottom w:w="80" w:type="dxa"/>
+              <w:end w:w="120" w:type="dxa"/>
+            </w:tcMar>
+            <w:vAlign w:val="center"/>
+          </w:tcPr>
+          <w:p>
+            <w:pPr>
+              <w:spacing w:after="0" w:line="240" w:lineRule="auto"/>
+            </w:pPr>
+            <w:r>
+              <w:rPr>
+                <w:rFonts w:ascii="Malgun Gothic" w:hAnsi="Malgun Gothic" w:eastAsia="Malgun Gothic"/>
+                <w:color w:val="1F2937"/>
+                <w:sz w:val="15"/>
+              </w:rPr>
+              <w:t>REQ-FUNC-012, REQ-FUNC-035, REQ-FUNC-038; REQ-COM-014; REQ-IF-005, REQ-IF-009; REQ-ERR-001~002, REQ-ERR-004, REQ-ERR-006~007; REQ-REL-002~004; REQ-RES-003~004; REQ-DIAG-001~005; REQ-COMP-004</w:t>
+            </w:r>
+          </w:p>
+        </w:tc>
+        <w:tc>
+          <w:tcPr>
+            <w:tcW w:type="dxa" w:w="3456"/>
+            <w:tcMar>
+              <w:top w:w="80" w:type="dxa"/>
+              <w:start w:w="120" w:type="dxa"/>
+              <w:bottom w:w="80" w:type="dxa"/>
+              <w:end w:w="120" w:type="dxa"/>
+            </w:tcMar>
+            <w:vAlign w:val="center"/>
+          </w:tcPr>
+          <w:p>
+            <w:pPr>
+              <w:spacing w:after="0" w:line="240" w:lineRule="auto"/>
+            </w:pPr>
+            <w:r>
+              <w:rPr>
+                <w:rFonts w:ascii="Malgun Gothic" w:hAnsi="Malgun Gothic" w:eastAsia="Malgun Gothic"/>
+                <w:color w:val="1F2937"/>
+                <w:sz w:val="15"/>
+              </w:rPr>
+              <w:t>FS-INIT-001; FS-CSV-002~003; FS-LIFE-001, FS-LIFE-003~004; FS-COM-003; FS-MODBUS-005; FS-REG-001~003; FS-SIG-002~004; FS-MON-002~004, FS-MON-006; FS-DIAG-001~002; FS-SHUT-001</w:t>
+            </w:r>
+          </w:p>
+        </w:tc>
+      </w:tr>
+      <w:tr>
+        <w:trPr>
+          <w:cantSplit w:val="true"/>
+        </w:trPr>
+        <w:tc>
+          <w:tcPr>
+            <w:tcW w:type="dxa" w:w="2232"/>
+            <w:tcMar>
+              <w:top w:w="80" w:type="dxa"/>
+              <w:start w:w="120" w:type="dxa"/>
+              <w:bottom w:w="80" w:type="dxa"/>
+              <w:end w:w="120" w:type="dxa"/>
+            </w:tcMar>
+            <w:vAlign w:val="center"/>
+          </w:tcPr>
+          <w:p>
+            <w:pPr>
+              <w:spacing w:after="0" w:line="240" w:lineRule="auto"/>
+            </w:pPr>
+            <w:r>
+              <w:rPr>
+                <w:rFonts w:ascii="Malgun Gothic" w:hAnsi="Malgun Gothic" w:eastAsia="Malgun Gothic"/>
+                <w:color w:val="1F2937"/>
+                <w:sz w:val="15"/>
+              </w:rPr>
+              <w:t>DC-13 CAPL Core</w:t>
+            </w:r>
+          </w:p>
+        </w:tc>
+        <w:tc>
+          <w:tcPr>
+            <w:tcW w:type="dxa" w:w="3672"/>
+            <w:tcMar>
+              <w:top w:w="80" w:type="dxa"/>
+              <w:start w:w="120" w:type="dxa"/>
+              <w:bottom w:w="80" w:type="dxa"/>
+              <w:end w:w="120" w:type="dxa"/>
+            </w:tcMar>
+            <w:vAlign w:val="center"/>
+          </w:tcPr>
+          <w:p>
+            <w:pPr>
+              <w:spacing w:after="0" w:line="240" w:lineRule="auto"/>
+            </w:pPr>
+            <w:r>
+              <w:rPr>
+                <w:rFonts w:ascii="Malgun Gothic" w:hAnsi="Malgun Gothic" w:eastAsia="Malgun Gothic"/>
+                <w:color w:val="1F2937"/>
+                <w:sz w:val="15"/>
+              </w:rPr>
+              <w:t>REQ-FUNC-009, REQ-FUNC-040; REQ-COM-002; REQ-IF-002, REQ-IF-006; REQ-DIAG-001~002</w:t>
+            </w:r>
+          </w:p>
+        </w:tc>
+        <w:tc>
+          <w:tcPr>
+            <w:tcW w:type="dxa" w:w="3456"/>
+            <w:tcMar>
+              <w:top w:w="80" w:type="dxa"/>
+              <w:start w:w="120" w:type="dxa"/>
+              <w:bottom w:w="80" w:type="dxa"/>
+              <w:end w:w="120" w:type="dxa"/>
+            </w:tcMar>
+            <w:vAlign w:val="center"/>
+          </w:tcPr>
+          <w:p>
+            <w:pPr>
+              <w:spacing w:after="0" w:line="240" w:lineRule="auto"/>
+            </w:pPr>
+            <w:r>
+              <w:rPr>
+                <w:rFonts w:ascii="Malgun Gothic" w:hAnsi="Malgun Gothic" w:eastAsia="Malgun Gothic"/>
+                <w:color w:val="1F2937"/>
+                <w:sz w:val="15"/>
+              </w:rPr>
+              <w:t>FS-INIT-001; FS-CSV-001; FS-COM-001; FS-REG-001~002; FS-SIG-002; FS-MON-003~004; FS-UI-001~003; FS-DIAG-001~002</w:t>
+            </w:r>
+          </w:p>
+        </w:tc>
+      </w:tr>
+      <w:tr>
+        <w:trPr>
+          <w:cantSplit w:val="true"/>
+        </w:trPr>
+        <w:tc>
+          <w:tcPr>
+            <w:tcW w:type="dxa" w:w="2232"/>
+            <w:tcMar>
+              <w:top w:w="80" w:type="dxa"/>
+              <w:start w:w="120" w:type="dxa"/>
+              <w:bottom w:w="80" w:type="dxa"/>
+              <w:end w:w="120" w:type="dxa"/>
+            </w:tcMar>
+            <w:vAlign w:val="center"/>
+          </w:tcPr>
+          <w:p>
+            <w:pPr>
+              <w:spacing w:after="0" w:line="240" w:lineRule="auto"/>
+            </w:pPr>
+            <w:r>
+              <w:rPr>
+                <w:rFonts w:ascii="Malgun Gothic" w:hAnsi="Malgun Gothic" w:eastAsia="Malgun Gothic"/>
+                <w:color w:val="1F2937"/>
+                <w:sz w:val="15"/>
+              </w:rPr>
+              <w:t>DC-14 CAPL Monitoring</w:t>
+            </w:r>
+          </w:p>
+        </w:tc>
+        <w:tc>
+          <w:tcPr>
+            <w:tcW w:type="dxa" w:w="3672"/>
+            <w:tcMar>
+              <w:top w:w="80" w:type="dxa"/>
+              <w:start w:w="120" w:type="dxa"/>
+              <w:bottom w:w="80" w:type="dxa"/>
+              <w:end w:w="120" w:type="dxa"/>
+            </w:tcMar>
+            <w:vAlign w:val="center"/>
+          </w:tcPr>
+          <w:p>
+            <w:pPr>
+              <w:spacing w:after="0" w:line="240" w:lineRule="auto"/>
+            </w:pPr>
+            <w:r>
+              <w:rPr>
+                <w:rFonts w:ascii="Malgun Gothic" w:hAnsi="Malgun Gothic" w:eastAsia="Malgun Gothic"/>
+                <w:color w:val="1F2937"/>
+                <w:sz w:val="15"/>
+              </w:rPr>
+              <w:t>REQ-FUNC-031~034, REQ-FUNC-036~038, REQ-FUNC-040; REQ-COM-016~020; REQ-IF-007; REQ-PERF-002, REQ-PERF-004; REQ-REL-006; REQ-DIAG-003</w:t>
+            </w:r>
+          </w:p>
+        </w:tc>
+        <w:tc>
+          <w:tcPr>
+            <w:tcW w:type="dxa" w:w="3456"/>
+            <w:tcMar>
+              <w:top w:w="80" w:type="dxa"/>
+              <w:start w:w="120" w:type="dxa"/>
+              <w:bottom w:w="80" w:type="dxa"/>
+              <w:end w:w="120" w:type="dxa"/>
+            </w:tcMar>
+            <w:vAlign w:val="center"/>
+          </w:tcPr>
+          <w:p>
+            <w:pPr>
+              <w:spacing w:after="0" w:line="240" w:lineRule="auto"/>
+            </w:pPr>
+            <w:r>
+              <w:rPr>
+                <w:rFonts w:ascii="Malgun Gothic" w:hAnsi="Malgun Gothic" w:eastAsia="Malgun Gothic"/>
+                <w:color w:val="1F2937"/>
+                <w:sz w:val="15"/>
+              </w:rPr>
+              <w:t>FS-MON-001~006; FS-UI-001~003; FS-DIAG-002</w:t>
+            </w:r>
+          </w:p>
+        </w:tc>
+      </w:tr>
+      <w:tr>
+        <w:trPr>
+          <w:cantSplit w:val="true"/>
+        </w:trPr>
+        <w:tc>
+          <w:tcPr>
+            <w:tcW w:type="dxa" w:w="2232"/>
+            <w:tcMar>
+              <w:top w:w="80" w:type="dxa"/>
+              <w:start w:w="120" w:type="dxa"/>
+              <w:bottom w:w="80" w:type="dxa"/>
+              <w:end w:w="120" w:type="dxa"/>
+            </w:tcMar>
+            <w:vAlign w:val="center"/>
+          </w:tcPr>
+          <w:p>
+            <w:pPr>
+              <w:spacing w:after="0" w:line="240" w:lineRule="auto"/>
+            </w:pPr>
+            <w:r>
+              <w:rPr>
+                <w:rFonts w:ascii="Malgun Gothic" w:hAnsi="Malgun Gothic" w:eastAsia="Malgun Gothic"/>
+                <w:color w:val="1F2937"/>
+                <w:sz w:val="15"/>
+              </w:rPr>
+              <w:t>DC-15 CAPL UI</w:t>
+            </w:r>
+          </w:p>
+        </w:tc>
+        <w:tc>
+          <w:tcPr>
+            <w:tcW w:type="dxa" w:w="3672"/>
+            <w:tcMar>
+              <w:top w:w="80" w:type="dxa"/>
+              <w:start w:w="120" w:type="dxa"/>
+              <w:bottom w:w="80" w:type="dxa"/>
+              <w:end w:w="120" w:type="dxa"/>
+            </w:tcMar>
+            <w:vAlign w:val="center"/>
+          </w:tcPr>
+          <w:p>
+            <w:pPr>
+              <w:spacing w:after="0" w:line="240" w:lineRule="auto"/>
+            </w:pPr>
+            <w:r>
+              <w:rPr>
+                <w:rFonts w:ascii="Malgun Gothic" w:hAnsi="Malgun Gothic" w:eastAsia="Malgun Gothic"/>
+                <w:color w:val="1F2937"/>
+                <w:sz w:val="15"/>
+              </w:rPr>
+              <w:t>REQ-FUNC-030, REQ-FUNC-040~044</w:t>
+            </w:r>
+          </w:p>
+        </w:tc>
+        <w:tc>
+          <w:tcPr>
+            <w:tcW w:type="dxa" w:w="3456"/>
+            <w:tcMar>
+              <w:top w:w="80" w:type="dxa"/>
+              <w:start w:w="120" w:type="dxa"/>
+              <w:bottom w:w="80" w:type="dxa"/>
+              <w:end w:w="120" w:type="dxa"/>
+            </w:tcMar>
+            <w:vAlign w:val="center"/>
+          </w:tcPr>
+          <w:p>
+            <w:pPr>
+              <w:spacing w:after="0" w:line="240" w:lineRule="auto"/>
+            </w:pPr>
+            <w:r>
+              <w:rPr>
+                <w:rFonts w:ascii="Malgun Gothic" w:hAnsi="Malgun Gothic" w:eastAsia="Malgun Gothic"/>
+                <w:color w:val="1F2937"/>
+                <w:sz w:val="15"/>
+              </w:rPr>
+              <w:t>FS-MON-001; FS-UI-001~003</w:t>
+            </w:r>
+          </w:p>
+        </w:tc>
+      </w:tr>
+      <w:tr>
+        <w:trPr>
+          <w:cantSplit w:val="true"/>
+        </w:trPr>
+        <w:tc>
+          <w:tcPr>
+            <w:tcW w:type="dxa" w:w="2232"/>
+            <w:tcMar>
+              <w:top w:w="80" w:type="dxa"/>
+              <w:start w:w="120" w:type="dxa"/>
+              <w:bottom w:w="80" w:type="dxa"/>
+              <w:end w:w="120" w:type="dxa"/>
+            </w:tcMar>
+            <w:vAlign w:val="center"/>
+          </w:tcPr>
+          <w:p>
+            <w:pPr>
+              <w:spacing w:after="0" w:line="240" w:lineRule="auto"/>
+            </w:pPr>
+            <w:r>
+              <w:rPr>
+                <w:rFonts w:ascii="Malgun Gothic" w:hAnsi="Malgun Gothic" w:eastAsia="Malgun Gothic"/>
+                <w:color w:val="1F2937"/>
+                <w:sz w:val="15"/>
+              </w:rPr>
+              <w:t>DC-16 Generated Contracts</w:t>
+            </w:r>
+          </w:p>
+        </w:tc>
+        <w:tc>
+          <w:tcPr>
+            <w:tcW w:type="dxa" w:w="3672"/>
+            <w:tcMar>
+              <w:top w:w="80" w:type="dxa"/>
+              <w:start w:w="120" w:type="dxa"/>
+              <w:bottom w:w="80" w:type="dxa"/>
+              <w:end w:w="120" w:type="dxa"/>
+            </w:tcMar>
+            <w:vAlign w:val="center"/>
+          </w:tcPr>
+          <w:p>
+            <w:pPr>
+              <w:spacing w:after="0" w:line="240" w:lineRule="auto"/>
+            </w:pPr>
+            <w:r>
+              <w:rPr>
+                <w:rFonts w:ascii="Malgun Gothic" w:hAnsi="Malgun Gothic" w:eastAsia="Malgun Gothic"/>
+                <w:color w:val="1F2937"/>
+                <w:sz w:val="15"/>
+              </w:rPr>
+              <w:t>REQ-IF-010~011; REQ-ERR-005; REQ-COMP-006</w:t>
+            </w:r>
+          </w:p>
+        </w:tc>
+        <w:tc>
+          <w:tcPr>
+            <w:tcW w:type="dxa" w:w="3456"/>
+            <w:tcMar>
+              <w:top w:w="80" w:type="dxa"/>
+              <w:start w:w="120" w:type="dxa"/>
+              <w:bottom w:w="80" w:type="dxa"/>
+              <w:end w:w="120" w:type="dxa"/>
+            </w:tcMar>
+            <w:vAlign w:val="center"/>
+          </w:tcPr>
+          <w:p>
+            <w:pPr>
+              <w:spacing w:after="0" w:line="240" w:lineRule="auto"/>
+            </w:pPr>
+            <w:r>
+              <w:rPr>
+                <w:rFonts w:ascii="Malgun Gothic" w:hAnsi="Malgun Gothic" w:eastAsia="Malgun Gothic"/>
+                <w:color w:val="1F2937"/>
+                <w:sz w:val="15"/>
+              </w:rPr>
+              <w:t>FS-INIT-002; FS-CSV-002; FS-COM-001; FS-DIAG-001~002</w:t>
+            </w:r>
+          </w:p>
+        </w:tc>
+      </w:tr>
+      <w:tr>
+        <w:trPr>
+          <w:cantSplit w:val="true"/>
+        </w:trPr>
+        <w:tc>
+          <w:tcPr>
+            <w:tcW w:type="dxa" w:w="2232"/>
+            <w:tcMar>
+              <w:top w:w="80" w:type="dxa"/>
+              <w:start w:w="120" w:type="dxa"/>
+              <w:bottom w:w="80" w:type="dxa"/>
+              <w:end w:w="120" w:type="dxa"/>
+            </w:tcMar>
+            <w:vAlign w:val="center"/>
+          </w:tcPr>
+          <w:p>
+            <w:pPr>
+              <w:spacing w:after="0" w:line="240" w:lineRule="auto"/>
+            </w:pPr>
+            <w:r>
+              <w:rPr>
+                <w:rFonts w:ascii="Malgun Gothic" w:hAnsi="Malgun Gothic" w:eastAsia="Malgun Gothic"/>
+                <w:color w:val="1F2937"/>
+                <w:sz w:val="15"/>
+              </w:rPr>
+              <w:t>DC-17 Build &amp; Packaging</w:t>
+            </w:r>
+          </w:p>
+        </w:tc>
+        <w:tc>
+          <w:tcPr>
+            <w:tcW w:type="dxa" w:w="3672"/>
+            <w:tcMar>
+              <w:top w:w="80" w:type="dxa"/>
+              <w:start w:w="120" w:type="dxa"/>
+              <w:bottom w:w="80" w:type="dxa"/>
+              <w:end w:w="120" w:type="dxa"/>
+            </w:tcMar>
+            <w:vAlign w:val="center"/>
+          </w:tcPr>
+          <w:p>
+            <w:pPr>
+              <w:spacing w:after="0" w:line="240" w:lineRule="auto"/>
+            </w:pPr>
+            <w:r>
+              <w:rPr>
+                <w:rFonts w:ascii="Malgun Gothic" w:hAnsi="Malgun Gothic" w:eastAsia="Malgun Gothic"/>
+                <w:color w:val="1F2937"/>
+                <w:sz w:val="15"/>
+              </w:rPr>
+              <w:t>REQ-DATA-014; REQ-COMP-001~004</w:t>
+            </w:r>
+          </w:p>
+        </w:tc>
+        <w:tc>
+          <w:tcPr>
+            <w:tcW w:type="dxa" w:w="3456"/>
+            <w:tcMar>
+              <w:top w:w="80" w:type="dxa"/>
+              <w:start w:w="120" w:type="dxa"/>
+              <w:bottom w:w="80" w:type="dxa"/>
+              <w:end w:w="120" w:type="dxa"/>
+            </w:tcMar>
+            <w:vAlign w:val="center"/>
+          </w:tcPr>
+          <w:p>
+            <w:pPr>
+              <w:spacing w:after="0" w:line="240" w:lineRule="auto"/>
+            </w:pPr>
+            <w:r>
+              <w:rPr>
+                <w:rFonts w:ascii="Malgun Gothic" w:hAnsi="Malgun Gothic" w:eastAsia="Malgun Gothic"/>
+                <w:color w:val="1F2937"/>
+                <w:sz w:val="15"/>
+              </w:rPr>
+              <w:t>FS-INIT-001~002</w:t>
             </w:r>
           </w:p>
         </w:tc>
@@ -11124,6 +12269,8 @@
     <w:sectPr>
       <w:headerReference w:type="default" r:id="rId9"/>
       <w:footerReference w:type="default" r:id="rId10"/>
+      <w:footerReference w:type="first" r:id="rId20"/>
+      <w:footerReference w:type="even" r:id="rId21"/>
       <w:pgSz w:w="12240" w:h="15840"/>
       <w:pgMar w:top="1440" w:right="1440" w:bottom="1440" w:left="1440" w:header="708" w:footer="708" w:gutter="0"/>
       <w:cols w:space="720"/>
@@ -11219,7 +12366,7 @@
               <w:color w:val="64748B"/>
               <w:sz w:val="16"/>
             </w:rPr>
-            <w:t>Version 0.9 | Baseline Candidate</w:t>
+            <w:t>Version 0.10 | Baseline Candidate</w:t>
           </w:r>
         </w:p>
       </w:tc>
@@ -11260,6 +12407,26 @@
       </w:tc>
     </w:tr>
   </w:tbl>
+</w:ftr>
+</file>
+
+<file path=word/footer2.xml><?xml version="1.0" encoding="utf-8"?>
+<w:ftr xmlns:m="http://schemas.openxmlformats.org/officeDocument/2006/math" xmlns:mc="http://schemas.openxmlformats.org/markup-compatibility/2006" xmlns:mo="http://schemas.microsoft.com/office/mac/office/2008/main" xmlns:mv="urn:schemas-microsoft-com:mac:vml" xmlns:o="urn:schemas-microsoft-com:office:office" xmlns:r="http://schemas.openxmlformats.org/officeDocument/2006/relationships" xmlns:v="urn:schemas-microsoft-com:vml" xmlns:w10="urn:schemas-microsoft-com:office:word" xmlns:w14="http://schemas.microsoft.com/office/word/2010/wordml" xmlns:w="http://schemas.openxmlformats.org/wordprocessingml/2006/main" xmlns:wne="http://schemas.microsoft.com/office/word/2006/wordml" xmlns:wp14="http://schemas.microsoft.com/office/word/2010/wordprocessingDrawing" xmlns:wp="http://schemas.openxmlformats.org/drawingml/2006/wordprocessingDrawing" xmlns:wpc="http://schemas.microsoft.com/office/word/2010/wordprocessingCanvas" xmlns:wpg="http://schemas.microsoft.com/office/word/2010/wordprocessingGroup" xmlns:wpi="http://schemas.microsoft.com/office/word/2010/wordprocessingInk" xmlns:wps="http://schemas.microsoft.com/office/word/2010/wordprocessingShape" mc:Ignorable="w14 wp14">
+  <w:p>
+    <w:pPr>
+      <w:pStyle w:val="Footer"/>
+    </w:pPr>
+  </w:p>
+</w:ftr>
+</file>
+
+<file path=word/footer3.xml><?xml version="1.0" encoding="utf-8"?>
+<w:ftr xmlns:m="http://schemas.openxmlformats.org/officeDocument/2006/math" xmlns:mc="http://schemas.openxmlformats.org/markup-compatibility/2006" xmlns:mo="http://schemas.microsoft.com/office/mac/office/2008/main" xmlns:mv="urn:schemas-microsoft-com:mac:vml" xmlns:o="urn:schemas-microsoft-com:office:office" xmlns:r="http://schemas.openxmlformats.org/officeDocument/2006/relationships" xmlns:v="urn:schemas-microsoft-com:vml" xmlns:w10="urn:schemas-microsoft-com:office:word" xmlns:w14="http://schemas.microsoft.com/office/word/2010/wordml" xmlns:w="http://schemas.openxmlformats.org/wordprocessingml/2006/main" xmlns:wne="http://schemas.microsoft.com/office/word/2006/wordml" xmlns:wp14="http://schemas.microsoft.com/office/word/2010/wordprocessingDrawing" xmlns:wp="http://schemas.openxmlformats.org/drawingml/2006/wordprocessingDrawing" xmlns:wpc="http://schemas.microsoft.com/office/word/2010/wordprocessingCanvas" xmlns:wpg="http://schemas.microsoft.com/office/word/2010/wordprocessingGroup" xmlns:wpi="http://schemas.microsoft.com/office/word/2010/wordprocessingInk" xmlns:wps="http://schemas.microsoft.com/office/word/2010/wordprocessingShape" mc:Ignorable="w14 wp14">
+  <w:p>
+    <w:pPr>
+      <w:pStyle w:val="Footer"/>
+    </w:pPr>
+  </w:p>
 </w:ftr>
 </file>
 

--- a/docs/03_Design/Modbus485Emulator_Software_Design.docx
+++ b/docs/03_Design/Modbus485Emulator_Software_Design.docx
@@ -2500,7 +2500,7 @@
                 <w:color w:val="1F2937"/>
                 <w:sz w:val="16"/>
               </w:rPr>
-              <w:t>tests/M485E.Integration.Tests</w:t>
+              <w:t>tests/M485E.Integration.Tests / tests/M485E.AbiProbe / tests/M485E.CaplAbiFixture / tests/capl</w:t>
             </w:r>
           </w:p>
         </w:tc>
@@ -2525,7 +2525,7 @@
                 <w:color w:val="1F2937"/>
                 <w:sz w:val="16"/>
               </w:rPr>
-              <w:t>Win32/ABI/Serial 통합 시험</w:t>
+              <w:t>Win32/Serial 통합 시험, 생산 21 API 메타데이터·수명주기·Buffer 경계 Probe, 시험 전용 CAPL ABI 성공 왕복 Fixture 및 CANalyzer CAPL Probe</w:t>
             </w:r>
           </w:p>
         </w:tc>
@@ -3065,7 +3065,7 @@
                 <w:color w:val="1F2937"/>
                 <w:sz w:val="16"/>
               </w:rPr>
-              <w:t>CAPL_DLL_INFO4, __stdcall, Context Handle, Length/Capacity 검증, 21개 Export</w:t>
+              <w:t>CAPL_DLL_INFO4, __stdcall, Context Handle, Length/Capacity 최종 검증, caller-owned 출력 보호, Signal F[1] 저수준 출력, 생산 21개 Export</w:t>
             </w:r>
           </w:p>
         </w:tc>
@@ -9702,7 +9702,7 @@
                 <w:color w:val="1F2937"/>
                 <w:sz w:val="16"/>
               </w:rPr>
-              <w:t>C ABI harness + CANalyzer probe</w:t>
+              <w:t>네이티브 ABI Probe + 별도 M485E.CaplAbiFixture + CANalyzer CAPL Probe</w:t>
             </w:r>
           </w:p>
         </w:tc>
@@ -10045,7 +10045,7 @@
                 <w:color w:val="1F2937"/>
                 <w:sz w:val="16"/>
               </w:rPr>
-              <w:t>x86 DLL 로드, array/string/reference/F 최소 호출</w:t>
+              <w:t>Release/Debug Win32 빌드, 생산 21 API Table과 __stdcall/x86 검증, Context Initialize/Finalize/재초기화, Capacity 및 실패 출력 불변성, 시험 Fixture char[]/word[]/long[]/F[1] 성공 왕복, CANalyzer 13 x86 CAPL 컴파일 완료. CANalyzer 9.x SP8 측정 실행은 실환경 검증으로 종료한다.</w:t>
             </w:r>
           </w:p>
         </w:tc>

--- a/docs/03_Design/Modbus485Emulator_Software_Design.docx
+++ b/docs/03_Design/Modbus485Emulator_Software_Design.docx
@@ -240,9 +240,9 @@
             <w:r>
               <w:rPr>
                 <w:rFonts w:ascii="Malgun Gothic" w:hAnsi="Malgun Gothic" w:eastAsia="Malgun Gothic"/>
-                <w:sz w:val="20"/>
-              </w:rPr>
-              <w:t>0.10 / Baseline Candidate</w:t>
+                <w:sz w:val="17"/>
+              </w:rPr>
+              <w:t>0.15 / Baseline Candidate</w:t>
             </w:r>
           </w:p>
         </w:tc>
@@ -319,6 +319,9 @@
     </w:p>
     <w:p>
       <w:r>
+        <w:rPr>
+          <w:rFonts w:ascii="Malgun Gothic" w:hAnsi="Malgun Gothic" w:eastAsia="Malgun Gothic"/>
+        </w:rPr>
         <w:br w:type="page"/>
       </w:r>
     </w:p>
@@ -327,6 +330,9 @@
         <w:pStyle w:val="Heading1"/>
       </w:pPr>
       <w:r>
+        <w:rPr>
+          <w:rFonts w:ascii="Malgun Gothic" w:hAnsi="Malgun Gothic" w:eastAsia="Malgun Gothic"/>
+        </w:rPr>
         <w:t>문서 관리</w:t>
       </w:r>
     </w:p>
@@ -680,6 +686,280 @@
                 <w:sz w:val="17"/>
               </w:rPr>
               <w:t>통제 설계 컴포넌트 DC-17 추가 및 Appendix A 전체 추적성 정규화</w:t>
+            </w:r>
+          </w:p>
+        </w:tc>
+      </w:tr>
+      <w:tr>
+        <w:tc>
+          <w:tcPr>
+            <w:tcW w:type="dxa" w:w="1152"/>
+          </w:tcPr>
+          <w:p>
+            <w:r>
+              <w:t>0.11</w:t>
+            </w:r>
+          </w:p>
+        </w:tc>
+        <w:tc>
+          <w:tcPr>
+            <w:tcW w:type="dxa" w:w="1584"/>
+          </w:tcPr>
+          <w:p>
+            <w:r>
+              <w:t>2026-08-09</w:t>
+            </w:r>
+          </w:p>
+        </w:tc>
+        <w:tc>
+          <w:tcPr>
+            <w:tcW w:type="dxa" w:w="2160"/>
+          </w:tcPr>
+          <w:p>
+            <w:r>
+              <w:t>Baseline Candidate</w:t>
+            </w:r>
+          </w:p>
+        </w:tc>
+        <w:tc>
+          <w:tcPr>
+            <w:tcW w:type="dxa" w:w="4464"/>
+          </w:tcPr>
+          <w:p>
+            <w:r>
+              <w:t>Phase 2 공개 계약 단일 원본·C++/CAPL 생성·자동 검증 구현 반영</w:t>
+            </w:r>
+          </w:p>
+        </w:tc>
+      </w:tr>
+      <w:tr>
+        <w:tc>
+          <w:tcPr>
+            <w:tcW w:type="dxa" w:w="1152"/>
+          </w:tcPr>
+          <w:p>
+            <w:r>
+              <w:rPr>
+                <w:rFonts w:ascii="Malgun Gothic" w:hAnsi="Malgun Gothic" w:eastAsia="Malgun Gothic"/>
+                <w:sz w:val="17"/>
+              </w:rPr>
+              <w:t>0.12</w:t>
+            </w:r>
+          </w:p>
+        </w:tc>
+        <w:tc>
+          <w:tcPr>
+            <w:tcW w:type="dxa" w:w="1584"/>
+          </w:tcPr>
+          <w:p>
+            <w:r>
+              <w:rPr>
+                <w:rFonts w:ascii="Malgun Gothic" w:hAnsi="Malgun Gothic" w:eastAsia="Malgun Gothic"/>
+                <w:sz w:val="17"/>
+              </w:rPr>
+              <w:t>2026-08-09</w:t>
+            </w:r>
+          </w:p>
+        </w:tc>
+        <w:tc>
+          <w:tcPr>
+            <w:tcW w:type="dxa" w:w="2160"/>
+          </w:tcPr>
+          <w:p>
+            <w:r>
+              <w:rPr>
+                <w:rFonts w:ascii="Malgun Gothic" w:hAnsi="Malgun Gothic" w:eastAsia="Malgun Gothic"/>
+                <w:sz w:val="17"/>
+              </w:rPr>
+              <w:t>Implementation Baseline</w:t>
+            </w:r>
+          </w:p>
+        </w:tc>
+        <w:tc>
+          <w:tcPr>
+            <w:tcW w:type="dxa" w:w="4464"/>
+          </w:tcPr>
+          <w:p>
+            <w:r>
+              <w:rPr>
+                <w:rFonts w:ascii="Malgun Gothic" w:hAnsi="Malgun Gothic" w:eastAsia="Malgun Gothic"/>
+                <w:sz w:val="17"/>
+              </w:rPr>
+              <w:t>Phase 3~10 구현·자동 검증 범위와 External Verification Pending 상태 반영</w:t>
+            </w:r>
+          </w:p>
+        </w:tc>
+      </w:tr>
+      <w:tr>
+        <w:tc>
+          <w:tcPr>
+            <w:tcW w:type="dxa" w:w="1152"/>
+          </w:tcPr>
+          <w:p>
+            <w:r>
+              <w:rPr>
+                <w:rFonts w:ascii="Malgun Gothic" w:hAnsi="Malgun Gothic" w:eastAsia="Malgun Gothic"/>
+                <w:sz w:val="17"/>
+              </w:rPr>
+              <w:t>0.13</w:t>
+            </w:r>
+          </w:p>
+        </w:tc>
+        <w:tc>
+          <w:tcPr>
+            <w:tcW w:type="dxa" w:w="1584"/>
+          </w:tcPr>
+          <w:p>
+            <w:r>
+              <w:rPr>
+                <w:rFonts w:ascii="Malgun Gothic" w:hAnsi="Malgun Gothic" w:eastAsia="Malgun Gothic"/>
+                <w:sz w:val="17"/>
+              </w:rPr>
+              <w:t>2026-08-09</w:t>
+            </w:r>
+          </w:p>
+        </w:tc>
+        <w:tc>
+          <w:tcPr>
+            <w:tcW w:type="dxa" w:w="2160"/>
+          </w:tcPr>
+          <w:p>
+            <w:r>
+              <w:rPr>
+                <w:rFonts w:ascii="Malgun Gothic" w:hAnsi="Malgun Gothic" w:eastAsia="Malgun Gothic"/>
+                <w:sz w:val="17"/>
+              </w:rPr>
+              <w:t>Implementation Verification</w:t>
+            </w:r>
+          </w:p>
+        </w:tc>
+        <w:tc>
+          <w:tcPr>
+            <w:tcW w:type="dxa" w:w="4464"/>
+          </w:tcPr>
+          <w:p>
+            <w:r>
+              <w:rPr>
+                <w:rFonts w:ascii="Malgun Gothic" w:hAnsi="Malgun Gothic" w:eastAsia="Malgun Gothic"/>
+                <w:sz w:val="17"/>
+              </w:rPr>
+              <w:t>CANalyzer 13 x86 CAPL compile evidence and CAPL-compatible generated contract form</w:t>
+            </w:r>
+          </w:p>
+        </w:tc>
+      </w:tr>
+      <w:tr>
+        <w:tc>
+          <w:tcPr>
+            <w:tcW w:type="dxa" w:w="1152"/>
+          </w:tcPr>
+          <w:p>
+            <w:r>
+              <w:rPr>
+                <w:rFonts w:ascii="Malgun Gothic" w:hAnsi="Malgun Gothic" w:eastAsia="Malgun Gothic"/>
+                <w:sz w:val="17"/>
+              </w:rPr>
+              <w:t>0.14</w:t>
+            </w:r>
+          </w:p>
+        </w:tc>
+        <w:tc>
+          <w:tcPr>
+            <w:tcW w:type="dxa" w:w="1584"/>
+          </w:tcPr>
+          <w:p>
+            <w:r>
+              <w:rPr>
+                <w:rFonts w:ascii="Malgun Gothic" w:hAnsi="Malgun Gothic" w:eastAsia="Malgun Gothic"/>
+                <w:sz w:val="17"/>
+              </w:rPr>
+              <w:t>2026-08-09</w:t>
+            </w:r>
+          </w:p>
+        </w:tc>
+        <w:tc>
+          <w:tcPr>
+            <w:tcW w:type="dxa" w:w="2160"/>
+          </w:tcPr>
+          <w:p>
+            <w:r>
+              <w:rPr>
+                <w:rFonts w:ascii="Malgun Gothic" w:hAnsi="Malgun Gothic" w:eastAsia="Malgun Gothic"/>
+                <w:sz w:val="17"/>
+              </w:rPr>
+              <w:t>Implementation Baseline</w:t>
+            </w:r>
+          </w:p>
+        </w:tc>
+        <w:tc>
+          <w:tcPr>
+            <w:tcW w:type="dxa" w:w="4464"/>
+          </w:tcPr>
+          <w:p>
+            <w:r>
+              <w:rPr>
+                <w:rFonts w:ascii="Malgun Gothic" w:hAnsi="Malgun Gothic" w:eastAsia="Malgun Gothic"/>
+                <w:sz w:val="17"/>
+              </w:rPr>
+              <w:t>CAPL 숫자 COM Port Adapter와 기존 DLL 문자열 ABI 경계 반영</w:t>
+            </w:r>
+          </w:p>
+        </w:tc>
+      </w:tr>
+      <w:tr>
+        <w:tc>
+          <w:tcPr>
+            <w:tcW w:type="dxa" w:w="1152"/>
+          </w:tcPr>
+          <w:p>
+            <w:r>
+              <w:rPr>
+                <w:rFonts w:ascii="Malgun Gothic" w:hAnsi="Malgun Gothic" w:eastAsia="Malgun Gothic"/>
+                <w:sz w:val="17"/>
+              </w:rPr>
+              <w:t>0.15</w:t>
+            </w:r>
+          </w:p>
+        </w:tc>
+        <w:tc>
+          <w:tcPr>
+            <w:tcW w:type="dxa" w:w="1584"/>
+          </w:tcPr>
+          <w:p>
+            <w:r>
+              <w:rPr>
+                <w:rFonts w:ascii="Malgun Gothic" w:hAnsi="Malgun Gothic" w:eastAsia="Malgun Gothic"/>
+                <w:sz w:val="17"/>
+              </w:rPr>
+              <w:t>2026-08-09</w:t>
+            </w:r>
+          </w:p>
+        </w:tc>
+        <w:tc>
+          <w:tcPr>
+            <w:tcW w:type="dxa" w:w="2160"/>
+          </w:tcPr>
+          <w:p>
+            <w:r>
+              <w:rPr>
+                <w:rFonts w:ascii="Malgun Gothic" w:hAnsi="Malgun Gothic" w:eastAsia="Malgun Gothic"/>
+                <w:sz w:val="17"/>
+              </w:rPr>
+              <w:t>Implementation Baseline</w:t>
+            </w:r>
+          </w:p>
+        </w:tc>
+        <w:tc>
+          <w:tcPr>
+            <w:tcW w:type="dxa" w:w="4464"/>
+          </w:tcPr>
+          <w:p>
+            <w:r>
+              <w:rPr>
+                <w:rFonts w:ascii="Malgun Gothic" w:hAnsi="Malgun Gothic" w:eastAsia="Malgun Gothic"/>
+                <w:sz w:val="17"/>
+              </w:rPr>
+              <w:t>CAPL Port 설정 구조체 배열과 기존 DLL 스칼라 ABI 경계 반영</w:t>
             </w:r>
           </w:p>
         </w:tc>
@@ -1598,6 +1878,9 @@
         <w:pStyle w:val="Heading1"/>
       </w:pPr>
       <w:r>
+        <w:rPr>
+          <w:rFonts w:ascii="Malgun Gothic" w:hAnsi="Malgun Gothic" w:eastAsia="Malgun Gothic"/>
+        </w:rPr>
         <w:t>목차</w:t>
       </w:r>
     </w:p>
@@ -1978,6 +2261,9 @@
     </w:p>
     <w:p>
       <w:r>
+        <w:rPr>
+          <w:rFonts w:ascii="Malgun Gothic" w:hAnsi="Malgun Gothic" w:eastAsia="Malgun Gothic"/>
+        </w:rPr>
         <w:br w:type="page"/>
       </w:r>
     </w:p>
@@ -1986,6 +2272,9 @@
         <w:pStyle w:val="Heading1"/>
       </w:pPr>
       <w:r>
+        <w:rPr>
+          <w:rFonts w:ascii="Malgun Gothic" w:hAnsi="Malgun Gothic" w:eastAsia="Malgun Gothic"/>
+        </w:rPr>
         <w:t>1. Design Goals</w:t>
       </w:r>
     </w:p>
@@ -1994,6 +2283,9 @@
         <w:pStyle w:val="ListBullet"/>
       </w:pPr>
       <w:r>
+        <w:rPr>
+          <w:rFonts w:ascii="Malgun Gothic" w:hAnsi="Malgun Gothic" w:eastAsia="Malgun Gothic"/>
+        </w:rPr>
         <w:t>가독성과 명확한 책임 분리</w:t>
       </w:r>
     </w:p>
@@ -2002,6 +2294,9 @@
         <w:pStyle w:val="ListBullet"/>
       </w:pPr>
       <w:r>
+        <w:rPr>
+          <w:rFonts w:ascii="Malgun Gothic" w:hAnsi="Malgun Gothic" w:eastAsia="Malgun Gothic"/>
+        </w:rPr>
         <w:t>CAPL/Windows Adapter와 순수 Core 분리</w:t>
       </w:r>
     </w:p>
@@ -2010,6 +2305,9 @@
         <w:pStyle w:val="ListBullet"/>
       </w:pPr>
       <w:r>
+        <w:rPr>
+          <w:rFonts w:ascii="Malgun Gothic" w:hAnsi="Malgun Gothic" w:eastAsia="Malgun Gothic"/>
+        </w:rPr>
         <w:t>원자적 Configuration/Register 변경</w:t>
       </w:r>
     </w:p>
@@ -2018,6 +2316,9 @@
         <w:pStyle w:val="ListBullet"/>
       </w:pPr>
       <w:r>
+        <w:rPr>
+          <w:rFonts w:ascii="Malgun Gothic" w:hAnsi="Malgun Gothic" w:eastAsia="Malgun Gothic"/>
+        </w:rPr>
         <w:t>bounded Queue와 Cooperative Shutdown</w:t>
       </w:r>
     </w:p>
@@ -2026,6 +2327,9 @@
         <w:pStyle w:val="ListBullet"/>
       </w:pPr>
       <w:r>
+        <w:rPr>
+          <w:rFonts w:ascii="Malgun Gothic" w:hAnsi="Malgun Gothic" w:eastAsia="Malgun Gothic"/>
+        </w:rPr>
         <w:t>가짜 Clock/Transport를 통한 Unit Test 가능성</w:t>
       </w:r>
     </w:p>
@@ -2034,6 +2338,9 @@
         <w:pStyle w:val="ListBullet"/>
       </w:pPr>
       <w:r>
+        <w:rPr>
+          <w:rFonts w:ascii="Malgun Gothic" w:hAnsi="Malgun Gothic" w:eastAsia="Malgun Gothic"/>
+        </w:rPr>
         <w:t>v1 요구사항에 필요한 최소 구조</w:t>
       </w:r>
     </w:p>
@@ -2042,6 +2349,9 @@
         <w:pStyle w:val="Heading1"/>
       </w:pPr>
       <w:r>
+        <w:rPr>
+          <w:rFonts w:ascii="Malgun Gothic" w:hAnsi="Malgun Gothic" w:eastAsia="Malgun Gothic"/>
+        </w:rPr>
         <w:t>2. Design Constraints</w:t>
       </w:r>
     </w:p>
@@ -2050,6 +2360,9 @@
         <w:pStyle w:val="ListBullet"/>
       </w:pPr>
       <w:r>
+        <w:rPr>
+          <w:rFonts w:ascii="Malgun Gothic" w:hAnsi="Malgun Gothic" w:eastAsia="Malgun Gothic"/>
+        </w:rPr>
         <w:t>CANalyzer 9.x SP8 Win32/x86</w:t>
       </w:r>
     </w:p>
@@ -2058,6 +2371,9 @@
         <w:pStyle w:val="ListBullet"/>
       </w:pPr>
       <w:r>
+        <w:rPr>
+          <w:rFonts w:ascii="Malgun Gothic" w:hAnsi="Malgun Gothic" w:eastAsia="Malgun Gothic"/>
+        </w:rPr>
         <w:t>CAPL_DLL_INFO4와 __stdcall</w:t>
       </w:r>
     </w:p>
@@ -2066,6 +2382,9 @@
         <w:pStyle w:val="ListBullet"/>
       </w:pPr>
       <w:r>
+        <w:rPr>
+          <w:rFonts w:ascii="Malgun Gothic" w:hAnsi="Malgun Gothic" w:eastAsia="Malgun Gothic"/>
+        </w:rPr>
         <w:t>두 COM Port, SystemBase Multi USB-485 자동 방향 제어</w:t>
       </w:r>
     </w:p>
@@ -2074,6 +2393,9 @@
         <w:pStyle w:val="ListBullet"/>
       </w:pPr>
       <w:r>
+        <w:rPr>
+          <w:rFonts w:ascii="Malgun Gothic" w:hAnsi="Malgun Gothic" w:eastAsia="Malgun Gothic"/>
+        </w:rPr>
         <w:t>Measurement Thread에서 blocking I/O 금지</w:t>
       </w:r>
     </w:p>
@@ -2082,6 +2404,9 @@
         <w:pStyle w:val="ListBullet"/>
       </w:pPr>
       <w:r>
+        <w:rPr>
+          <w:rFonts w:ascii="Malgun Gothic" w:hAnsi="Malgun Gothic" w:eastAsia="Malgun Gothic"/>
+        </w:rPr>
         <w:t>CSV Refresh는 Disconnected 전용</w:t>
       </w:r>
     </w:p>
@@ -2090,6 +2415,9 @@
         <w:pStyle w:val="ListBullet"/>
       </w:pPr>
       <w:r>
+        <w:rPr>
+          <w:rFonts w:ascii="Malgun Gothic" w:hAnsi="Malgun Gothic" w:eastAsia="Malgun Gothic"/>
+        </w:rPr>
         <w:t>가상 CAN 출력은 CAPL 책임</w:t>
       </w:r>
     </w:p>
@@ -2098,11 +2426,17 @@
         <w:pStyle w:val="Heading1"/>
       </w:pPr>
       <w:r>
+        <w:rPr>
+          <w:rFonts w:ascii="Malgun Gothic" w:hAnsi="Malgun Gothic" w:eastAsia="Malgun Gothic"/>
+        </w:rPr>
         <w:t>3. Software Architecture</w:t>
       </w:r>
     </w:p>
     <w:p>
       <w:r>
+        <w:rPr>
+          <w:rFonts w:ascii="Malgun Gothic" w:hAnsi="Malgun Gothic" w:eastAsia="Malgun Gothic"/>
+        </w:rPr>
         <w:t>권장 구조는 하나의 x86 DLL 안에 순수 Core와 Windows/CAPL Adapter를 둔 Modular Monolith이다. CAPL은 UI, Lifecycle Polling, ReadOption Scheduling과 가상 CAN Event 생성을 담당한다.</w:t>
       </w:r>
     </w:p>
@@ -2112,6 +2446,9 @@
         <w:jc w:val="center"/>
       </w:pPr>
       <w:r>
+        <w:rPr>
+          <w:rFonts w:ascii="Malgun Gothic" w:hAnsi="Malgun Gothic" w:eastAsia="Malgun Gothic"/>
+        </w:rPr>
         <w:drawing>
           <wp:inline xmlns:a="http://schemas.openxmlformats.org/drawingml/2006/main" xmlns:pic="http://schemas.openxmlformats.org/drawingml/2006/picture">
             <wp:extent cx="5669280" cy="3320578"/>
@@ -2166,6 +2503,9 @@
         <w:jc w:val="center"/>
       </w:pPr>
       <w:r>
+        <w:rPr>
+          <w:rFonts w:ascii="Malgun Gothic" w:hAnsi="Malgun Gothic" w:eastAsia="Malgun Gothic"/>
+        </w:rPr>
         <w:drawing>
           <wp:inline xmlns:a="http://schemas.openxmlformats.org/drawingml/2006/main" xmlns:pic="http://schemas.openxmlformats.org/drawingml/2006/picture">
             <wp:extent cx="5669280" cy="3320578"/>
@@ -2219,6 +2559,9 @@
         <w:pStyle w:val="Heading1"/>
       </w:pPr>
       <w:r>
+        <w:rPr>
+          <w:rFonts w:ascii="Malgun Gothic" w:hAnsi="Malgun Gothic" w:eastAsia="Malgun Gothic"/>
+        </w:rPr>
         <w:t>4. Directory / File Structure</w:t>
       </w:r>
     </w:p>
@@ -2491,16 +2834,8 @@
             <w:vAlign w:val="center"/>
           </w:tcPr>
           <w:p>
-            <w:pPr>
-              <w:spacing w:after="0" w:line="240" w:lineRule="auto"/>
-            </w:pPr>
-            <w:r>
-              <w:rPr>
-                <w:rFonts w:ascii="Malgun Gothic" w:hAnsi="Malgun Gothic" w:eastAsia="Malgun Gothic"/>
-                <w:color w:val="1F2937"/>
-                <w:sz w:val="16"/>
-              </w:rPr>
-              <w:t>tests/M485E.Integration.Tests / tests/M485E.AbiProbe / tests/M485E.CaplAbiFixture / tests/capl</w:t>
+            <w:r>
+              <w:t>tests/M485E.Integration.Tests / tests/M485E.AbiProbe / tests/M485E.CaplAbiFixture / tests/M485E.ContractTests / tests/contracts / tests/capl</w:t>
             </w:r>
           </w:p>
         </w:tc>
@@ -2516,16 +2851,8 @@
             <w:vAlign w:val="center"/>
           </w:tcPr>
           <w:p>
-            <w:pPr>
-              <w:spacing w:after="0" w:line="240" w:lineRule="auto"/>
-            </w:pPr>
-            <w:r>
-              <w:rPr>
-                <w:rFonts w:ascii="Malgun Gothic" w:hAnsi="Malgun Gothic" w:eastAsia="Malgun Gothic"/>
-                <w:color w:val="1F2937"/>
-                <w:sz w:val="16"/>
-              </w:rPr>
-              <w:t>Win32/Serial 통합 시험, 생산 21 API 메타데이터·수명주기·Buffer 경계 Probe, 시험 전용 CAPL ABI 성공 왕복 Fixture 및 CANalyzer CAPL Probe</w:t>
+            <w:r>
+              <w:t>Win32/Serial 통합 시험, 생산 21 API ABI 회귀 Probe, 시험 전용 CAPL ABI Fixture, 공개 계약·생성기 오류 처리 시험 및 CANalyzer CAPL Probe</w:t>
             </w:r>
           </w:p>
         </w:tc>
@@ -2571,16 +2898,8 @@
             <w:vAlign w:val="center"/>
           </w:tcPr>
           <w:p>
-            <w:pPr>
-              <w:spacing w:after="0" w:line="240" w:lineRule="auto"/>
-            </w:pPr>
-            <w:r>
-              <w:rPr>
-                <w:rFonts w:ascii="Malgun Gothic" w:hAnsi="Malgun Gothic" w:eastAsia="Malgun Gothic"/>
-                <w:color w:val="1F2937"/>
-                <w:sz w:val="16"/>
-              </w:rPr>
-              <w:t>ErrorCode/Public constant generated includes</w:t>
+            <w:r>
+              <w:t>cpp/M485E_Contracts.generated.h 및 capl/M485E_Contracts.generated.cin</w:t>
             </w:r>
           </w:p>
         </w:tc>
@@ -2626,16 +2945,8 @@
             <w:vAlign w:val="center"/>
           </w:tcPr>
           <w:p>
-            <w:pPr>
-              <w:spacing w:after="0" w:line="240" w:lineRule="auto"/>
-            </w:pPr>
-            <w:r>
-              <w:rPr>
-                <w:rFonts w:ascii="Malgun Gothic" w:hAnsi="Malgun Gothic" w:eastAsia="Malgun Gothic"/>
-                <w:color w:val="1F2937"/>
-                <w:sz w:val="16"/>
-              </w:rPr>
-              <w:t>ErrorCodes.csv 단일 기준 목록</w:t>
+            <w:r>
+              <w:t>ErrorCodes.csv와 PublicConstants.csv 공개 계약 단일 원본</w:t>
             </w:r>
           </w:p>
         </w:tc>
@@ -2871,6 +3182,9 @@
         <w:pStyle w:val="Heading1"/>
       </w:pPr>
       <w:r>
+        <w:rPr>
+          <w:rFonts w:ascii="Malgun Gothic" w:hAnsi="Malgun Gothic" w:eastAsia="Malgun Gothic"/>
+        </w:rPr>
         <w:t>5. Module Responsibilities</w:t>
       </w:r>
     </w:p>
@@ -4256,16 +4570,8 @@
             <w:vAlign w:val="center"/>
           </w:tcPr>
           <w:p>
-            <w:pPr>
-              <w:spacing w:after="0" w:line="240" w:lineRule="auto"/>
-            </w:pPr>
-            <w:r>
-              <w:rPr>
-                <w:rFonts w:ascii="Malgun Gothic" w:hAnsi="Malgun Gothic" w:eastAsia="Malgun Gothic"/>
-                <w:color w:val="1F2937"/>
-                <w:sz w:val="16"/>
-              </w:rPr>
-              <w:t>오류 코드·공개 상수의 C++/CAPL 단일 기준 생성 및 검증</w:t>
+            <w:r>
+              <w:t>ErrorCodes.csv·PublicConstants.csv 단일 원본 검증, PowerShell 생성기, C++/CAPL 생성 계약과 stale 결과 Build 차단</w:t>
             </w:r>
           </w:p>
         </w:tc>
@@ -4361,11 +4667,17 @@
         <w:pStyle w:val="Heading1"/>
       </w:pPr>
       <w:r>
+        <w:rPr>
+          <w:rFonts w:ascii="Malgun Gothic" w:hAnsi="Malgun Gothic" w:eastAsia="Malgun Gothic"/>
+        </w:rPr>
         <w:t>6. Module Dependencies</w:t>
       </w:r>
     </w:p>
     <w:p>
       <w:r>
+        <w:rPr>
+          <w:rFonts w:ascii="Malgun Gothic" w:hAnsi="Malgun Gothic" w:eastAsia="Malgun Gothic"/>
+        </w:rPr>
         <w:t>의존 방향은 CAPL/UI → CAPL Core → DLL ABI Adapter → Core Service → OS Adapter로 한 방향을 유지한다. Core는 CAPL과 Windows Serial API를 직접 의존하지 않는다.</w:t>
       </w:r>
     </w:p>
@@ -4375,6 +4687,9 @@
         <w:jc w:val="center"/>
       </w:pPr>
       <w:r>
+        <w:rPr>
+          <w:rFonts w:ascii="Malgun Gothic" w:hAnsi="Malgun Gothic" w:eastAsia="Malgun Gothic"/>
+        </w:rPr>
         <w:drawing>
           <wp:inline xmlns:a="http://schemas.openxmlformats.org/drawingml/2006/main" xmlns:pic="http://schemas.openxmlformats.org/drawingml/2006/picture">
             <wp:extent cx="5669280" cy="3320578"/>
@@ -4428,11 +4743,17 @@
         <w:pStyle w:val="Heading1"/>
       </w:pPr>
       <w:r>
+        <w:rPr>
+          <w:rFonts w:ascii="Malgun Gothic" w:hAnsi="Malgun Gothic" w:eastAsia="Malgun Gothic"/>
+        </w:rPr>
         <w:t>7. Public Interfaces</w:t>
       </w:r>
     </w:p>
     <w:p>
       <w:r>
+        <w:rPr>
+          <w:rFonts w:ascii="Malgun Gothic" w:hAnsi="Malgun Gothic" w:eastAsia="Malgun Gothic"/>
+        </w:rPr>
         <w:t>Public Contract의 단일 정의는 SRS Appendix A/B/C다. 구현은 21개 함수와 V1 Layout을 그대로 등록하며 내부 Pointer/객체를 노출하지 않는다.</w:t>
       </w:r>
     </w:p>
@@ -4963,6 +5284,9 @@
         <w:pStyle w:val="Heading1"/>
       </w:pPr>
       <w:r>
+        <w:rPr>
+          <w:rFonts w:ascii="Malgun Gothic" w:hAnsi="Malgun Gothic" w:eastAsia="Malgun Gothic"/>
+        </w:rPr>
         <w:t>8. Internal Interfaces</w:t>
       </w:r>
     </w:p>
@@ -5653,6 +5977,9 @@
         <w:pStyle w:val="Heading1"/>
       </w:pPr>
       <w:r>
+        <w:rPr>
+          <w:rFonts w:ascii="Malgun Gothic" w:hAnsi="Malgun Gothic" w:eastAsia="Malgun Gothic"/>
+        </w:rPr>
         <w:t>9. Main Data Structures</w:t>
       </w:r>
     </w:p>
@@ -6343,6 +6670,9 @@
         <w:pStyle w:val="Heading1"/>
       </w:pPr>
       <w:r>
+        <w:rPr>
+          <w:rFonts w:ascii="Malgun Gothic" w:hAnsi="Malgun Gothic" w:eastAsia="Malgun Gothic"/>
+        </w:rPr>
         <w:t>10. Device Management Design</w:t>
       </w:r>
     </w:p>
@@ -6352,6 +6682,9 @@
         <w:jc w:val="center"/>
       </w:pPr>
       <w:r>
+        <w:rPr>
+          <w:rFonts w:ascii="Malgun Gothic" w:hAnsi="Malgun Gothic" w:eastAsia="Malgun Gothic"/>
+        </w:rPr>
         <w:drawing>
           <wp:inline xmlns:a="http://schemas.openxmlformats.org/drawingml/2006/main" xmlns:pic="http://schemas.openxmlformats.org/drawingml/2006/picture">
             <wp:extent cx="5669280" cy="3320578"/>
@@ -6402,6 +6735,9 @@
     </w:p>
     <w:p>
       <w:r>
+        <w:rPr>
+          <w:rFonts w:ascii="Malgun Gothic" w:hAnsi="Malgun Gothic" w:eastAsia="Malgun Gothic"/>
+        </w:rPr>
         <w:t>DeviceByIndex[256]과 DeviceBySlave[2][248]의 고정 Lookup을 사용한다. 유효값 0인 Index를 Sentinel로 쓰지 않고 별도 invalid sentinel을 사용한다.</w:t>
       </w:r>
     </w:p>
@@ -6410,6 +6746,9 @@
         <w:pStyle w:val="Heading1"/>
       </w:pPr>
       <w:r>
+        <w:rPr>
+          <w:rFonts w:ascii="Malgun Gothic" w:hAnsi="Malgun Gothic" w:eastAsia="Malgun Gothic"/>
+        </w:rPr>
         <w:t>11. Register Management Design</w:t>
       </w:r>
     </w:p>
@@ -6419,6 +6758,9 @@
         <w:jc w:val="center"/>
       </w:pPr>
       <w:r>
+        <w:rPr>
+          <w:rFonts w:ascii="Malgun Gothic" w:hAnsi="Malgun Gothic" w:eastAsia="Malgun Gothic"/>
+        </w:rPr>
         <w:drawing>
           <wp:inline xmlns:a="http://schemas.openxmlformats.org/drawingml/2006/main" xmlns:pic="http://schemas.openxmlformats.org/drawingml/2006/picture">
             <wp:extent cx="5669280" cy="3320578"/>
@@ -6469,6 +6811,9 @@
     </w:p>
     <w:p>
       <w:r>
+        <w:rPr>
+          <w:rFonts w:ascii="Malgun Gothic" w:hAnsi="Malgun Gothic" w:eastAsia="Malgun Gothic"/>
+        </w:rPr>
         <w:t>Device별 직접 Address 배열은 구현 단순성과 O(1) 접근을 우선한다. 최대 256 Device의 x86 Peak는 통합 시험에서 반드시 측정한다. Write Transaction은 Device Lock 안에서 변경 Rule을 판정하고 불변 Snapshot을 만든다.</w:t>
       </w:r>
     </w:p>
@@ -6477,11 +6822,17 @@
         <w:pStyle w:val="Heading1"/>
       </w:pPr>
       <w:r>
+        <w:rPr>
+          <w:rFonts w:ascii="Malgun Gothic" w:hAnsi="Malgun Gothic" w:eastAsia="Malgun Gothic"/>
+        </w:rPr>
         <w:t>12. Serial / RS-485 Design</w:t>
       </w:r>
     </w:p>
     <w:p>
       <w:r>
+        <w:rPr>
+          <w:rFonts w:ascii="Malgun Gothic" w:hAnsi="Malgun Gothic" w:eastAsia="Malgun Gothic"/>
+        </w:rPr>
         <w:t>PortWorker만 Overlapped COM Handle을 소유한다. Win32SerialPort는 DCB 적용, Read/Write, Cancel, Close와 GetLastError 즉시 캡처를 제공한다. 자동 방향 제어 Adapter이므로 RTS를 조작하지 않는다.</w:t>
       </w:r>
     </w:p>
@@ -6491,6 +6842,9 @@
         <w:jc w:val="center"/>
       </w:pPr>
       <w:r>
+        <w:rPr>
+          <w:rFonts w:ascii="Malgun Gothic" w:hAnsi="Malgun Gothic" w:eastAsia="Malgun Gothic"/>
+        </w:rPr>
         <w:drawing>
           <wp:inline xmlns:a="http://schemas.openxmlformats.org/drawingml/2006/main" xmlns:pic="http://schemas.openxmlformats.org/drawingml/2006/picture">
             <wp:extent cx="5669280" cy="3320578"/>
@@ -6544,11 +6898,17 @@
         <w:pStyle w:val="Heading1"/>
       </w:pPr>
       <w:r>
+        <w:rPr>
+          <w:rFonts w:ascii="Malgun Gothic" w:hAnsi="Malgun Gothic" w:eastAsia="Malgun Gothic"/>
+        </w:rPr>
         <w:t>13. Modbus RTU Protocol Design</w:t>
       </w:r>
     </w:p>
     <w:p>
       <w:r>
+        <w:rPr>
+          <w:rFonts w:ascii="Malgun Gothic" w:hAnsi="Malgun Gothic" w:eastAsia="Malgun Gothic"/>
+        </w:rPr>
         <w:t>PortWorker는 Byte Stream을 Frame으로 조립한 뒤 ModbusRtuEngine에 전달한다. Engine은 CRC, Device Routing, Function Dispatcher, 권한 검증, Register Service와 Response Encoder를 순차 호출한다.</w:t>
       </w:r>
     </w:p>
@@ -6557,6 +6917,9 @@
         <w:pStyle w:val="Heading1"/>
       </w:pPr>
       <w:r>
+        <w:rPr>
+          <w:rFonts w:ascii="Malgun Gothic" w:hAnsi="Malgun Gothic" w:eastAsia="Malgun Gothic"/>
+        </w:rPr>
         <w:t>14. CRC Design</w:t>
       </w:r>
     </w:p>
@@ -6934,6 +7297,9 @@
         <w:pStyle w:val="Heading1"/>
       </w:pPr>
       <w:r>
+        <w:rPr>
+          <w:rFonts w:ascii="Malgun Gothic" w:hAnsi="Malgun Gothic" w:eastAsia="Malgun Gothic"/>
+        </w:rPr>
         <w:t>15. Function Code Processing Design</w:t>
       </w:r>
     </w:p>
@@ -7512,6 +7878,9 @@
         <w:pStyle w:val="Heading1"/>
       </w:pPr>
       <w:r>
+        <w:rPr>
+          <w:rFonts w:ascii="Malgun Gothic" w:hAnsi="Malgun Gothic" w:eastAsia="Malgun Gothic"/>
+        </w:rPr>
         <w:t>16. Thread / Concurrency Design</w:t>
       </w:r>
     </w:p>
@@ -7521,6 +7890,9 @@
         <w:jc w:val="center"/>
       </w:pPr>
       <w:r>
+        <w:rPr>
+          <w:rFonts w:ascii="Malgun Gothic" w:hAnsi="Malgun Gothic" w:eastAsia="Malgun Gothic"/>
+        </w:rPr>
         <w:drawing>
           <wp:inline xmlns:a="http://schemas.openxmlformats.org/drawingml/2006/main" xmlns:pic="http://schemas.openxmlformats.org/drawingml/2006/picture">
             <wp:extent cx="5669280" cy="3320578"/>
@@ -7933,6 +8305,9 @@
     </w:p>
     <w:p>
       <w:r>
+        <w:rPr>
+          <w:rFonts w:ascii="Malgun Gothic" w:hAnsi="Malgun Gothic" w:eastAsia="Malgun Gothic"/>
+        </w:rPr>
         <w:t>Lock order: Device → Port Change Queue. Lifecycle/Configuration Lock을 보유한 채 파일/COM 대기, CAN 출력 또는 Join을 수행하지 않는다.</w:t>
       </w:r>
     </w:p>
@@ -7941,6 +8316,9 @@
         <w:pStyle w:val="Heading1"/>
       </w:pPr>
       <w:r>
+        <w:rPr>
+          <w:rFonts w:ascii="Malgun Gothic" w:hAnsi="Malgun Gothic" w:eastAsia="Malgun Gothic"/>
+        </w:rPr>
         <w:t>17. Error Handling Design</w:t>
       </w:r>
     </w:p>
@@ -7950,6 +8328,9 @@
         <w:jc w:val="center"/>
       </w:pPr>
       <w:r>
+        <w:rPr>
+          <w:rFonts w:ascii="Malgun Gothic" w:hAnsi="Malgun Gothic" w:eastAsia="Malgun Gothic"/>
+        </w:rPr>
         <w:drawing>
           <wp:inline xmlns:a="http://schemas.openxmlformats.org/drawingml/2006/main" xmlns:pic="http://schemas.openxmlformats.org/drawingml/2006/picture">
             <wp:extent cx="5669280" cy="3320578"/>
@@ -8000,11 +8381,17 @@
     </w:p>
     <w:p>
       <w:r>
-        <w:t>동기 LastSyncError와 비동기 FIFO를 분리한다. 90개 코드는 spec/ErrorCodes.csv를 단일 기준으로 두고 C++/CAPL 상수와 메시지 include를 생성·검증하는 방식을 권장한다.</w:t>
+        <w:rPr>
+          <w:rFonts w:ascii="Malgun Gothic" w:hAnsi="Malgun Gothic" w:eastAsia="Malgun Gothic"/>
+        </w:rPr>
+        <w:t>동기 LastSyncError와 비동기 FIFO를 분리한다. 공개 오류 코드는 spec/ErrorCodes.csv, 상태·Enum·Metadata/Stats 인덱스와 공개 한도는 spec/PublicConstants.csv를 단일 기준으로 사용한다. tools/Generate-M485EContracts.ps1은 C++ Header와 CAPL include를 생성하고 Check 모드에서 누락·중복·잘못된 Severity와 stale 결과를 거부한다. 승인된 90개 오류는 변경·재사용하지 않으며 신규 오류는 기준 목록 뒤에 추가한다.</w:t>
       </w:r>
     </w:p>
     <w:p>
       <w:r>
+        <w:rPr>
+          <w:rFonts w:ascii="Malgun Gothic" w:hAnsi="Malgun Gothic" w:eastAsia="Malgun Gothic"/>
+        </w:rPr>
         <w:br w:type="page"/>
       </w:r>
     </w:p>
@@ -8013,6 +8400,9 @@
         <w:pStyle w:val="Heading1"/>
       </w:pPr>
       <w:r>
+        <w:rPr>
+          <w:rFonts w:ascii="Malgun Gothic" w:hAnsi="Malgun Gothic" w:eastAsia="Malgun Gothic"/>
+        </w:rPr>
         <w:t>18. Resource Management</w:t>
       </w:r>
     </w:p>
@@ -8543,6 +8933,9 @@
         <w:pStyle w:val="Heading1"/>
       </w:pPr>
       <w:r>
+        <w:rPr>
+          <w:rFonts w:ascii="Malgun Gothic" w:hAnsi="Malgun Gothic" w:eastAsia="Malgun Gothic"/>
+        </w:rPr>
         <w:t>19. Startup Design</w:t>
       </w:r>
     </w:p>
@@ -8552,6 +8945,9 @@
         <w:jc w:val="center"/>
       </w:pPr>
       <w:r>
+        <w:rPr>
+          <w:rFonts w:ascii="Malgun Gothic" w:hAnsi="Malgun Gothic" w:eastAsia="Malgun Gothic"/>
+        </w:rPr>
         <w:drawing>
           <wp:inline xmlns:a="http://schemas.openxmlformats.org/drawingml/2006/main" xmlns:pic="http://schemas.openxmlformats.org/drawingml/2006/picture">
             <wp:extent cx="5669280" cy="3320578"/>
@@ -8602,6 +8998,9 @@
     </w:p>
     <w:p>
       <w:r>
+        <w:rPr>
+          <w:rFonts w:ascii="Malgun Gothic" w:hAnsi="Malgun Gothic" w:eastAsia="Malgun Gothic"/>
+        </w:rPr>
         <w:t>Initialize 후 path/port 설정, Refresh, Connect, ReadSwitch Start를 순서대로 수행한다. 각 비동기 단계는 Lifecycle Generation Polling으로 완료를 확인한다.</w:t>
       </w:r>
     </w:p>
@@ -8610,6 +9009,9 @@
         <w:pStyle w:val="Heading1"/>
       </w:pPr>
       <w:r>
+        <w:rPr>
+          <w:rFonts w:ascii="Malgun Gothic" w:hAnsi="Malgun Gothic" w:eastAsia="Malgun Gothic"/>
+        </w:rPr>
         <w:t>20. Shutdown Design</w:t>
       </w:r>
     </w:p>
@@ -8619,6 +9021,9 @@
         <w:jc w:val="center"/>
       </w:pPr>
       <w:r>
+        <w:rPr>
+          <w:rFonts w:ascii="Malgun Gothic" w:hAnsi="Malgun Gothic" w:eastAsia="Malgun Gothic"/>
+        </w:rPr>
         <w:drawing>
           <wp:inline xmlns:a="http://schemas.openxmlformats.org/drawingml/2006/main" xmlns:pic="http://schemas.openxmlformats.org/drawingml/2006/picture">
             <wp:extent cx="5669280" cy="3320578"/>
@@ -8669,6 +9074,9 @@
     </w:p>
     <w:p>
       <w:r>
+        <w:rPr>
+          <w:rFonts w:ascii="Malgun Gothic" w:hAnsi="Malgun Gothic" w:eastAsia="Malgun Gothic"/>
+        </w:rPr>
         <w:t>Finalize는 Disconnect보다 강한 측정 종료 Failsafe다. Worker가 Context를 참조하는 동안 Context를 해제하지 않는다.</w:t>
       </w:r>
     </w:p>
@@ -8677,6 +9085,9 @@
         <w:pStyle w:val="Heading1"/>
       </w:pPr>
       <w:r>
+        <w:rPr>
+          <w:rFonts w:ascii="Malgun Gothic" w:hAnsi="Malgun Gothic" w:eastAsia="Malgun Gothic"/>
+        </w:rPr>
         <w:t>21. Logging Design</w:t>
       </w:r>
     </w:p>
@@ -9255,11 +9666,17 @@
         <w:pStyle w:val="Heading1"/>
       </w:pPr>
       <w:r>
+        <w:rPr>
+          <w:rFonts w:ascii="Malgun Gothic" w:hAnsi="Malgun Gothic" w:eastAsia="Malgun Gothic"/>
+        </w:rPr>
         <w:t>22. Configuration Design</w:t>
       </w:r>
     </w:p>
     <w:p>
       <w:r>
+        <w:rPr>
+          <w:rFonts w:ascii="Malgun Gothic" w:hAnsi="Malgun Gothic" w:eastAsia="Malgun Gothic"/>
+        </w:rPr>
         <w:t>ConfigurationLoader는 세 CSV를 같은 Generation으로 읽고 임시 ActiveConfiguration을 만든다. Header/Cell/교차 참조/Resource/Init을 모두 통과해야 승격한다. 실패한 Pending Generation은 Last-good을 보존하되 Connect stale block을 설정한다.</w:t>
       </w:r>
     </w:p>
@@ -9268,6 +9685,9 @@
         <w:pStyle w:val="Heading1"/>
       </w:pPr>
       <w:r>
+        <w:rPr>
+          <w:rFonts w:ascii="Malgun Gothic" w:hAnsi="Malgun Gothic" w:eastAsia="Malgun Gothic"/>
+        </w:rPr>
         <w:t>23. Testability Design</w:t>
       </w:r>
     </w:p>
@@ -9798,6 +10218,9 @@
         <w:pStyle w:val="Heading1"/>
       </w:pPr>
       <w:r>
+        <w:rPr>
+          <w:rFonts w:ascii="Malgun Gothic" w:hAnsi="Malgun Gothic" w:eastAsia="Malgun Gothic"/>
+        </w:rPr>
         <w:t>24. Extension Points</w:t>
       </w:r>
     </w:p>
@@ -9806,6 +10229,9 @@
         <w:pStyle w:val="ListBullet"/>
       </w:pPr>
       <w:r>
+        <w:rPr>
+          <w:rFonts w:ascii="Malgun Gothic" w:hAnsi="Malgun Gothic" w:eastAsia="Malgun Gothic"/>
+        </w:rPr>
         <w:t>x64/.vmodule 패키징</w:t>
       </w:r>
     </w:p>
@@ -9814,6 +10240,9 @@
         <w:pStyle w:val="ListBullet"/>
       </w:pPr>
       <w:r>
+        <w:rPr>
+          <w:rFonts w:ascii="Malgun Gothic" w:hAnsi="Malgun Gothic" w:eastAsia="Malgun Gothic"/>
+        </w:rPr>
         <w:t>추가 Function Code 또는 Broadcast</w:t>
       </w:r>
     </w:p>
@@ -9822,6 +10251,9 @@
         <w:pStyle w:val="ListBullet"/>
       </w:pPr>
       <w:r>
+        <w:rPr>
+          <w:rFonts w:ascii="Malgun Gothic" w:hAnsi="Malgun Gothic" w:eastAsia="Malgun Gothic"/>
+        </w:rPr>
         <w:t>수동 RS-485 방향 제어/Local Echo</w:t>
       </w:r>
     </w:p>
@@ -9830,6 +10262,9 @@
         <w:pStyle w:val="ListBullet"/>
       </w:pPr>
       <w:r>
+        <w:rPr>
+          <w:rFonts w:ascii="Malgun Gothic" w:hAnsi="Malgun Gothic" w:eastAsia="Malgun Gothic"/>
+        </w:rPr>
         <w:t>DBC 변환기</w:t>
       </w:r>
     </w:p>
@@ -9838,11 +10273,17 @@
         <w:pStyle w:val="ListBullet"/>
       </w:pPr>
       <w:r>
+        <w:rPr>
+          <w:rFonts w:ascii="Malgun Gothic" w:hAnsi="Malgun Gothic" w:eastAsia="Malgun Gothic"/>
+        </w:rPr>
         <w:t>새 Metadata Layout Version</w:t>
       </w:r>
     </w:p>
     <w:p>
       <w:r>
+        <w:rPr>
+          <w:rFonts w:ascii="Malgun Gothic" w:hAnsi="Malgun Gothic" w:eastAsia="Malgun Gothic"/>
+        </w:rPr>
         <w:t>위 확장은 v1 Core 책임을 왜곡하지 않는 명시적 후속 요구사항으로만 추가한다.</w:t>
       </w:r>
     </w:p>
@@ -9851,6 +10292,9 @@
         <w:pStyle w:val="Heading1"/>
       </w:pPr>
       <w:r>
+        <w:rPr>
+          <w:rFonts w:ascii="Malgun Gothic" w:hAnsi="Malgun Gothic" w:eastAsia="Malgun Gothic"/>
+        </w:rPr>
         <w:t>25. Implementation Phases</w:t>
       </w:r>
     </w:p>
@@ -10091,15 +10535,7 @@
             <w:vAlign w:val="center"/>
           </w:tcPr>
           <w:p>
-            <w:pPr>
-              <w:spacing w:after="0" w:line="240" w:lineRule="auto"/>
-            </w:pPr>
-            <w:r>
-              <w:rPr>
-                <w:rFonts w:ascii="Malgun Gothic" w:hAnsi="Malgun Gothic" w:eastAsia="Malgun Gothic"/>
-                <w:color w:val="1F2937"/>
-                <w:sz w:val="16"/>
-              </w:rPr>
+            <w:r>
               <w:t>Public contracts/error code generation</w:t>
             </w:r>
           </w:p>
@@ -10116,16 +10552,8 @@
             <w:vAlign w:val="center"/>
           </w:tcPr>
           <w:p>
-            <w:pPr>
-              <w:spacing w:after="0" w:line="240" w:lineRule="auto"/>
-            </w:pPr>
-            <w:r>
-              <w:rPr>
-                <w:rFonts w:ascii="Malgun Gothic" w:hAnsi="Malgun Gothic" w:eastAsia="Malgun Gothic"/>
-                <w:color w:val="1F2937"/>
-                <w:sz w:val="16"/>
-              </w:rPr>
-              <w:t>90개 코드와 상수 C++/CAPL 일치</w:t>
+            <w:r>
+              <w:t>ErrorCodes.csv 90개 기준과 PublicConstants.csv 183개 상수를 단일 원본으로 유지하고 C++/CAPL 계약을 생성한다. MSBuild·CMake Win32 Debug/Release, 생성기 오류·경계 시험, C++ 계약 시험과 Phase 1 ABI 회귀를 통과해야 한다. CANalyzer 13/9.x CAPL Probe는 실환경 검증으로 기록한다.</w:t>
             </w:r>
           </w:p>
         </w:tc>
@@ -10196,16 +10624,12 @@
             <w:vAlign w:val="center"/>
           </w:tcPr>
           <w:p>
-            <w:pPr>
-              <w:spacing w:after="0" w:line="240" w:lineRule="auto"/>
-            </w:pPr>
-            <w:r>
-              <w:rPr>
-                <w:rFonts w:ascii="Malgun Gothic" w:hAnsi="Malgun Gothic" w:eastAsia="Malgun Gothic"/>
-                <w:color w:val="1F2937"/>
-                <w:sz w:val="16"/>
-              </w:rPr>
-              <w:t>정상/오류 CSV와 atomic refresh Unit Test</w:t>
+            <w:r>
+              <w:rPr>
+                <w:rFonts w:ascii="Malgun Gothic" w:hAnsi="Malgun Gothic" w:eastAsia="Malgun Gothic"/>
+                <w:sz w:val="17"/>
+              </w:rPr>
+              <w:t>Implementation Complete / Automated Verification Complete. UTF-8·RFC4180 CSV, 교차 검증, 한도(256/200/4096, 4MiB/4096Byte), Init Image 및 Last-good 원자 Refresh 시험 완료.</w:t>
             </w:r>
           </w:p>
         </w:tc>
@@ -10276,16 +10700,12 @@
             <w:vAlign w:val="center"/>
           </w:tcPr>
           <w:p>
-            <w:pPr>
-              <w:spacing w:after="0" w:line="240" w:lineRule="auto"/>
-            </w:pPr>
-            <w:r>
-              <w:rPr>
-                <w:rFonts w:ascii="Malgun Gothic" w:hAnsi="Malgun Gothic" w:eastAsia="Malgun Gothic"/>
-                <w:color w:val="1F2937"/>
-                <w:sz w:val="16"/>
-              </w:rPr>
-              <w:t>Raw/physical/Init/Reset Unit Test</w:t>
+            <w:r>
+              <w:rPr>
+                <w:rFonts w:ascii="Malgun Gothic" w:hAnsi="Malgun Gothic" w:eastAsia="Malgun Gothic"/>
+                <w:sz w:val="17"/>
+              </w:rPr>
+              <w:t>Implementation Complete / Automated Verification Complete. Device/Register/Signal Raw·Physical Read/Write, Init, Reset, 실패 원자성 시험 완료.</w:t>
             </w:r>
           </w:p>
         </w:tc>
@@ -10356,16 +10776,12 @@
             <w:vAlign w:val="center"/>
           </w:tcPr>
           <w:p>
-            <w:pPr>
-              <w:spacing w:after="0" w:line="240" w:lineRule="auto"/>
-            </w:pPr>
-            <w:r>
-              <w:rPr>
-                <w:rFonts w:ascii="Malgun Gothic" w:hAnsi="Malgun Gothic" w:eastAsia="Malgun Gothic"/>
-                <w:color w:val="1F2937"/>
-                <w:sz w:val="16"/>
-              </w:rPr>
-              <w:t>CRC/FC03/04/10/Exception golden tests</w:t>
+            <w:r>
+              <w:rPr>
+                <w:rFonts w:ascii="Malgun Gothic" w:hAnsi="Malgun Gothic" w:eastAsia="Malgun Gothic"/>
+                <w:sz w:val="17"/>
+              </w:rPr>
+              <w:t>Implementation Complete / Automated Verification Complete. CRC16, FC03/04/10, 무응답 및 Modbus Exception Golden/경계 시험 완료.</w:t>
             </w:r>
           </w:p>
         </w:tc>
@@ -10436,16 +10852,12 @@
             <w:vAlign w:val="center"/>
           </w:tcPr>
           <w:p>
-            <w:pPr>
-              <w:spacing w:after="0" w:line="240" w:lineRule="auto"/>
-            </w:pPr>
-            <w:r>
-              <w:rPr>
-                <w:rFonts w:ascii="Malgun Gothic" w:hAnsi="Malgun Gothic" w:eastAsia="Malgun Gothic"/>
-                <w:color w:val="1F2937"/>
-                <w:sz w:val="16"/>
-              </w:rPr>
-              <w:t>Periodic/change/error queues and stats tests</w:t>
+            <w:r>
+              <w:rPr>
+                <w:rFonts w:ascii="Malgun Gothic" w:hAnsi="Malgun Gothic" w:eastAsia="Malgun Gothic"/>
+                <w:sz w:val="17"/>
+              </w:rPr>
+              <w:t>Implementation Complete / Automated Verification Complete. Periodic/Change/Error Queue, 불변 Snapshot, 256 oldest-drop, 통계·병합 시험 완료.</w:t>
             </w:r>
           </w:p>
         </w:tc>
@@ -10516,16 +10928,12 @@
             <w:vAlign w:val="center"/>
           </w:tcPr>
           <w:p>
-            <w:pPr>
-              <w:spacing w:after="0" w:line="240" w:lineRule="auto"/>
-            </w:pPr>
-            <w:r>
-              <w:rPr>
-                <w:rFonts w:ascii="Malgun Gothic" w:hAnsi="Malgun Gothic" w:eastAsia="Malgun Gothic"/>
-                <w:color w:val="1F2937"/>
-                <w:sz w:val="16"/>
-              </w:rPr>
-              <w:t>Partial I/O, timing, cancellation, SystemBase integration</w:t>
+            <w:r>
+              <w:rPr>
+                <w:rFonts w:ascii="Malgun Gothic" w:hAnsi="Malgun Gothic" w:eastAsia="Malgun Gothic"/>
+                <w:sz w:val="17"/>
+              </w:rPr>
+              <w:t>Implementation Complete / Automated Verification Complete / External Verification Pending. t1.5/t3.5, Partial I/O, Cancellation은 Fake Transport로 검증; SystemBase Multi USB-485 실제 통합은 회사 환경에서 수행.</w:t>
             </w:r>
           </w:p>
         </w:tc>
@@ -10596,16 +11004,12 @@
             <w:vAlign w:val="center"/>
           </w:tcPr>
           <w:p>
-            <w:pPr>
-              <w:spacing w:after="0" w:line="240" w:lineRule="auto"/>
-            </w:pPr>
-            <w:r>
-              <w:rPr>
-                <w:rFonts w:ascii="Malgun Gothic" w:hAnsi="Malgun Gothic" w:eastAsia="Malgun Gothic"/>
-                <w:color w:val="1F2937"/>
-                <w:sz w:val="16"/>
-              </w:rPr>
-              <w:t>connect rollback/reconnect/finalize integration</w:t>
+            <w:r>
+              <w:rPr>
+                <w:rFonts w:ascii="Malgun Gothic" w:hAnsi="Malgun Gothic" w:eastAsia="Malgun Gothic"/>
+                <w:sz w:val="17"/>
+              </w:rPr>
+              <w:t>Implementation Complete / Automated Verification Complete / External Verification Pending. 비동기 Refresh/Connect, 두 Port rollback, 21 Export 통합, Finalize 및 Phase 1 ABI 회귀 완료; 실제 Port 복구는 회사 환경에서 수행.</w:t>
             </w:r>
           </w:p>
         </w:tc>
@@ -10676,16 +11080,12 @@
             <w:vAlign w:val="center"/>
           </w:tcPr>
           <w:p>
-            <w:pPr>
-              <w:spacing w:after="0" w:line="240" w:lineRule="auto"/>
-            </w:pPr>
-            <w:r>
-              <w:rPr>
-                <w:rFonts w:ascii="Malgun Gothic" w:hAnsi="Malgun Gothic" w:eastAsia="Malgun Gothic"/>
-                <w:color w:val="1F2937"/>
-                <w:sz w:val="16"/>
-              </w:rPr>
-              <w:t>1s cycle, 10ms pump, virtual CAN trace</w:t>
+            <w:r>
+              <w:rPr>
+                <w:rFonts w:ascii="Malgun Gothic" w:hAnsi="Malgun Gothic" w:eastAsia="Malgun Gothic"/>
+                <w:sz w:val="17"/>
+              </w:rPr>
+              <w:t>Implementation Complete / Automated and CANalyzer 13 Compile Verification Complete / External Verification Pending. CAPL Core/Monitoring, 1,000ms Cycle, 10ms Pump, 66/33 Frame budget, 두 Port round-robin 및 Extended CAN 조립 완료. Phase 9 Probe는 CANalyzer 13 x86 컴파일러에서 경고 없이 컴파일되었으며 CANalyzer 9.x SP8 Measurement는 회사 환경에서 수행.</w:t>
             </w:r>
           </w:p>
         </w:tc>
@@ -10756,16 +11156,12 @@
             <w:vAlign w:val="center"/>
           </w:tcPr>
           <w:p>
-            <w:pPr>
-              <w:spacing w:after="0" w:line="240" w:lineRule="auto"/>
-            </w:pPr>
-            <w:r>
-              <w:rPr>
-                <w:rFonts w:ascii="Malgun Gothic" w:hAnsi="Malgun Gothic" w:eastAsia="Malgun Gothic"/>
-                <w:color w:val="1F2937"/>
-                <w:sz w:val="16"/>
-              </w:rPr>
-              <w:t>Panel, Board, max profile, package baseline</w:t>
+            <w:r>
+              <w:rPr>
+                <w:rFonts w:ascii="Malgun Gothic" w:hAnsi="Malgun Gothic" w:eastAsia="Malgun Gothic"/>
+                <w:sz w:val="17"/>
+              </w:rPr>
+              <w:t>Home-testable Scope Complete / External Verification Pending. CAPL UI System Variable Adapter, Manual Read/Write, 1초 AutoRead, Signal Control, 시험 CSV·Probe·외부 검증 패키지 준비 완료. 독립 CAPL 컴파일러는 System Variable DB를 로드하지 않으므로 Main의 최종 Compile/Panel 배치, Board E2E 및 성능 실측은 회사 Configuration에서 수행.</w:t>
             </w:r>
           </w:p>
         </w:tc>
@@ -10781,6 +11177,9 @@
         <w:pStyle w:val="Heading1"/>
       </w:pPr>
       <w:r>
+        <w:rPr>
+          <w:rFonts w:ascii="Malgun Gothic" w:hAnsi="Malgun Gothic" w:eastAsia="Malgun Gothic"/>
+        </w:rPr>
         <w:t>Appendix A. Trace References</w:t>
       </w:r>
     </w:p>
@@ -12265,6 +12664,449 @@
       <w:pPr>
         <w:spacing w:after="40"/>
       </w:pPr>
+    </w:p>
+    <w:p>
+      <w:pPr>
+        <w:pStyle w:val="Heading1"/>
+      </w:pPr>
+      <w:r>
+        <w:rPr>
+          <w:rFonts w:ascii="Malgun Gothic" w:hAnsi="Malgun Gothic" w:eastAsia="Malgun Gothic"/>
+        </w:rPr>
+        <w:t>26. Implementation Status and Verification Boundary</w:t>
+      </w:r>
+    </w:p>
+    <w:p>
+      <w:r>
+        <w:rPr>
+          <w:rFonts w:ascii="Malgun Gothic" w:hAnsi="Malgun Gothic" w:eastAsia="Malgun Gothic"/>
+        </w:rPr>
+        <w:t>Phase 3~8의 C++ 구현은 Win32 자동 시험 대상으로 완료되었다. Phase 9~10의 CAPL 소스와 System Variable Adapter는 정적 계약 검사를 통과했으나 Vector Compiler와 Measurement 실행 결과를 의미하지 않는다.</w:t>
+      </w:r>
+    </w:p>
+    <w:tbl>
+      <w:tblPr>
+        <w:tblStyle w:val="TableGrid"/>
+        <w:tblW w:type="auto" w:w="0"/>
+        <w:tblLook w:firstColumn="1" w:firstRow="1" w:lastColumn="0" w:lastRow="0" w:noHBand="0" w:noVBand="1" w:val="04A0"/>
+      </w:tblPr>
+      <w:tblGrid>
+        <w:gridCol w:w="2340"/>
+        <w:gridCol w:w="2340"/>
+        <w:gridCol w:w="2340"/>
+        <w:gridCol w:w="2340"/>
+      </w:tblGrid>
+      <w:tr>
+        <w:tc>
+          <w:tcPr>
+            <w:tcW w:type="dxa" w:w="2340"/>
+          </w:tcPr>
+          <w:p>
+            <w:r>
+              <w:rPr>
+                <w:rFonts w:ascii="Malgun Gothic" w:hAnsi="Malgun Gothic" w:eastAsia="Malgun Gothic"/>
+                <w:sz w:val="17"/>
+              </w:rPr>
+              <w:t>Area</w:t>
+            </w:r>
+          </w:p>
+        </w:tc>
+        <w:tc>
+          <w:tcPr>
+            <w:tcW w:type="dxa" w:w="2340"/>
+          </w:tcPr>
+          <w:p>
+            <w:r>
+              <w:rPr>
+                <w:rFonts w:ascii="Malgun Gothic" w:hAnsi="Malgun Gothic" w:eastAsia="Malgun Gothic"/>
+                <w:sz w:val="17"/>
+              </w:rPr>
+              <w:t>Implementation</w:t>
+            </w:r>
+          </w:p>
+        </w:tc>
+        <w:tc>
+          <w:tcPr>
+            <w:tcW w:type="dxa" w:w="2340"/>
+          </w:tcPr>
+          <w:p>
+            <w:r>
+              <w:rPr>
+                <w:rFonts w:ascii="Malgun Gothic" w:hAnsi="Malgun Gothic" w:eastAsia="Malgun Gothic"/>
+                <w:sz w:val="17"/>
+              </w:rPr>
+              <w:t>Automated Verification</w:t>
+            </w:r>
+          </w:p>
+        </w:tc>
+        <w:tc>
+          <w:tcPr>
+            <w:tcW w:type="dxa" w:w="2340"/>
+          </w:tcPr>
+          <w:p>
+            <w:r>
+              <w:rPr>
+                <w:rFonts w:ascii="Malgun Gothic" w:hAnsi="Malgun Gothic" w:eastAsia="Malgun Gothic"/>
+                <w:sz w:val="17"/>
+              </w:rPr>
+              <w:t>External Boundary</w:t>
+            </w:r>
+          </w:p>
+        </w:tc>
+      </w:tr>
+      <w:tr>
+        <w:tc>
+          <w:tcPr>
+            <w:tcW w:type="dxa" w:w="2340"/>
+          </w:tcPr>
+          <w:p>
+            <w:r>
+              <w:rPr>
+                <w:rFonts w:ascii="Malgun Gothic" w:hAnsi="Malgun Gothic" w:eastAsia="Malgun Gothic"/>
+                <w:sz w:val="17"/>
+              </w:rPr>
+              <w:t>CSV / Runtime / RTU</w:t>
+            </w:r>
+          </w:p>
+        </w:tc>
+        <w:tc>
+          <w:tcPr>
+            <w:tcW w:type="dxa" w:w="2340"/>
+          </w:tcPr>
+          <w:p>
+            <w:r>
+              <w:rPr>
+                <w:rFonts w:ascii="Malgun Gothic" w:hAnsi="Malgun Gothic" w:eastAsia="Malgun Gothic"/>
+                <w:sz w:val="17"/>
+              </w:rPr>
+              <w:t>M485E.Core</w:t>
+            </w:r>
+          </w:p>
+        </w:tc>
+        <w:tc>
+          <w:tcPr>
+            <w:tcW w:type="dxa" w:w="2340"/>
+          </w:tcPr>
+          <w:p>
+            <w:r>
+              <w:rPr>
+                <w:rFonts w:ascii="Malgun Gothic" w:hAnsi="Malgun Gothic" w:eastAsia="Malgun Gothic"/>
+                <w:sz w:val="17"/>
+              </w:rPr>
+              <w:t>Core Unit/Boundary PASS</w:t>
+            </w:r>
+          </w:p>
+        </w:tc>
+        <w:tc>
+          <w:tcPr>
+            <w:tcW w:type="dxa" w:w="2340"/>
+          </w:tcPr>
+          <w:p>
+            <w:r>
+              <w:rPr>
+                <w:rFonts w:ascii="Malgun Gothic" w:hAnsi="Malgun Gothic" w:eastAsia="Malgun Gothic"/>
+                <w:sz w:val="17"/>
+              </w:rPr>
+              <w:t>실제 Board 응답 시간</w:t>
+            </w:r>
+          </w:p>
+        </w:tc>
+      </w:tr>
+      <w:tr>
+        <w:tc>
+          <w:tcPr>
+            <w:tcW w:type="dxa" w:w="2340"/>
+          </w:tcPr>
+          <w:p>
+            <w:r>
+              <w:rPr>
+                <w:rFonts w:ascii="Malgun Gothic" w:hAnsi="Malgun Gothic" w:eastAsia="Malgun Gothic"/>
+                <w:sz w:val="17"/>
+              </w:rPr>
+              <w:t>Serial / Lifecycle</w:t>
+            </w:r>
+          </w:p>
+        </w:tc>
+        <w:tc>
+          <w:tcPr>
+            <w:tcW w:type="dxa" w:w="2340"/>
+          </w:tcPr>
+          <w:p>
+            <w:r>
+              <w:rPr>
+                <w:rFonts w:ascii="Malgun Gothic" w:hAnsi="Malgun Gothic" w:eastAsia="Malgun Gothic"/>
+                <w:sz w:val="17"/>
+              </w:rPr>
+              <w:t>Win32 Overlapped I/O + 2 Worker</w:t>
+            </w:r>
+          </w:p>
+        </w:tc>
+        <w:tc>
+          <w:tcPr>
+            <w:tcW w:type="dxa" w:w="2340"/>
+          </w:tcPr>
+          <w:p>
+            <w:r>
+              <w:rPr>
+                <w:rFonts w:ascii="Malgun Gothic" w:hAnsi="Malgun Gothic" w:eastAsia="Malgun Gothic"/>
+                <w:sz w:val="17"/>
+              </w:rPr>
+              <w:t>Fake I/O + 없는 COM rollback PASS</w:t>
+            </w:r>
+          </w:p>
+        </w:tc>
+        <w:tc>
+          <w:tcPr>
+            <w:tcW w:type="dxa" w:w="2340"/>
+          </w:tcPr>
+          <w:p>
+            <w:r>
+              <w:rPr>
+                <w:rFonts w:ascii="Malgun Gothic" w:hAnsi="Malgun Gothic" w:eastAsia="Malgun Gothic"/>
+                <w:sz w:val="17"/>
+              </w:rPr>
+              <w:t>Multi USB-485 제거·복구</w:t>
+            </w:r>
+          </w:p>
+        </w:tc>
+      </w:tr>
+      <w:tr>
+        <w:tc>
+          <w:tcPr>
+            <w:tcW w:type="dxa" w:w="2340"/>
+          </w:tcPr>
+          <w:p>
+            <w:r>
+              <w:rPr>
+                <w:rFonts w:ascii="Malgun Gothic" w:hAnsi="Malgun Gothic" w:eastAsia="Malgun Gothic"/>
+                <w:sz w:val="17"/>
+              </w:rPr>
+              <w:t>DLL ABI</w:t>
+            </w:r>
+          </w:p>
+        </w:tc>
+        <w:tc>
+          <w:tcPr>
+            <w:tcW w:type="dxa" w:w="2340"/>
+          </w:tcPr>
+          <w:p>
+            <w:r>
+              <w:rPr>
+                <w:rFonts w:ascii="Malgun Gothic" w:hAnsi="Malgun Gothic" w:eastAsia="Malgun Gothic"/>
+                <w:sz w:val="17"/>
+              </w:rPr>
+              <w:t>21 caplDllTable4 Export</w:t>
+            </w:r>
+          </w:p>
+        </w:tc>
+        <w:tc>
+          <w:tcPr>
+            <w:tcW w:type="dxa" w:w="2340"/>
+          </w:tcPr>
+          <w:p>
+            <w:r>
+              <w:rPr>
+                <w:rFonts w:ascii="Malgun Gothic" w:hAnsi="Malgun Gothic" w:eastAsia="Malgun Gothic"/>
+                <w:sz w:val="17"/>
+              </w:rPr>
+              <w:t>ABI/Integration Regression PASS</w:t>
+            </w:r>
+          </w:p>
+        </w:tc>
+        <w:tc>
+          <w:tcPr>
+            <w:tcW w:type="dxa" w:w="2340"/>
+          </w:tcPr>
+          <w:p>
+            <w:r>
+              <w:rPr>
+                <w:rFonts w:ascii="Malgun Gothic" w:hAnsi="Malgun Gothic" w:eastAsia="Malgun Gothic"/>
+                <w:sz w:val="17"/>
+              </w:rPr>
+              <w:t>CANalyzer 9.x Measurement</w:t>
+            </w:r>
+          </w:p>
+        </w:tc>
+      </w:tr>
+      <w:tr>
+        <w:tc>
+          <w:tcPr>
+            <w:tcW w:type="dxa" w:w="2340"/>
+          </w:tcPr>
+          <w:p>
+            <w:r>
+              <w:rPr>
+                <w:rFonts w:ascii="Malgun Gothic" w:hAnsi="Malgun Gothic" w:eastAsia="Malgun Gothic"/>
+                <w:sz w:val="17"/>
+              </w:rPr>
+              <w:t>CAPL Monitoring / UI</w:t>
+            </w:r>
+          </w:p>
+        </w:tc>
+        <w:tc>
+          <w:tcPr>
+            <w:tcW w:type="dxa" w:w="2340"/>
+          </w:tcPr>
+          <w:p>
+            <w:r>
+              <w:rPr>
+                <w:rFonts w:ascii="Malgun Gothic" w:hAnsi="Malgun Gothic" w:eastAsia="Malgun Gothic"/>
+                <w:sz w:val="17"/>
+              </w:rPr>
+              <w:t>Core·Monitoring·UI CIN + VSYSVAR</w:t>
+            </w:r>
+          </w:p>
+        </w:tc>
+        <w:tc>
+          <w:tcPr>
+            <w:tcW w:type="dxa" w:w="2340"/>
+          </w:tcPr>
+          <w:p>
+            <w:r>
+              <w:rPr>
+                <w:rFonts w:ascii="Malgun Gothic" w:hAnsi="Malgun Gothic" w:eastAsia="Malgun Gothic"/>
+                <w:sz w:val="17"/>
+              </w:rPr>
+              <w:t>정적 계약 검사 PASS</w:t>
+            </w:r>
+          </w:p>
+        </w:tc>
+        <w:tc>
+          <w:tcPr>
+            <w:tcW w:type="dxa" w:w="2340"/>
+          </w:tcPr>
+          <w:p>
+            <w:r>
+              <w:rPr>
+                <w:rFonts w:ascii="Malgun Gothic" w:hAnsi="Malgun Gothic" w:eastAsia="Malgun Gothic"/>
+                <w:sz w:val="17"/>
+              </w:rPr>
+              <w:t>CAPL Compile, Panel, 가상 CAN Trace</w:t>
+            </w:r>
+          </w:p>
+        </w:tc>
+      </w:tr>
+      <w:tr>
+        <w:tc>
+          <w:tcPr>
+            <w:tcW w:type="dxa" w:w="2340"/>
+          </w:tcPr>
+          <w:p>
+            <w:r>
+              <w:rPr>
+                <w:rFonts w:ascii="Malgun Gothic" w:hAnsi="Malgun Gothic" w:eastAsia="Malgun Gothic"/>
+                <w:sz w:val="17"/>
+              </w:rPr>
+              <w:t>Performance</w:t>
+            </w:r>
+          </w:p>
+        </w:tc>
+        <w:tc>
+          <w:tcPr>
+            <w:tcW w:type="dxa" w:w="2340"/>
+          </w:tcPr>
+          <w:p>
+            <w:r>
+              <w:rPr>
+                <w:rFonts w:ascii="Malgun Gothic" w:hAnsi="Malgun Gothic" w:eastAsia="Malgun Gothic"/>
+                <w:sz w:val="17"/>
+              </w:rPr>
+              <w:t>bounded Queue와 Pump budget</w:t>
+            </w:r>
+          </w:p>
+        </w:tc>
+        <w:tc>
+          <w:tcPr>
+            <w:tcW w:type="dxa" w:w="2340"/>
+          </w:tcPr>
+          <w:p>
+            <w:r>
+              <w:rPr>
+                <w:rFonts w:ascii="Malgun Gothic" w:hAnsi="Malgun Gothic" w:eastAsia="Malgun Gothic"/>
+                <w:sz w:val="17"/>
+              </w:rPr>
+              <w:t>경계·Queue 자동 시험 PASS</w:t>
+            </w:r>
+          </w:p>
+        </w:tc>
+        <w:tc>
+          <w:tcPr>
+            <w:tcW w:type="dxa" w:w="2340"/>
+          </w:tcPr>
+          <w:p>
+            <w:r>
+              <w:rPr>
+                <w:rFonts w:ascii="Malgun Gothic" w:hAnsi="Malgun Gothic" w:eastAsia="Malgun Gothic"/>
+                <w:sz w:val="17"/>
+              </w:rPr>
+              <w:t>200 Rule 시간·메모리 실측</w:t>
+            </w:r>
+          </w:p>
+        </w:tc>
+      </w:tr>
+    </w:tbl>
+    <w:p>
+      <w:pPr>
+        <w:pStyle w:val="Heading1"/>
+      </w:pPr>
+      <w:r>
+        <w:rPr>
+          <w:rFonts w:ascii="Malgun Gothic" w:hAnsi="Malgun Gothic" w:eastAsia="Malgun Gothic"/>
+        </w:rPr>
+        <w:t>27. CAPL Compiler Verification</w:t>
+      </w:r>
+    </w:p>
+    <w:p>
+      <w:r>
+        <w:rPr>
+          <w:rFonts w:ascii="Malgun Gothic" w:hAnsi="Malgun Gothic" w:eastAsia="Malgun Gothic"/>
+        </w:rPr>
+        <w:t>CANalyzer 13 Exec32 caplcompexec.exe로 Phase 1 ABI Probe, Phase 2 Contract Probe, Phase 9 Core/Monitoring Probe를 컴파일했으며 모두 경고 없이 성공했다. 생성 CAPL 계약의 Message Key는 include 구획에서 무시되는 #define 대신 variables 구획의 고정 길이 char[]로 생성한다. Signal Read CAPL Wrapper는 저수준 F[1] ABI를 사용자-facing float&amp; 단일 출력으로 감춘다.</w:t>
+      </w:r>
+    </w:p>
+    <w:p>
+      <w:r>
+        <w:rPr>
+          <w:rFonts w:ascii="Malgun Gothic" w:hAnsi="Malgun Gothic" w:eastAsia="Malgun Gothic"/>
+        </w:rPr>
+        <w:t>M485_E_Main.can의 독립 컴파일은 M485E.vsysvar가 로드되지 않은 컴파일러 문맥에서 System Variable 심볼을 해석할 수 없어 완료할 수 없다. 이는 PASS로 간주하지 않으며 CANalyzer Configuration에 M485E.vsysvar를 등록한 뒤 CANalyzer 9.x SP8에서 Compile 및 Measurement로 검증한다.</w:t>
+      </w:r>
+    </w:p>
+    <w:p>
+      <w:pPr>
+        <w:pStyle w:val="Heading1"/>
+      </w:pPr>
+      <w:r>
+        <w:t>28. Numeric COM Port Adapter</w:t>
+      </w:r>
+    </w:p>
+    <w:p>
+      <w:r>
+        <w:t>Main.can은 PortSlot별 COM 번호를 CAPL long으로 관리한다. M485E_Core_SetPortConfig는 ComPortNumber 1~999를 검증한 뒤 snprintf로 COM%d 문자열을 생성하여 기존 M485E_Dll_SetPortConfig 문자열 ABI에 전달한다. DeviceMap.csv의 Port 칼럼과 Win32 Serial 계층은 COM11 같은 Windows Port 이름을 계속 사용한다.</w:t>
+      </w:r>
+    </w:p>
+    <w:p>
+      <w:r>
+        <w:t>이 Adapter 경계로 CAPL 사용자는 숫자만 설정하며, Phase 1에서 확정한 21개 DLL Export의 파라미터와 ABI는 변경하지 않는다.</w:t>
+      </w:r>
+    </w:p>
+    <w:p>
+      <w:pPr>
+        <w:pStyle w:val="Heading1"/>
+      </w:pPr>
+      <w:r>
+        <w:t>29. CAPL Port Configuration Table</w:t>
+      </w:r>
+    </w:p>
+    <w:p>
+      <w:r>
+        <w:t>Main.can은 두 Port의 portSlot, comPortNumber, baudRate, dataBits, parity, stopBits를 M485E_PortConfig[2] 구조체 배열로 보관한다. 측정 전 초기화 함수가 각 원소를 채우고 적용 함수가 elcount() 범위로 순회하여 M485E_Core_SetPortConfig를 호출한다.</w:t>
+      </w:r>
+    </w:p>
+    <w:p>
+      <w:r>
+        <w:t>M485E_PortConfig는 CAPL Main 내부 설정 모델이며 DLL 경계를 통과하지 않는다. Core와 DLL은 기존 스칼라 파라미터 호출을 유지하므로 CAPL 구조체의 메모리 배치가 공개 ABI에 영향을 주지 않는다.</w:t>
+      </w:r>
     </w:p>
     <w:sectPr>
       <w:headerReference w:type="default" r:id="rId9"/>

--- a/docs/03_Design/Modbus485Emulator_Software_Design.docx
+++ b/docs/03_Design/Modbus485Emulator_Software_Design.docx
@@ -13082,7 +13082,7 @@
     </w:p>
     <w:p>
       <w:r>
-        <w:t>Main.can은 PortSlot별 COM 번호를 CAPL long으로 관리한다. M485E_Core_SetPortConfig는 ComPortNumber 1~999를 검증한 뒤 snprintf로 COM%d 문자열을 생성하여 기존 M485E_Dll_SetPortConfig 문자열 ABI에 전달한다. DeviceMap.csv의 Port 칼럼과 Win32 Serial 계층은 COM11 같은 Windows Port 이름을 계속 사용한다.</w:t>
+        <w:t>Main.can은 PortSlot별 COM 번호를 CAPL long으로 관리한다. M485E_Core_SetPortConfig는 ComPortNumber 1~999를 검증한 뒤 snprintf로 COM%d 문자열을 생성하여 기존 M485E_Dll_SetPortConfig 문자열 ABI에 전달한다. M485E_DeviceMap.csv의 Port 칼럼과 Win32 Serial 계층은 COM11 같은 Windows Port 이름을 계속 사용한다.</w:t>
       </w:r>
     </w:p>
     <w:p>

--- a/docs/03_Design/Modbus485Emulator_Software_Design.docx
+++ b/docs/03_Design/Modbus485Emulator_Software_Design.docx
@@ -242,7 +242,7 @@
                 <w:rFonts w:ascii="Malgun Gothic" w:hAnsi="Malgun Gothic" w:eastAsia="Malgun Gothic"/>
                 <w:sz w:val="17"/>
               </w:rPr>
-              <w:t>0.15 / Baseline Candidate</w:t>
+              <w:t>0.16 / Implementation Baseline</w:t>
             </w:r>
           </w:p>
         </w:tc>
@@ -292,7 +292,7 @@
                 <w:rFonts w:ascii="Malgun Gothic" w:hAnsi="Malgun Gothic" w:eastAsia="Malgun Gothic"/>
                 <w:sz w:val="20"/>
               </w:rPr>
-              <w:t>2026-08-09</w:t>
+              <w:t>2026-08-10</w:t>
             </w:r>
           </w:p>
         </w:tc>
@@ -314,7 +314,7 @@
           <w:color w:val="2E75B6"/>
           <w:sz w:val="20"/>
         </w:rPr>
-        <w:t>문서 상태: 구현 전 개발 Baseline 검토본</w:t>
+        <w:t>문서 상태: 구현 기준 개발 Baseline 확정본</w:t>
       </w:r>
     </w:p>
     <w:p>
@@ -964,6 +964,64 @@
           </w:p>
         </w:tc>
       </w:tr>
+      <w:tr>
+        <w:tc>
+          <w:tcPr>
+            <w:tcW w:type="dxa" w:w="1152"/>
+          </w:tcPr>
+          <w:p>
+            <w:r>
+              <w:rPr>
+                <w:rFonts w:ascii="Malgun Gothic" w:hAnsi="Malgun Gothic" w:eastAsia="Malgun Gothic"/>
+                <w:sz w:val="17"/>
+              </w:rPr>
+              <w:t>0.16</w:t>
+            </w:r>
+          </w:p>
+        </w:tc>
+        <w:tc>
+          <w:tcPr>
+            <w:tcW w:type="dxa" w:w="1584"/>
+          </w:tcPr>
+          <w:p>
+            <w:r>
+              <w:rPr>
+                <w:rFonts w:ascii="Malgun Gothic" w:hAnsi="Malgun Gothic" w:eastAsia="Malgun Gothic"/>
+                <w:sz w:val="17"/>
+              </w:rPr>
+              <w:t>2026-08-10</w:t>
+            </w:r>
+          </w:p>
+        </w:tc>
+        <w:tc>
+          <w:tcPr>
+            <w:tcW w:type="dxa" w:w="2160"/>
+          </w:tcPr>
+          <w:p>
+            <w:r>
+              <w:rPr>
+                <w:rFonts w:ascii="Malgun Gothic" w:hAnsi="Malgun Gothic" w:eastAsia="Malgun Gothic"/>
+                <w:sz w:val="17"/>
+              </w:rPr>
+              <w:t>Implementation Baseline</w:t>
+            </w:r>
+          </w:p>
+        </w:tc>
+        <w:tc>
+          <w:tcPr>
+            <w:tcW w:type="dxa" w:w="4464"/>
+          </w:tcPr>
+          <w:p>
+            <w:r>
+              <w:rPr>
+                <w:rFonts w:ascii="Malgun Gothic" w:hAnsi="Malgun Gothic" w:eastAsia="Malgun Gothic"/>
+                <w:sz w:val="17"/>
+              </w:rPr>
+              <w:t>1~4개 활성 Port, Vector Context Handle 0 및 ProjectConfig 상대경로 설계 반영</w:t>
+            </w:r>
+          </w:p>
+        </w:tc>
+      </w:tr>
     </w:tbl>
     <w:p>
       <w:pPr>
@@ -1477,7 +1535,7 @@
                 <w:color w:val="1F2937"/>
                 <w:sz w:val="17"/>
               </w:rPr>
-              <w:t>CAPL 프로그램 인스턴스를 식별하는 Vector Handle; Device Index와 별개</w:t>
+              <w:t>CAPL 프로그램 인스턴스를 식별하는 Vector 소유 opaque Handle; Device Index와 별개이며 숫자 0도 유효하다. 등록·초기화 여부는 별도 상태 Flag로 판정한다.</w:t>
             </w:r>
           </w:p>
         </w:tc>
@@ -1587,7 +1645,7 @@
                 <w:color w:val="1F2937"/>
                 <w:sz w:val="17"/>
               </w:rPr>
-              <w:t>두 COM Port와 가상 CAN 채널을 연결하는 0/1 논리 슬롯</w:t>
+              <w:t>최대 4개 COM Port와 가상 CAN 채널을 연결하는 0~3 논리 슬롯; 실제 활성 Port 수는 1~4개</w:t>
             </w:r>
           </w:p>
         </w:tc>
@@ -2385,7 +2443,7 @@
         <w:rPr>
           <w:rFonts w:ascii="Malgun Gothic" w:hAnsi="Malgun Gothic" w:eastAsia="Malgun Gothic"/>
         </w:rPr>
-        <w:t>두 COM Port, SystemBase Multi USB-485 자동 방향 제어</w:t>
+        <w:t>1~4개 활성 COM Port, SystemBase Multi USB-485 자동 방향 제어</w:t>
       </w:r>
     </w:p>
     <w:p>
@@ -2976,7 +3034,7 @@
                 <w:color w:val="1F2937"/>
                 <w:sz w:val="16"/>
               </w:rPr>
-              <w:t>Config/CAPL/DLL</w:t>
+              <w:t>ProjectConfig/CAPL/Dll</w:t>
             </w:r>
           </w:p>
         </w:tc>
@@ -3031,7 +3089,7 @@
                 <w:color w:val="1F2937"/>
                 <w:sz w:val="16"/>
               </w:rPr>
-              <w:t>Config/CAPL/M485E</w:t>
+              <w:t>ProjectConfig/CAPL/M485E</w:t>
             </w:r>
           </w:p>
         </w:tc>
@@ -3086,7 +3144,7 @@
                 <w:color w:val="1F2937"/>
                 <w:sz w:val="16"/>
               </w:rPr>
-              <w:t>Config/Maps</w:t>
+              <w:t>ProjectConfig/Maps/M485E</w:t>
             </w:r>
           </w:p>
         </w:tc>
@@ -3111,7 +3169,7 @@
                 <w:color w:val="1F2937"/>
                 <w:sz w:val="16"/>
               </w:rPr>
-              <w:t>프로젝트별 세 CSV</w:t>
+              <w:t>DeviceMap, FrameRule 및 CSV_DB_Name으로 참조되는 Register Map</w:t>
             </w:r>
           </w:p>
         </w:tc>
@@ -3379,7 +3437,7 @@
                 <w:color w:val="1F2937"/>
                 <w:sz w:val="16"/>
               </w:rPr>
-              <w:t>CAPL_DLL_INFO4, __stdcall, Context Handle, Length/Capacity 최종 검증, caller-owned 출력 보호, Signal F[1] 저수준 출력, 생산 21개 Export</w:t>
+              <w:t>CAPL_DLL_INFO4, __stdcall, Context Handle 0 허용과 수명주기 Flag 분리, Length/Capacity 최종 검증, caller-owned 출력 보호, Signal F[1] 저수준 출력, 생산 21개 Export</w:t>
             </w:r>
           </w:p>
         </w:tc>
@@ -4339,7 +4397,7 @@
                 <w:color w:val="1F2937"/>
                 <w:sz w:val="16"/>
               </w:rPr>
-              <w:t>Context·경로·Buffer 은닉, Lifecycle Polling, 공통 오류 출력</w:t>
+              <w:t>Context Handle과 등록·초기화 Flag 분리, 경로·Buffer 은닉, Lifecycle Polling, 공통 오류 출력</w:t>
             </w:r>
           </w:p>
         </w:tc>
@@ -6149,7 +6207,7 @@
                 <w:color w:val="1F2937"/>
                 <w:sz w:val="15"/>
               </w:rPr>
-              <w:t>2 Ports, Device[&lt;=256], Rule[&lt;=200], Signal[&lt;=4096], indexes</w:t>
+              <w:t>1~4 active Ports, Device[&lt;=256], Rule[&lt;=200], Signal[&lt;=4096], indexes</w:t>
             </w:r>
           </w:p>
         </w:tc>
@@ -6738,7 +6796,7 @@
         <w:rPr>
           <w:rFonts w:ascii="Malgun Gothic" w:hAnsi="Malgun Gothic" w:eastAsia="Malgun Gothic"/>
         </w:rPr>
-        <w:t>DeviceByIndex[256]과 DeviceBySlave[2][248]의 고정 Lookup을 사용한다. 유효값 0인 Index를 Sentinel로 쓰지 않고 별도 invalid sentinel을 사용한다.</w:t>
+        <w:t>DeviceByIndex[256]과 DeviceBySlave[4][248]의 고정 Lookup을 사용한다. 유효값 0인 Index를 Sentinel로 쓰지 않고 별도 invalid sentinel을 사용한다.</w:t>
       </w:r>
     </w:p>
     <w:p>
@@ -8267,7 +8325,7 @@
                 <w:color w:val="1F2937"/>
                 <w:sz w:val="16"/>
               </w:rPr>
-              <w:t>2</w:t>
+              <w:t>1~4</w:t>
             </w:r>
           </w:p>
         </w:tc>
@@ -9677,7 +9735,7 @@
         <w:rPr>
           <w:rFonts w:ascii="Malgun Gothic" w:hAnsi="Malgun Gothic" w:eastAsia="Malgun Gothic"/>
         </w:rPr>
-        <w:t>ConfigurationLoader는 세 CSV를 같은 Generation으로 읽고 임시 ActiveConfiguration을 만든다. Header/Cell/교차 참조/Resource/Init을 모두 통과해야 승격한다. 실패한 Pending Generation은 Last-good을 보존하되 Connect stale block을 설정한다.</w:t>
+        <w:t>ConfigurationLoader는 DeviceMap과 FrameRule을 같은 Generation으로 읽고, DeviceMap의 CSV_DB_Name으로 참조된 Register Map을 함께 검증하여 임시 ActiveConfiguration을 만든다. Header/Cell/교차 참조/Resource/Init을 모두 통과해야 승격한다. 실패한 Pending Generation은 Last-good을 보존하되 Connect stale block을 설정한다.</w:t>
       </w:r>
     </w:p>
     <w:p>
@@ -11009,7 +11067,7 @@
                 <w:rFonts w:ascii="Malgun Gothic" w:hAnsi="Malgun Gothic" w:eastAsia="Malgun Gothic"/>
                 <w:sz w:val="17"/>
               </w:rPr>
-              <w:t>Implementation Complete / Automated Verification Complete / External Verification Pending. 비동기 Refresh/Connect, 두 Port rollback, 21 Export 통합, Finalize 및 Phase 1 ABI 회귀 완료; 실제 Port 복구는 회사 환경에서 수행.</w:t>
+              <w:t>Implementation Complete / Automated Verification Complete / External Verification Pending. 비동기 Refresh/Connect, 1~4개 활성 Port rollback, 21 Export 통합, Context Handle 0 수명주기, Finalize 및 Phase 1 ABI 회귀 완료; 실제 Port 복구는 회사 환경에서 수행.</w:t>
             </w:r>
           </w:p>
         </w:tc>
@@ -11085,7 +11143,7 @@
                 <w:rFonts w:ascii="Malgun Gothic" w:hAnsi="Malgun Gothic" w:eastAsia="Malgun Gothic"/>
                 <w:sz w:val="17"/>
               </w:rPr>
-              <w:t>Implementation Complete / Automated and CANalyzer 13 Compile Verification Complete / External Verification Pending. CAPL Core/Monitoring, 1,000ms Cycle, 10ms Pump, 66/33 Frame budget, 두 Port round-robin 및 Extended CAN 조립 완료. Phase 9 Probe는 CANalyzer 13 x86 컴파일러에서 경고 없이 컴파일되었으며 CANalyzer 9.x SP8 Measurement는 회사 환경에서 수행.</w:t>
+              <w:t>Implementation Complete / Automated and CANalyzer 13 Compile Verification Complete / External Verification Pending. CAPL Core/Monitoring, 1,000ms Cycle, 10ms Pump, 66/33 Frame budget, 1~4개 활성 Port round-robin 및 Extended CAN 조립 완료. Phase 9 Probe는 CANalyzer 13 x86 컴파일러에서 경고 없이 컴파일되었으며 CANalyzer 9.x SP8 Measurement는 회사 환경에서 수행.</w:t>
             </w:r>
           </w:p>
         </w:tc>
@@ -12837,7 +12895,7 @@
                 <w:rFonts w:ascii="Malgun Gothic" w:hAnsi="Malgun Gothic" w:eastAsia="Malgun Gothic"/>
                 <w:sz w:val="17"/>
               </w:rPr>
-              <w:t>Win32 Overlapped I/O + 2 Worker</w:t>
+              <w:t>Win32 Overlapped I/O + 1~4 Worker</w:t>
             </w:r>
           </w:p>
         </w:tc>
@@ -13082,7 +13140,7 @@
     </w:p>
     <w:p>
       <w:r>
-        <w:t>Main.can은 PortSlot별 COM 번호를 CAPL long으로 관리한다. M485E_Core_SetPortConfig는 ComPortNumber 1~999를 검증한 뒤 snprintf로 COM%d 문자열을 생성하여 기존 M485E_Dll_SetPortConfig 문자열 ABI에 전달한다. M485E_DeviceMap.csv의 Port 칼럼과 Win32 Serial 계층은 COM11 같은 Windows Port 이름을 계속 사용한다.</w:t>
+        <w:t>CANalyzer Configuration(.cfg)은 ProjectConfig 바로 아래에 두고 Main.can은 .\Maps\M485E 상대경로를 getAbsFilePath()로 해석한다. Main.can은 PortSlot별 COM 번호를 CAPL long으로 관리한다. M485E_Core_SetPortConfig는 ComPortNumber 1~999를 검증한 뒤 snprintf로 COM%d 문자열을 생성하여 기존 M485E_Dll_SetPortConfig 문자열 ABI에 전달한다. M485E_DeviceMap.csv의 Port 칼럼과 Win32 Serial 계층은 COM11 같은 Windows Port 이름을 계속 사용한다.</w:t>
       </w:r>
     </w:p>
     <w:p>
@@ -13100,7 +13158,7 @@
     </w:p>
     <w:p>
       <w:r>
-        <w:t>Main.can은 두 Port의 portSlot, comPortNumber, baudRate, dataBits, parity, stopBits를 M485E_PortConfig[2] 구조체 배열로 보관한다. 측정 전 초기화 함수가 각 원소를 채우고 적용 함수가 elcount() 범위로 순회하여 M485E_Core_SetPortConfig를 호출한다.</w:t>
+        <w:t>Main.can은 최대 네 Port의 portSlot, comPortNumber, baudRate, dataBits, parity, stopBits를 M485E_PortConfig[4] 구조체 배열로 보관한다. gM485E_ActivePortCount는 DeviceMap의 고유 Port 수와 같은 1~4로 설정하고, 적용 함수는 앞쪽 활성 원소만 순회하여 M485E_Core_SetPortConfig를 호출한다.</w:t>
       </w:r>
     </w:p>
     <w:p>
@@ -13208,7 +13266,7 @@
               <w:color w:val="64748B"/>
               <w:sz w:val="16"/>
             </w:rPr>
-            <w:t>Version 0.10 | Baseline Candidate</w:t>
+            <w:t>Version 0.16 | Implementation Baseline</w:t>
           </w:r>
         </w:p>
       </w:tc>

--- a/docs/03_Design/Modbus485Emulator_Software_Design.docx
+++ b/docs/03_Design/Modbus485Emulator_Software_Design.docx
@@ -238,11 +238,7 @@
           </w:tcPr>
           <w:p>
             <w:r>
-              <w:rPr>
-                <w:rFonts w:ascii="Malgun Gothic" w:hAnsi="Malgun Gothic" w:eastAsia="Malgun Gothic"/>
-                <w:sz w:val="17"/>
-              </w:rPr>
-              <w:t>0.16 / Implementation Baseline</w:t>
+              <w:t>0.17 / Implementation Baseline</w:t>
             </w:r>
           </w:p>
         </w:tc>
@@ -288,10 +284,6 @@
           </w:tcPr>
           <w:p>
             <w:r>
-              <w:rPr>
-                <w:rFonts w:ascii="Malgun Gothic" w:hAnsi="Malgun Gothic" w:eastAsia="Malgun Gothic"/>
-                <w:sz w:val="20"/>
-              </w:rPr>
               <w:t>2026-08-10</w:t>
             </w:r>
           </w:p>
@@ -1018,6 +1010,48 @@
                 <w:sz w:val="17"/>
               </w:rPr>
               <w:t>1~4개 활성 Port, Vector Context Handle 0 및 ProjectConfig 상대경로 설계 반영</w:t>
+            </w:r>
+          </w:p>
+        </w:tc>
+      </w:tr>
+      <w:tr>
+        <w:tc>
+          <w:tcPr>
+            <w:tcW w:type="dxa" w:w="1152"/>
+          </w:tcPr>
+          <w:p>
+            <w:r>
+              <w:t>0.17</w:t>
+            </w:r>
+          </w:p>
+        </w:tc>
+        <w:tc>
+          <w:tcPr>
+            <w:tcW w:type="dxa" w:w="1584"/>
+          </w:tcPr>
+          <w:p>
+            <w:r>
+              <w:t>2026-08-10</w:t>
+            </w:r>
+          </w:p>
+        </w:tc>
+        <w:tc>
+          <w:tcPr>
+            <w:tcW w:type="dxa" w:w="2160"/>
+          </w:tcPr>
+          <w:p>
+            <w:r>
+              <w:t>Implementation Baseline</w:t>
+            </w:r>
+          </w:p>
+        </w:tc>
+        <w:tc>
+          <w:tcPr>
+            <w:tcW w:type="dxa" w:w="4464"/>
+          </w:tcPr>
+          <w:p>
+            <w:r>
+              <w:t>RTU Stream Parser와 Port별 Monitoring Cursor 구현 설계 및 자동 검증 반영</w:t>
             </w:r>
           </w:p>
         </w:tc>
@@ -2388,7 +2422,7 @@
         <w:rPr>
           <w:rFonts w:ascii="Malgun Gothic" w:hAnsi="Malgun Gothic" w:eastAsia="Malgun Gothic"/>
         </w:rPr>
-        <w:t>가짜 Clock/Transport를 통한 Unit Test 가능성</w:t>
+        <w:t>FakeSerialTransport를 통한 Chunk/timeout/CRC Stream Unit Test 가능성</w:t>
       </w:r>
     </w:p>
     <w:p>
@@ -2871,7 +2905,7 @@
                 <w:color w:val="1F2937"/>
                 <w:sz w:val="16"/>
               </w:rPr>
-              <w:t>가짜 Clock/Transport 기반 Unit Test</w:t>
+              <w:t>FakeSerialTransport 기반 Unit Test</w:t>
             </w:r>
           </w:p>
         </w:tc>
@@ -4148,16 +4182,8 @@
             <w:vAlign w:val="center"/>
           </w:tcPr>
           <w:p>
-            <w:pPr>
-              <w:spacing w:after="0" w:line="240" w:lineRule="auto"/>
-            </w:pPr>
-            <w:r>
-              <w:rPr>
-                <w:rFonts w:ascii="Malgun Gothic" w:hAnsi="Malgun Gothic" w:eastAsia="Malgun Gothic"/>
-                <w:color w:val="1F2937"/>
-                <w:sz w:val="16"/>
-              </w:rPr>
-              <w:t>Port 단독 소유, t1.5/t3.5 조립, 순차 요청 처리</w:t>
+            <w:r>
+              <w:t>Port 단독 소유, Chunk 수신, 예상 길이·CRC 기반 Stream 조립, 응답 t3.5 Guard, 순차 요청 처리</w:t>
             </w:r>
           </w:p>
         </w:tc>
@@ -9881,16 +9907,8 @@
             <w:vAlign w:val="center"/>
           </w:tcPr>
           <w:p>
-            <w:pPr>
-              <w:spacing w:after="0" w:line="240" w:lineRule="auto"/>
-            </w:pPr>
-            <w:r>
-              <w:rPr>
-                <w:rFonts w:ascii="Malgun Gothic" w:hAnsi="Malgun Gothic" w:eastAsia="Malgun Gothic"/>
-                <w:color w:val="1F2937"/>
-                <w:sz w:val="16"/>
-              </w:rPr>
-              <w:t>Clock</w:t>
+            <w:r>
+              <w:t>RTU Timing</w:t>
             </w:r>
           </w:p>
         </w:tc>
@@ -9906,16 +9924,8 @@
             <w:vAlign w:val="center"/>
           </w:tcPr>
           <w:p>
-            <w:pPr>
-              <w:spacing w:after="0" w:line="240" w:lineRule="auto"/>
-            </w:pPr>
-            <w:r>
-              <w:rPr>
-                <w:rFonts w:ascii="Malgun Gothic" w:hAnsi="Malgun Gothic" w:eastAsia="Malgun Gothic"/>
-                <w:color w:val="1F2937"/>
-                <w:sz w:val="16"/>
-              </w:rPr>
-              <w:t>QueryPerformanceCounter 기반 monotonic clock</w:t>
+            <w:r>
+              <w:t>BaudRate와 Character format 기반 t1.5/t3.5 계산</w:t>
             </w:r>
           </w:p>
         </w:tc>
@@ -9931,16 +9941,8 @@
             <w:vAlign w:val="center"/>
           </w:tcPr>
           <w:p>
-            <w:pPr>
-              <w:spacing w:after="0" w:line="240" w:lineRule="auto"/>
-            </w:pPr>
-            <w:r>
-              <w:rPr>
-                <w:rFonts w:ascii="Malgun Gothic" w:hAnsi="Malgun Gothic" w:eastAsia="Malgun Gothic"/>
-                <w:color w:val="1F2937"/>
-                <w:sz w:val="16"/>
-              </w:rPr>
-              <w:t>FakeClock로 t1.5/t3.5 및 retry 제어</w:t>
+            <w:r>
+              <w:t>결정적 Timing Vector와 응답 Guard 검증</w:t>
             </w:r>
           </w:p>
         </w:tc>
@@ -10011,16 +10013,8 @@
             <w:vAlign w:val="center"/>
           </w:tcPr>
           <w:p>
-            <w:pPr>
-              <w:spacing w:after="0" w:line="240" w:lineRule="auto"/>
-            </w:pPr>
-            <w:r>
-              <w:rPr>
-                <w:rFonts w:ascii="Malgun Gothic" w:hAnsi="Malgun Gothic" w:eastAsia="Malgun Gothic"/>
-                <w:color w:val="1F2937"/>
-                <w:sz w:val="16"/>
-              </w:rPr>
-              <w:t>Scripted byte chunks/partial writes/errors</w:t>
+            <w:r>
+              <w:t>Scripted byte chunks/read timeout/partial writes/errors</w:t>
             </w:r>
           </w:p>
         </w:tc>
@@ -10987,11 +10981,7 @@
           </w:tcPr>
           <w:p>
             <w:r>
-              <w:rPr>
-                <w:rFonts w:ascii="Malgun Gothic" w:hAnsi="Malgun Gothic" w:eastAsia="Malgun Gothic"/>
-                <w:sz w:val="17"/>
-              </w:rPr>
-              <w:t>Implementation Complete / Automated Verification Complete / External Verification Pending. t1.5/t3.5, Partial I/O, Cancellation은 Fake Transport로 검증; SystemBase Multi USB-485 실제 통합은 회사 환경에서 수행.</w:t>
+              <w:t>Implementation Complete / Automated Verification Complete / External Verification Pending. Chunk 수신, Function별 예상 길이+CRC Stream 조립, timeout 사이 Partial Read 유지, Noise 재동기화, 응답 t3.5 Guard, Cancellation을 FakeSerialTransport로 검증; SystemBase Multi USB-485 실제 통합은 회사 환경에서 수행.</w:t>
             </w:r>
           </w:p>
         </w:tc>
@@ -11139,11 +11129,7 @@
           </w:tcPr>
           <w:p>
             <w:r>
-              <w:rPr>
-                <w:rFonts w:ascii="Malgun Gothic" w:hAnsi="Malgun Gothic" w:eastAsia="Malgun Gothic"/>
-                <w:sz w:val="17"/>
-              </w:rPr>
-              <w:t>Implementation Complete / Automated and CANalyzer 13 Compile Verification Complete / External Verification Pending. CAPL Core/Monitoring, 1,000ms Cycle, 10ms Pump, 66/33 Frame budget, 1~4개 활성 Port round-robin 및 Extended CAN 조립 완료. Phase 9 Probe는 CANalyzer 13 x86 컴파일러에서 경고 없이 컴파일되었으며 CANalyzer 9.x SP8 Measurement는 회사 환경에서 수행.</w:t>
+              <w:t>Implementation Complete / Automated and CANalyzer 13 Compile Verification Complete / External Verification Pending. CAPL Core/Monitoring, 1,000ms Cycle, 10ms Pump, 66/33 Frame budget, 1~4개 활성 Port별 지속 Cursor 및 Port round-robin, Extended CAN 조립 완료. Phase 9 Probe는 CANalyzer 13 x86 컴파일러에서 경고 없이 컴파일되었으며 CANalyzer 9.x SP8 Measurement는 회사 환경에서 수행.</w:t>
             </w:r>
           </w:p>
         </w:tc>
@@ -13266,7 +13252,7 @@
               <w:color w:val="64748B"/>
               <w:sz w:val="16"/>
             </w:rPr>
-            <w:t>Version 0.16 | Implementation Baseline</w:t>
+            <w:t>Version 0.17 | Implementation Baseline</w:t>
           </w:r>
         </w:p>
       </w:tc>

--- a/docs/03_Design/Modbus485Emulator_Software_Design.docx
+++ b/docs/03_Design/Modbus485Emulator_Software_Design.docx
@@ -238,7 +238,11 @@
           </w:tcPr>
           <w:p>
             <w:r>
-              <w:t>0.17 / Implementation Baseline</w:t>
+              <w:rPr>
+                <w:rFonts w:ascii="Malgun Gothic" w:hAnsi="Malgun Gothic" w:eastAsia="Malgun Gothic"/>
+                <w:sz w:val="17"/>
+              </w:rPr>
+              <w:t>0.18 / Implementation Baseline</w:t>
             </w:r>
           </w:p>
         </w:tc>
@@ -1052,6 +1056,64 @@
           <w:p>
             <w:r>
               <w:t>RTU Stream Parser와 Port별 Monitoring Cursor 구현 설계 및 자동 검증 반영</w:t>
+            </w:r>
+          </w:p>
+        </w:tc>
+      </w:tr>
+      <w:tr>
+        <w:tc>
+          <w:tcPr>
+            <w:tcW w:type="dxa" w:w="1152"/>
+          </w:tcPr>
+          <w:p>
+            <w:r>
+              <w:rPr>
+                <w:rFonts w:ascii="Malgun Gothic" w:hAnsi="Malgun Gothic" w:eastAsia="Malgun Gothic"/>
+                <w:sz w:val="17"/>
+              </w:rPr>
+              <w:t>0.18</w:t>
+            </w:r>
+          </w:p>
+        </w:tc>
+        <w:tc>
+          <w:tcPr>
+            <w:tcW w:type="dxa" w:w="1584"/>
+          </w:tcPr>
+          <w:p>
+            <w:r>
+              <w:rPr>
+                <w:rFonts w:ascii="Malgun Gothic" w:hAnsi="Malgun Gothic" w:eastAsia="Malgun Gothic"/>
+                <w:sz w:val="17"/>
+              </w:rPr>
+              <w:t>2026-08-11</w:t>
+            </w:r>
+          </w:p>
+        </w:tc>
+        <w:tc>
+          <w:tcPr>
+            <w:tcW w:type="dxa" w:w="2160"/>
+          </w:tcPr>
+          <w:p>
+            <w:r>
+              <w:rPr>
+                <w:rFonts w:ascii="Malgun Gothic" w:hAnsi="Malgun Gothic" w:eastAsia="Malgun Gothic"/>
+                <w:sz w:val="17"/>
+              </w:rPr>
+              <w:t>Implementation Baseline</w:t>
+            </w:r>
+          </w:p>
+        </w:tc>
+        <w:tc>
+          <w:tcPr>
+            <w:tcW w:type="dxa" w:w="4464"/>
+          </w:tcPr>
+          <w:p>
+            <w:r>
+              <w:rPr>
+                <w:rFonts w:ascii="Malgun Gothic" w:hAnsi="Malgun Gothic" w:eastAsia="Malgun Gothic"/>
+                <w:sz w:val="17"/>
+              </w:rPr>
+              <w:t>Broadcast FC10의 Port-local 다중 Device 원자 Write와 Device별 Change Snapshot 설계 반영</w:t>
             </w:r>
           </w:p>
         </w:tc>
@@ -10295,7 +10357,7 @@
         <w:rPr>
           <w:rFonts w:ascii="Malgun Gothic" w:hAnsi="Malgun Gothic" w:eastAsia="Malgun Gothic"/>
         </w:rPr>
-        <w:t>추가 Function Code 또는 Broadcast</w:t>
+        <w:t>추가 Function Code 또는 FC10 이외 Broadcast 적용</w:t>
       </w:r>
     </w:p>
     <w:p>
@@ -13243,16 +13305,12 @@
           </w:tcBorders>
         </w:tcPr>
         <w:p>
-          <w:pPr>
-            <w:jc w:val="center"/>
-          </w:pPr>
           <w:r>
             <w:rPr>
               <w:rFonts w:ascii="Malgun Gothic" w:hAnsi="Malgun Gothic" w:eastAsia="Malgun Gothic"/>
-              <w:color w:val="64748B"/>
-              <w:sz w:val="16"/>
+              <w:sz w:val="17"/>
             </w:rPr>
-            <w:t>Version 0.17 | Implementation Baseline</w:t>
+            <w:t>Version 0.18 | Implementation Baseline</w:t>
           </w:r>
         </w:p>
       </w:tc>

--- a/docs/03_Design/Modbus485Emulator_Software_Design.docx
+++ b/docs/03_Design/Modbus485Emulator_Software_Design.docx
@@ -242,7 +242,7 @@
                 <w:rFonts w:ascii="Malgun Gothic" w:hAnsi="Malgun Gothic" w:eastAsia="Malgun Gothic"/>
                 <w:sz w:val="17"/>
               </w:rPr>
-              <w:t>0.18 / Implementation Baseline</w:t>
+              <w:t>0.18 / Release 0.1.0 Baseline</w:t>
             </w:r>
           </w:p>
         </w:tc>
@@ -288,7 +288,11 @@
           </w:tcPr>
           <w:p>
             <w:r>
-              <w:t>2026-08-10</w:t>
+              <w:rPr>
+                <w:rFonts w:ascii="Malgun Gothic" w:hAnsi="Malgun Gothic" w:eastAsia="Malgun Gothic"/>
+                <w:sz w:val="17"/>
+              </w:rPr>
+              <w:t>2026-08-12</w:t>
             </w:r>
           </w:p>
         </w:tc>
@@ -310,7 +314,7 @@
           <w:color w:val="2E75B6"/>
           <w:sz w:val="20"/>
         </w:rPr>
-        <w:t>문서 상태: 구현 기준 개발 Baseline 확정본</w:t>
+        <w:t>문서 상태: Release 0.1.0 개발 Baseline</w:t>
       </w:r>
     </w:p>
     <w:p>
@@ -897,7 +901,7 @@
                 <w:rFonts w:ascii="Malgun Gothic" w:hAnsi="Malgun Gothic" w:eastAsia="Malgun Gothic"/>
                 <w:sz w:val="17"/>
               </w:rPr>
-              <w:t>CAPL 숫자 COM Port Adapter와 기존 DLL 문자열 ABI 경계 반영</w:t>
+              <w:t>CAPL 숫자 COM Port Adapter와 공개 DLL 문자열 ABI 경계 반영</w:t>
             </w:r>
           </w:p>
         </w:tc>
@@ -955,7 +959,7 @@
                 <w:rFonts w:ascii="Malgun Gothic" w:hAnsi="Malgun Gothic" w:eastAsia="Malgun Gothic"/>
                 <w:sz w:val="17"/>
               </w:rPr>
-              <w:t>CAPL Port 설정 구조체 배열과 기존 DLL 스칼라 ABI 경계 반영</w:t>
+              <w:t>CAPL Port 설정 구조체 배열과 공개 DLL 스칼라 ABI 경계 반영</w:t>
             </w:r>
           </w:p>
         </w:tc>
@@ -1085,7 +1089,7 @@
                 <w:rFonts w:ascii="Malgun Gothic" w:hAnsi="Malgun Gothic" w:eastAsia="Malgun Gothic"/>
                 <w:sz w:val="17"/>
               </w:rPr>
-              <w:t>2026-08-11</w:t>
+              <w:t>2026-08-12</w:t>
             </w:r>
           </w:p>
         </w:tc>
@@ -1099,7 +1103,7 @@
                 <w:rFonts w:ascii="Malgun Gothic" w:hAnsi="Malgun Gothic" w:eastAsia="Malgun Gothic"/>
                 <w:sz w:val="17"/>
               </w:rPr>
-              <w:t>Implementation Baseline</w:t>
+              <w:t>Release Baseline</w:t>
             </w:r>
           </w:p>
         </w:tc>
@@ -3201,16 +3205,12 @@
             <w:vAlign w:val="center"/>
           </w:tcPr>
           <w:p>
-            <w:pPr>
-              <w:spacing w:after="0" w:line="240" w:lineRule="auto"/>
-            </w:pPr>
-            <w:r>
-              <w:rPr>
-                <w:rFonts w:ascii="Malgun Gothic" w:hAnsi="Malgun Gothic" w:eastAsia="Malgun Gothic"/>
-                <w:color w:val="1F2937"/>
-                <w:sz w:val="16"/>
-              </w:rPr>
-              <w:t>M485_E_Core.cin, M485_E_Monitoring.cin, M485_E_UI.cin</w:t>
+            <w:r>
+              <w:rPr>
+                <w:rFonts w:ascii="Malgun Gothic" w:hAnsi="Malgun Gothic" w:eastAsia="Malgun Gothic"/>
+                <w:sz w:val="17"/>
+              </w:rPr>
+              <w:t>M485E_Main.can, M485E_Core.cin, M485E_Monitoring.cin, M485E_ReadOption.cin, M485E_Connection.cin, M485E_Control.cin, M485E_UI.cin</w:t>
             </w:r>
           </w:p>
         </w:tc>
@@ -4396,16 +4396,12 @@
             <w:vAlign w:val="center"/>
           </w:tcPr>
           <w:p>
-            <w:pPr>
-              <w:spacing w:after="0" w:line="240" w:lineRule="auto"/>
-            </w:pPr>
-            <w:r>
-              <w:rPr>
-                <w:rFonts w:ascii="Malgun Gothic" w:hAnsi="Malgun Gothic" w:eastAsia="Malgun Gothic"/>
-                <w:color w:val="1F2937"/>
-                <w:sz w:val="16"/>
-              </w:rPr>
-              <w:t>LastSyncError, Error Event FIFO, Counter/Latch</w:t>
+            <w:r>
+              <w:rPr>
+                <w:rFonts w:ascii="Malgun Gothic" w:hAnsi="Malgun Gothic" w:eastAsia="Malgun Gothic"/>
+                <w:sz w:val="17"/>
+              </w:rPr>
+              <w:t>LastSyncError, Error Event FIFO, Counter/Latch 및 Drop/Overflow 통계</w:t>
             </w:r>
           </w:p>
         </w:tc>
@@ -4476,16 +4472,12 @@
             <w:vAlign w:val="center"/>
           </w:tcPr>
           <w:p>
-            <w:pPr>
-              <w:spacing w:after="0" w:line="240" w:lineRule="auto"/>
-            </w:pPr>
-            <w:r>
-              <w:rPr>
-                <w:rFonts w:ascii="Malgun Gothic" w:hAnsi="Malgun Gothic" w:eastAsia="Malgun Gothic"/>
-                <w:color w:val="1F2937"/>
-                <w:sz w:val="16"/>
-              </w:rPr>
-              <w:t>Context Handle과 등록·초기화 Flag 분리, 경로·Buffer 은닉, Lifecycle Polling, 공통 오류 출력</w:t>
+            <w:r>
+              <w:rPr>
+                <w:rFonts w:ascii="Malgun Gothic" w:hAnsi="Malgun Gothic" w:eastAsia="Malgun Gothic"/>
+                <w:sz w:val="17"/>
+              </w:rPr>
+              <w:t>Context Handle과 등록·초기화 Flag 분리, 경로·Buffer 은닉, Lifecycle Polling, 공통 오류 출력, Error Queue 단건 Dequeue 및 Stats Wrapper</w:t>
             </w:r>
           </w:p>
         </w:tc>
@@ -4636,16 +4628,12 @@
             <w:vAlign w:val="center"/>
           </w:tcPr>
           <w:p>
-            <w:pPr>
-              <w:spacing w:after="0" w:line="240" w:lineRule="auto"/>
-            </w:pPr>
-            <w:r>
-              <w:rPr>
-                <w:rFonts w:ascii="Malgun Gothic" w:hAnsi="Malgun Gothic" w:eastAsia="Malgun Gothic"/>
-                <w:color w:val="1F2937"/>
-                <w:sz w:val="16"/>
-              </w:rPr>
-              <w:t>Connect/ReadSwitch, Manual Read/Write, Signal System Variable Adapter</w:t>
+            <w:r>
+              <w:rPr>
+                <w:rFonts w:ascii="Malgun Gothic" w:hAnsi="Malgun Gothic" w:eastAsia="Malgun Gothic"/>
+                <w:sz w:val="17"/>
+              </w:rPr>
+              <w:t>Connection/ReadSwitch, Manual Write Data[122], Signal System Variable Adapter, 100ms Lifecycle 및 Error Queue 변화 기반 진단 표시</w:t>
             </w:r>
           </w:p>
         </w:tc>
@@ -4788,16 +4776,12 @@
             <w:vAlign w:val="center"/>
           </w:tcPr>
           <w:p>
-            <w:pPr>
-              <w:spacing w:after="0" w:line="240" w:lineRule="auto"/>
-            </w:pPr>
-            <w:r>
-              <w:rPr>
-                <w:rFonts w:ascii="Malgun Gothic" w:hAnsi="Malgun Gothic" w:eastAsia="Malgun Gothic"/>
-                <w:color w:val="1F2937"/>
-                <w:sz w:val="16"/>
-              </w:rPr>
-              <w:t>Win32/x86 빌드, Vector SDK 경로 주입, 배포 패키지 구조 및 후속 x64 경계 관리</w:t>
+            <w:r>
+              <w:rPr>
+                <w:rFonts w:ascii="Malgun Gothic" w:hAnsi="Malgun Gothic" w:eastAsia="Malgun Gothic"/>
+                <w:sz w:val="17"/>
+              </w:rPr>
+              <w:t>Win32/x86 빌드, Vector SDK 경로 주입, 배포 패키지 구조, ActivePortCount/DeviceMap 고유 Port 정적 계약 및 후속 x64 경계 관리</w:t>
             </w:r>
           </w:p>
         </w:tc>
@@ -10667,7 +10651,11 @@
           </w:tcPr>
           <w:p>
             <w:r>
-              <w:t>ErrorCodes.csv 90개 기준과 PublicConstants.csv 183개 상수를 단일 원본으로 유지하고 C++/CAPL 계약을 생성한다. MSBuild·CMake Win32 Debug/Release, 생성기 오류·경계 시험, C++ 계약 시험과 Phase 1 ABI 회귀를 통과해야 한다. CANalyzer 13/9.x CAPL Probe는 실환경 검증으로 기록한다.</w:t>
+              <w:rPr>
+                <w:rFonts w:ascii="Malgun Gothic" w:hAnsi="Malgun Gothic" w:eastAsia="Malgun Gothic"/>
+                <w:sz w:val="17"/>
+              </w:rPr>
+              <w:t>ErrorCodes.csv 90개와 PublicConstants.csv 185개를 단일 원본으로 유지하고 C++/CAPL 계약을 생성한다. MSBuild·CMake Win32 Debug/Release, 생성기 오류·경계 시험, C++ 계약 시험과 Phase 1 ABI 회귀를 통과해야 한다. CANalyzer 13/9.x CAPL Probe는 실환경 검증으로 기록한다.</w:t>
             </w:r>
           </w:p>
         </w:tc>
@@ -11043,7 +11031,11 @@
           </w:tcPr>
           <w:p>
             <w:r>
-              <w:t>Implementation Complete / Automated Verification Complete / External Verification Pending. Chunk 수신, Function별 예상 길이+CRC Stream 조립, timeout 사이 Partial Read 유지, Noise 재동기화, 응답 t3.5 Guard, Cancellation을 FakeSerialTransport로 검증; SystemBase Multi USB-485 실제 통합은 회사 환경에서 수행.</w:t>
+              <w:rPr>
+                <w:rFonts w:ascii="Malgun Gothic" w:hAnsi="Malgun Gothic" w:eastAsia="Malgun Gothic"/>
+                <w:sz w:val="17"/>
+              </w:rPr>
+              <w:t>Implementation Complete / Automated Verification Complete / External Verification Pending. t1.5/t3.5, Partial I/O, Cancellation은 Fake Transport로 검증; SystemBase Multi USB-485 실제 통합은 회사 환경에서 수행.</w:t>
             </w:r>
           </w:p>
         </w:tc>
@@ -11119,7 +11111,7 @@
                 <w:rFonts w:ascii="Malgun Gothic" w:hAnsi="Malgun Gothic" w:eastAsia="Malgun Gothic"/>
                 <w:sz w:val="17"/>
               </w:rPr>
-              <w:t>Implementation Complete / Automated Verification Complete / External Verification Pending. 비동기 Refresh/Connect, 1~4개 활성 Port rollback, 21 Export 통합, Context Handle 0 수명주기, Finalize 및 Phase 1 ABI 회귀 완료; 실제 Port 복구는 회사 환경에서 수행.</w:t>
+              <w:t>Implementation Complete / Automated Verification Complete / External Verification Pending. 비동기 Refresh/Connect, 1~4개 활성 Port 전체 rollback, 21 Export 통합, Finalize 및 Phase 1 ABI 회귀 완료; 실제 Port 복구는 회사 환경에서 수행.</w:t>
             </w:r>
           </w:p>
         </w:tc>
@@ -11191,7 +11183,11 @@
           </w:tcPr>
           <w:p>
             <w:r>
-              <w:t>Implementation Complete / Automated and CANalyzer 13 Compile Verification Complete / External Verification Pending. CAPL Core/Monitoring, 1,000ms Cycle, 10ms Pump, 66/33 Frame budget, 1~4개 활성 Port별 지속 Cursor 및 Port round-robin, Extended CAN 조립 완료. Phase 9 Probe는 CANalyzer 13 x86 컴파일러에서 경고 없이 컴파일되었으며 CANalyzer 9.x SP8 Measurement는 회사 환경에서 수행.</w:t>
+              <w:rPr>
+                <w:rFonts w:ascii="Malgun Gothic" w:hAnsi="Malgun Gothic" w:eastAsia="Malgun Gothic"/>
+                <w:sz w:val="17"/>
+              </w:rPr>
+              <w:t>Implementation Complete / Automated and CANalyzer 13 Compile Verification Complete / External Verification Pending. CAPL Core/Monitoring, 1,000ms Cycle, 10ms Pump, 66/33 Frame budget, 활성 Port round-robin, ActivePortCount/DeviceMap 고유 Port 정적 계약 및 Extended CAN 조립 완료. Phase 9 Probe는 CANalyzer 13 x86 컴파일러에서 경고 없이 컴파일되었으며 CANalyzer 9.x SP8 Measurement는 회사 환경에서 수행.</w:t>
             </w:r>
           </w:p>
         </w:tc>
@@ -11267,7 +11263,7 @@
                 <w:rFonts w:ascii="Malgun Gothic" w:hAnsi="Malgun Gothic" w:eastAsia="Malgun Gothic"/>
                 <w:sz w:val="17"/>
               </w:rPr>
-              <w:t>Home-testable Scope Complete / External Verification Pending. CAPL UI System Variable Adapter, Manual Read/Write, 1초 AutoRead, Signal Control, 시험 CSV·Probe·외부 검증 패키지 준비 완료. 독립 CAPL 컴파일러는 System Variable DB를 로드하지 않으므로 Main의 최종 Compile/Panel 배치, Board E2E 및 성능 실측은 회사 Configuration에서 수행.</w:t>
+              <w:t>Home-testable Scope Complete / External Verification Pending. CAPL UI System Variable Adapter, Manual Write Data[122], Signal Control, 100ms Lifecycle/Error Queue 상태 표시와 시험 CSV·Probe·외부 검증 패키지 준비 완료. 수동 Register Read/AutoRead Panel은 제거했으며 공개 Read API만 유지한다. Error Queue DropCount 변화 또는 Overflow Latch 최초 전환 때만 누적 통계를 Write Window에 출력한다. 독립 CAPL 컴파일러는 System Variable DB를 로드하지 않으므로 Main의 최종 Compile/Panel 배치, Board E2E 및 성능 실측은 회사 Configuration에서 수행.</w:t>
             </w:r>
           </w:p>
         </w:tc>
@@ -13175,7 +13171,7 @@
         <w:rPr>
           <w:rFonts w:ascii="Malgun Gothic" w:hAnsi="Malgun Gothic" w:eastAsia="Malgun Gothic"/>
         </w:rPr>
-        <w:t>M485_E_Main.can의 독립 컴파일은 M485E.vsysvar가 로드되지 않은 컴파일러 문맥에서 System Variable 심볼을 해석할 수 없어 완료할 수 없다. 이는 PASS로 간주하지 않으며 CANalyzer Configuration에 M485E.vsysvar를 등록한 뒤 CANalyzer 9.x SP8에서 Compile 및 Measurement로 검증한다.</w:t>
+        <w:t>M485E_Main.can의 독립 컴파일은 M485E.vsysvar가 로드되지 않은 컴파일러 문맥에서 System Variable 심볼을 해석할 수 없어 완료할 수 없다. 이는 PASS로 간주하지 않으며 CANalyzer Configuration에 M485E.vsysvar를 등록한 뒤 CANalyzer 9.x SP8에서 Compile 및 Measurement로 검증한다.</w:t>
       </w:r>
     </w:p>
     <w:p>
@@ -13183,16 +13179,25 @@
         <w:pStyle w:val="Heading1"/>
       </w:pPr>
       <w:r>
+        <w:rPr>
+          <w:rFonts w:ascii="Malgun Gothic" w:hAnsi="Malgun Gothic" w:eastAsia="Malgun Gothic"/>
+        </w:rPr>
         <w:t>28. Numeric COM Port Adapter</w:t>
       </w:r>
     </w:p>
     <w:p>
       <w:r>
-        <w:t>CANalyzer Configuration(.cfg)은 ProjectConfig 바로 아래에 두고 Main.can은 .\Maps\M485E 상대경로를 getAbsFilePath()로 해석한다. Main.can은 PortSlot별 COM 번호를 CAPL long으로 관리한다. M485E_Core_SetPortConfig는 ComPortNumber 1~999를 검증한 뒤 snprintf로 COM%d 문자열을 생성하여 기존 M485E_Dll_SetPortConfig 문자열 ABI에 전달한다. M485E_DeviceMap.csv의 Port 칼럼과 Win32 Serial 계층은 COM11 같은 Windows Port 이름을 계속 사용한다.</w:t>
+        <w:rPr>
+          <w:rFonts w:ascii="Malgun Gothic" w:hAnsi="Malgun Gothic" w:eastAsia="Malgun Gothic"/>
+        </w:rPr>
+        <w:t>CANalyzer Configuration(.cfg)은 ProjectConfig 바로 아래에 두고 Main.can은 .\Maps\M485E 상대경로를 getAbsFilePath()로 해석한다. Main.can은 PortSlot별 COM 번호를 CAPL long으로 관리한다. M485E_Core_SetPortConfig는 ComPortNumber 1~999를 검증한 뒤 snprintf로 COM%d 문자열을 생성하여 공개 M485E_Dll_SetPortConfig 문자열 ABI에 전달한다. M485E_Device.csv의 Port 칼럼과 Win32 Serial 계층은 COM&lt;number&gt; 형식의 Windows Port 이름을 사용한다.</w:t>
       </w:r>
     </w:p>
     <w:p>
       <w:r>
+        <w:rPr>
+          <w:rFonts w:ascii="Malgun Gothic" w:hAnsi="Malgun Gothic" w:eastAsia="Malgun Gothic"/>
+        </w:rPr>
         <w:t>이 Adapter 경계로 CAPL 사용자는 숫자만 설정하며, Phase 1에서 확정한 21개 DLL Export의 파라미터와 ABI는 변경하지 않는다.</w:t>
       </w:r>
     </w:p>
@@ -13201,17 +13206,26 @@
         <w:pStyle w:val="Heading1"/>
       </w:pPr>
       <w:r>
+        <w:rPr>
+          <w:rFonts w:ascii="Malgun Gothic" w:hAnsi="Malgun Gothic" w:eastAsia="Malgun Gothic"/>
+        </w:rPr>
         <w:t>29. CAPL Port Configuration Table</w:t>
       </w:r>
     </w:p>
     <w:p>
       <w:r>
+        <w:rPr>
+          <w:rFonts w:ascii="Malgun Gothic" w:hAnsi="Malgun Gothic" w:eastAsia="Malgun Gothic"/>
+        </w:rPr>
         <w:t>Main.can은 최대 네 Port의 portSlot, comPortNumber, baudRate, dataBits, parity, stopBits를 M485E_PortConfig[4] 구조체 배열로 보관한다. gM485E_ActivePortCount는 DeviceMap의 고유 Port 수와 같은 1~4로 설정하고, 적용 함수는 앞쪽 활성 원소만 순회하여 M485E_Core_SetPortConfig를 호출한다.</w:t>
       </w:r>
     </w:p>
     <w:p>
       <w:r>
-        <w:t>M485E_PortConfig는 CAPL Main 내부 설정 모델이며 DLL 경계를 통과하지 않는다. Core와 DLL은 기존 스칼라 파라미터 호출을 유지하므로 CAPL 구조체의 메모리 배치가 공개 ABI에 영향을 주지 않는다.</w:t>
+        <w:rPr>
+          <w:rFonts w:ascii="Malgun Gothic" w:hAnsi="Malgun Gothic" w:eastAsia="Malgun Gothic"/>
+        </w:rPr>
+        <w:t>M485E_PortConfig는 CAPL Main 내부 설정 모델이며 DLL 경계를 통과하지 않는다. Core와 DLL은 공개 스칼라 파라미터 호출을 사용하므로 CAPL 구조체의 메모리 배치가 공개 ABI에 영향을 주지 않는다.</w:t>
       </w:r>
     </w:p>
     <w:sectPr>
@@ -13310,7 +13324,7 @@
               <w:rFonts w:ascii="Malgun Gothic" w:hAnsi="Malgun Gothic" w:eastAsia="Malgun Gothic"/>
               <w:sz w:val="17"/>
             </w:rPr>
-            <w:t>Version 0.18 | Implementation Baseline</w:t>
+            <w:t>Revision 0.18 | Release 0.1.0 Baseline</w:t>
           </w:r>
         </w:p>
       </w:tc>

--- a/docs/03_Design/Modbus485Emulator_Software_Design.docx
+++ b/docs/03_Design/Modbus485Emulator_Software_Design.docx
@@ -242,7 +242,7 @@
                 <w:rFonts w:ascii="Malgun Gothic" w:hAnsi="Malgun Gothic" w:eastAsia="Malgun Gothic"/>
                 <w:sz w:val="17"/>
               </w:rPr>
-              <w:t>0.18 / Release 0.1.0 Baseline</w:t>
+              <w:t>0.18 / Release 0.2.0 Baseline</w:t>
             </w:r>
           </w:p>
         </w:tc>
@@ -314,7 +314,7 @@
           <w:color w:val="2E75B6"/>
           <w:sz w:val="20"/>
         </w:rPr>
-        <w:t>문서 상태: Release 0.1.0 개발 Baseline</w:t>
+        <w:t>문서 상태: Release 0.2.0 개발 Baseline</w:t>
       </w:r>
     </w:p>
     <w:p>
@@ -2521,7 +2521,7 @@
         <w:rPr>
           <w:rFonts w:ascii="Malgun Gothic" w:hAnsi="Malgun Gothic" w:eastAsia="Malgun Gothic"/>
         </w:rPr>
-        <w:t>CANalyzer 9.x SP8 Win32/x86</w:t>
+        <w:t>CANalyzer 9.x SP8 Windows x86 / CANalyzer 18 Windows x64</w:t>
       </w:r>
     </w:p>
     <w:p>
@@ -2916,7 +2916,7 @@
                 <w:color w:val="1F2937"/>
                 <w:sz w:val="16"/>
               </w:rPr>
-              <w:t>CAPL Export Table, Context, Win32 Serial/Lifecycle Adapter</w:t>
+              <w:t>CAPL Export Table, Context, Windows x86/x64 Serial/Lifecycle Adapter</w:t>
             </w:r>
           </w:p>
         </w:tc>
@@ -10562,7 +10562,7 @@
                 <w:color w:val="1F2937"/>
                 <w:sz w:val="16"/>
               </w:rPr>
-              <w:t>Win32 Solution + CANalyzer ABI Probe</w:t>
+              <w:t>Win32/x64 Solution + CANalyzer ABI Probe</w:t>
             </w:r>
           </w:p>
         </w:tc>
@@ -13324,7 +13324,7 @@
               <w:rFonts w:ascii="Malgun Gothic" w:hAnsi="Malgun Gothic" w:eastAsia="Malgun Gothic"/>
               <w:sz w:val="17"/>
             </w:rPr>
-            <w:t>Revision 0.18 | Release 0.1.0 Baseline</w:t>
+            <w:t>Revision 0.18 | Release 0.2.0 Baseline</w:t>
           </w:r>
         </w:p>
       </w:tc>

--- a/docs/03_Design/Modbus485Emulator_Software_Design.docx
+++ b/docs/03_Design/Modbus485Emulator_Software_Design.docx
@@ -238,11 +238,7 @@
           </w:tcPr>
           <w:p>
             <w:r>
-              <w:rPr>
-                <w:rFonts w:ascii="Malgun Gothic" w:hAnsi="Malgun Gothic" w:eastAsia="Malgun Gothic"/>
-                <w:sz w:val="17"/>
-              </w:rPr>
-              <w:t>0.18 / Release 0.2.0 Baseline</w:t>
+              <w:t>0.19 / Release 0.3.0 Baseline</w:t>
             </w:r>
           </w:p>
         </w:tc>
@@ -314,7 +310,7 @@
           <w:color w:val="2E75B6"/>
           <w:sz w:val="20"/>
         </w:rPr>
-        <w:t>문서 상태: Release 0.2.0 개발 Baseline</w:t>
+        <w:t>문서 상태: Release 0.3.0 개발 Baseline</w:t>
       </w:r>
     </w:p>
     <w:p>
@@ -1118,6 +1114,64 @@
                 <w:sz w:val="17"/>
               </w:rPr>
               <w:t>Broadcast FC10의 Port-local 다중 Device 원자 Write와 Device별 Change Snapshot 설계 반영</w:t>
+            </w:r>
+          </w:p>
+        </w:tc>
+      </w:tr>
+      <w:tr>
+        <w:tc>
+          <w:tcPr>
+            <w:tcW w:type="dxa" w:w="1152"/>
+          </w:tcPr>
+          <w:p>
+            <w:r>
+              <w:rPr>
+                <w:rFonts w:ascii="Aptos" w:hAnsi="Aptos"/>
+                <w:sz w:val="18"/>
+              </w:rPr>
+              <w:t>0.19</w:t>
+            </w:r>
+          </w:p>
+        </w:tc>
+        <w:tc>
+          <w:tcPr>
+            <w:tcW w:type="dxa" w:w="1584"/>
+          </w:tcPr>
+          <w:p>
+            <w:r>
+              <w:rPr>
+                <w:rFonts w:ascii="Aptos" w:hAnsi="Aptos"/>
+                <w:sz w:val="18"/>
+              </w:rPr>
+              <w:t>2026-08-12</w:t>
+            </w:r>
+          </w:p>
+        </w:tc>
+        <w:tc>
+          <w:tcPr>
+            <w:tcW w:type="dxa" w:w="2160"/>
+          </w:tcPr>
+          <w:p>
+            <w:r>
+              <w:rPr>
+                <w:rFonts w:ascii="Aptos" w:hAnsi="Aptos"/>
+                <w:sz w:val="18"/>
+              </w:rPr>
+              <w:t>Release Baseline</w:t>
+            </w:r>
+          </w:p>
+        </w:tc>
+        <w:tc>
+          <w:tcPr>
+            <w:tcW w:type="dxa" w:w="4464"/>
+          </w:tcPr>
+          <w:p>
+            <w:r>
+              <w:rPr>
+                <w:rFonts w:ascii="Aptos" w:hAnsi="Aptos"/>
+                <w:sz w:val="18"/>
+              </w:rPr>
+              <w:t>DeviceCommunication과 RtuLog 모듈, Transaction Queue, 26개 ABI 및 x86/x64 공통 구현 반영</w:t>
             </w:r>
           </w:p>
         </w:tc>
@@ -3325,6 +3379,100 @@
           </w:p>
         </w:tc>
       </w:tr>
+      <w:tr>
+        <w:trPr>
+          <w:cantSplit w:val="true"/>
+        </w:trPr>
+        <w:tc>
+          <w:tcPr>
+            <w:tcW w:type="dxa" w:w="3240"/>
+            <w:tcMar>
+              <w:top w:w="80" w:type="dxa"/>
+              <w:start w:w="120" w:type="dxa"/>
+              <w:bottom w:w="80" w:type="dxa"/>
+              <w:end w:w="120" w:type="dxa"/>
+            </w:tcMar>
+            <w:vAlign w:val="center"/>
+          </w:tcPr>
+          <w:p>
+            <w:r>
+              <w:rPr>
+                <w:rFonts w:ascii="Aptos" w:hAnsi="Aptos"/>
+                <w:sz w:val="18"/>
+              </w:rPr>
+              <w:t>ProjectConfig/CAPL/M485E/M485E_DeviceCommunication.cin</w:t>
+            </w:r>
+          </w:p>
+        </w:tc>
+        <w:tc>
+          <w:tcPr>
+            <w:tcW w:type="dxa" w:w="6120"/>
+            <w:tcMar>
+              <w:top w:w="80" w:type="dxa"/>
+              <w:start w:w="120" w:type="dxa"/>
+              <w:bottom w:w="80" w:type="dxa"/>
+              <w:end w:w="120" w:type="dxa"/>
+            </w:tcMar>
+            <w:vAlign w:val="center"/>
+          </w:tcPr>
+          <w:p>
+            <w:r>
+              <w:rPr>
+                <w:rFonts w:ascii="Aptos" w:hAnsi="Aptos"/>
+                <w:sz w:val="18"/>
+              </w:rPr>
+              <w:t>Index별 RTU 명령과 100ms Available 상태 게시</w:t>
+            </w:r>
+          </w:p>
+        </w:tc>
+      </w:tr>
+      <w:tr>
+        <w:trPr>
+          <w:cantSplit w:val="true"/>
+        </w:trPr>
+        <w:tc>
+          <w:tcPr>
+            <w:tcW w:type="dxa" w:w="3240"/>
+            <w:tcMar>
+              <w:top w:w="80" w:type="dxa"/>
+              <w:start w:w="120" w:type="dxa"/>
+              <w:bottom w:w="80" w:type="dxa"/>
+              <w:end w:w="120" w:type="dxa"/>
+            </w:tcMar>
+            <w:vAlign w:val="center"/>
+          </w:tcPr>
+          <w:p>
+            <w:r>
+              <w:rPr>
+                <w:rFonts w:ascii="Aptos" w:hAnsi="Aptos"/>
+                <w:sz w:val="18"/>
+              </w:rPr>
+              <w:t>ProjectConfig/CAPL/M485E/M485E_RtuLog.cin</w:t>
+            </w:r>
+          </w:p>
+        </w:tc>
+        <w:tc>
+          <w:tcPr>
+            <w:tcW w:type="dxa" w:w="6120"/>
+            <w:tcMar>
+              <w:top w:w="80" w:type="dxa"/>
+              <w:start w:w="120" w:type="dxa"/>
+              <w:bottom w:w="80" w:type="dxa"/>
+              <w:end w:w="120" w:type="dxa"/>
+            </w:tcMar>
+            <w:vAlign w:val="center"/>
+          </w:tcPr>
+          <w:p>
+            <w:r>
+              <w:rPr>
+                <w:rFonts w:ascii="Aptos" w:hAnsi="Aptos"/>
+                <w:sz w:val="18"/>
+              </w:rPr>
+              <w:t>RTU Log Switch, Queue Drain, CSV 파일 수명과 상태 표시</w:t>
+            </w:r>
+          </w:p>
+        </w:tc>
+      </w:tr>
     </w:tbl>
     <w:p>
       <w:pPr>
@@ -3533,7 +3681,7 @@
                 <w:color w:val="1F2937"/>
                 <w:sz w:val="16"/>
               </w:rPr>
-              <w:t>CAPL_DLL_INFO4, __stdcall, Context Handle 0 허용과 수명주기 Flag 분리, Length/Capacity 최종 검증, caller-owned 출력 보호, Signal F[1] 저수준 출력, 생산 21개 Export</w:t>
+              <w:t>CAPL_DLL_INFO4, __stdcall, Context Handle 0 허용과 수명주기 Flag 분리, Length/Capacity 최종 검증, caller-owned 출력 보호, Signal F[1] 저수준 출력, 생산 26개 Export</w:t>
             </w:r>
           </w:p>
         </w:tc>
@@ -4782,6 +4930,142 @@
                 <w:sz w:val="17"/>
               </w:rPr>
               <w:t>Win32/x86 빌드, Vector SDK 경로 주입, 배포 패키지 구조, ActivePortCount/DeviceMap 고유 Port 정적 계약 및 후속 x64 경계 관리</w:t>
+            </w:r>
+          </w:p>
+        </w:tc>
+      </w:tr>
+      <w:tr>
+        <w:trPr>
+          <w:cantSplit w:val="true"/>
+        </w:trPr>
+        <w:tc>
+          <w:tcPr>
+            <w:tcW w:type="dxa" w:w="936"/>
+            <w:tcMar>
+              <w:top w:w="80" w:type="dxa"/>
+              <w:start w:w="120" w:type="dxa"/>
+              <w:bottom w:w="80" w:type="dxa"/>
+              <w:end w:w="120" w:type="dxa"/>
+            </w:tcMar>
+            <w:vAlign w:val="center"/>
+          </w:tcPr>
+          <w:p>
+            <w:r>
+              <w:rPr>
+                <w:rFonts w:ascii="Aptos" w:hAnsi="Aptos"/>
+                <w:sz w:val="18"/>
+              </w:rPr>
+              <w:t>DC-18</w:t>
+            </w:r>
+          </w:p>
+        </w:tc>
+        <w:tc>
+          <w:tcPr>
+            <w:tcW w:type="dxa" w:w="2448"/>
+            <w:tcMar>
+              <w:top w:w="80" w:type="dxa"/>
+              <w:start w:w="120" w:type="dxa"/>
+              <w:bottom w:w="80" w:type="dxa"/>
+              <w:end w:w="120" w:type="dxa"/>
+            </w:tcMar>
+            <w:vAlign w:val="center"/>
+          </w:tcPr>
+          <w:p>
+            <w:r>
+              <w:rPr>
+                <w:rFonts w:ascii="Aptos" w:hAnsi="Aptos"/>
+                <w:sz w:val="18"/>
+              </w:rPr>
+              <w:t>Device Communication Gate</w:t>
+            </w:r>
+          </w:p>
+        </w:tc>
+        <w:tc>
+          <w:tcPr>
+            <w:tcW w:type="dxa" w:w="5976"/>
+            <w:tcMar>
+              <w:top w:w="80" w:type="dxa"/>
+              <w:start w:w="120" w:type="dxa"/>
+              <w:bottom w:w="80" w:type="dxa"/>
+              <w:end w:w="120" w:type="dxa"/>
+            </w:tcMar>
+            <w:vAlign w:val="center"/>
+          </w:tcPr>
+          <w:p>
+            <w:r>
+              <w:rPr>
+                <w:rFonts w:ascii="Aptos" w:hAnsi="Aptos"/>
+                <w:sz w:val="18"/>
+              </w:rPr>
+              <w:t>Runtime의 Index별 atomic enable 상태, addressed 요청 사전 차단, Broadcast 대상 필터와 상태 Snapshot</w:t>
+            </w:r>
+          </w:p>
+        </w:tc>
+      </w:tr>
+      <w:tr>
+        <w:trPr>
+          <w:cantSplit w:val="true"/>
+        </w:trPr>
+        <w:tc>
+          <w:tcPr>
+            <w:tcW w:type="dxa" w:w="936"/>
+            <w:tcMar>
+              <w:top w:w="80" w:type="dxa"/>
+              <w:start w:w="120" w:type="dxa"/>
+              <w:bottom w:w="80" w:type="dxa"/>
+              <w:end w:w="120" w:type="dxa"/>
+            </w:tcMar>
+            <w:vAlign w:val="center"/>
+          </w:tcPr>
+          <w:p>
+            <w:r>
+              <w:rPr>
+                <w:rFonts w:ascii="Aptos" w:hAnsi="Aptos"/>
+                <w:sz w:val="18"/>
+              </w:rPr>
+              <w:t>DC-19</w:t>
+            </w:r>
+          </w:p>
+        </w:tc>
+        <w:tc>
+          <w:tcPr>
+            <w:tcW w:type="dxa" w:w="2448"/>
+            <w:tcMar>
+              <w:top w:w="80" w:type="dxa"/>
+              <w:start w:w="120" w:type="dxa"/>
+              <w:bottom w:w="80" w:type="dxa"/>
+              <w:end w:w="120" w:type="dxa"/>
+            </w:tcMar>
+            <w:vAlign w:val="center"/>
+          </w:tcPr>
+          <w:p>
+            <w:r>
+              <w:rPr>
+                <w:rFonts w:ascii="Aptos" w:hAnsi="Aptos"/>
+                <w:sz w:val="18"/>
+              </w:rPr>
+              <w:t>RTU Log Pipeline</w:t>
+            </w:r>
+          </w:p>
+        </w:tc>
+        <w:tc>
+          <w:tcPr>
+            <w:tcW w:type="dxa" w:w="5976"/>
+            <w:tcMar>
+              <w:top w:w="80" w:type="dxa"/>
+              <w:start w:w="120" w:type="dxa"/>
+              <w:bottom w:w="80" w:type="dxa"/>
+              <w:end w:w="120" w:type="dxa"/>
+            </w:tcMar>
+            <w:vAlign w:val="center"/>
+          </w:tcPr>
+          <w:p>
+            <w:r>
+              <w:rPr>
+                <w:rFonts w:ascii="Aptos" w:hAnsi="Aptos"/>
+                <w:sz w:val="18"/>
+              </w:rPr>
+              <w:t>PortWorker 관측점, 완결 Transaction Queue, REQ/RES·NO_RES pairing, CAPL-only CSV Writer</w:t>
             </w:r>
           </w:p>
         </w:tc>
@@ -4884,7 +5168,7 @@
         <w:rPr>
           <w:rFonts w:ascii="Malgun Gothic" w:hAnsi="Malgun Gothic" w:eastAsia="Malgun Gothic"/>
         </w:rPr>
-        <w:t>Public Contract의 단일 정의는 SRS Appendix A/B/C다. 구현은 21개 함수와 V1 Layout을 그대로 등록하며 내부 Pointer/객체를 노출하지 않는다.</w:t>
+        <w:t>Public Contract의 단일 정의는 SRS Appendix A/B/C다. 구현은 26개 함수와 V1 Layout을 그대로 등록하며 내부 Pointer/객체를 노출하지 않는다.</w:t>
       </w:r>
     </w:p>
     <w:p>
@@ -5399,6 +5683,74 @@
                 <w:sz w:val="16"/>
               </w:rPr>
               <w:t>LastSyncError, event dequeue, stats</w:t>
+            </w:r>
+          </w:p>
+        </w:tc>
+      </w:tr>
+      <w:tr>
+        <w:trPr>
+          <w:cantSplit w:val="true"/>
+        </w:trPr>
+        <w:tc>
+          <w:tcPr>
+            <w:tcW w:type="dxa" w:w="1440"/>
+            <w:tcMar>
+              <w:top w:w="80" w:type="dxa"/>
+              <w:start w:w="120" w:type="dxa"/>
+              <w:bottom w:w="80" w:type="dxa"/>
+              <w:end w:w="120" w:type="dxa"/>
+            </w:tcMar>
+            <w:vAlign w:val="center"/>
+          </w:tcPr>
+          <w:p>
+            <w:r>
+              <w:rPr>
+                <w:rFonts w:ascii="Aptos" w:hAnsi="Aptos"/>
+                <w:sz w:val="18"/>
+              </w:rPr>
+              <w:t>22~26</w:t>
+            </w:r>
+          </w:p>
+        </w:tc>
+        <w:tc>
+          <w:tcPr>
+            <w:tcW w:type="dxa" w:w="3168"/>
+            <w:tcMar>
+              <w:top w:w="80" w:type="dxa"/>
+              <w:start w:w="120" w:type="dxa"/>
+              <w:bottom w:w="80" w:type="dxa"/>
+              <w:end w:w="120" w:type="dxa"/>
+            </w:tcMar>
+            <w:vAlign w:val="center"/>
+          </w:tcPr>
+          <w:p>
+            <w:r>
+              <w:rPr>
+                <w:rFonts w:ascii="Aptos" w:hAnsi="Aptos"/>
+                <w:sz w:val="18"/>
+              </w:rPr>
+              <w:t>DeviceCommunication / RtuLog</w:t>
+            </w:r>
+          </w:p>
+        </w:tc>
+        <w:tc>
+          <w:tcPr>
+            <w:tcW w:type="dxa" w:w="4752"/>
+            <w:tcMar>
+              <w:top w:w="80" w:type="dxa"/>
+              <w:start w:w="120" w:type="dxa"/>
+              <w:bottom w:w="80" w:type="dxa"/>
+              <w:end w:w="120" w:type="dxa"/>
+            </w:tcMar>
+            <w:vAlign w:val="center"/>
+          </w:tcPr>
+          <w:p>
+            <w:r>
+              <w:rPr>
+                <w:rFonts w:ascii="Aptos" w:hAnsi="Aptos"/>
+                <w:sz w:val="18"/>
+              </w:rPr>
+              <w:t>기존 21개 Entry 뒤에만 추가; x86/x64 동일 이름·순서·논리 타입</w:t>
             </w:r>
           </w:p>
         </w:tc>
@@ -6785,6 +7137,142 @@
                 <w:sz w:val="15"/>
               </w:rPr>
               <w:t>queue lock</w:t>
+            </w:r>
+          </w:p>
+        </w:tc>
+      </w:tr>
+      <w:tr>
+        <w:trPr>
+          <w:cantSplit w:val="true"/>
+        </w:trPr>
+        <w:tc>
+          <w:tcPr>
+            <w:tcW w:type="dxa" w:w="1944"/>
+            <w:tcMar>
+              <w:top w:w="80" w:type="dxa"/>
+              <w:start w:w="120" w:type="dxa"/>
+              <w:bottom w:w="80" w:type="dxa"/>
+              <w:end w:w="120" w:type="dxa"/>
+            </w:tcMar>
+            <w:vAlign w:val="center"/>
+          </w:tcPr>
+          <w:p>
+            <w:r>
+              <w:rPr>
+                <w:rFonts w:ascii="Aptos" w:hAnsi="Aptos"/>
+                <w:sz w:val="18"/>
+              </w:rPr>
+              <w:t>Device communication state</w:t>
+            </w:r>
+          </w:p>
+        </w:tc>
+        <w:tc>
+          <w:tcPr>
+            <w:tcW w:type="dxa" w:w="5112"/>
+            <w:tcMar>
+              <w:top w:w="80" w:type="dxa"/>
+              <w:start w:w="120" w:type="dxa"/>
+              <w:bottom w:w="80" w:type="dxa"/>
+              <w:end w:w="120" w:type="dxa"/>
+            </w:tcMar>
+            <w:vAlign w:val="center"/>
+          </w:tcPr>
+          <w:p>
+            <w:r>
+              <w:rPr>
+                <w:rFonts w:ascii="Aptos" w:hAnsi="Aptos"/>
+                <w:sz w:val="18"/>
+              </w:rPr>
+              <w:t>configured[256] + atomic enabled</w:t>
+            </w:r>
+          </w:p>
+        </w:tc>
+        <w:tc>
+          <w:tcPr>
+            <w:tcW w:type="dxa" w:w="2304"/>
+            <w:tcMar>
+              <w:top w:w="80" w:type="dxa"/>
+              <w:start w:w="120" w:type="dxa"/>
+              <w:bottom w:w="80" w:type="dxa"/>
+              <w:end w:w="120" w:type="dxa"/>
+            </w:tcMar>
+            <w:vAlign w:val="center"/>
+          </w:tcPr>
+          <w:p>
+            <w:r>
+              <w:rPr>
+                <w:rFonts w:ascii="Aptos" w:hAnsi="Aptos"/>
+                <w:sz w:val="18"/>
+              </w:rPr>
+              <w:t>Refresh 성공 시 구성 Index를 enabled로 재생성</w:t>
+            </w:r>
+          </w:p>
+        </w:tc>
+      </w:tr>
+      <w:tr>
+        <w:trPr>
+          <w:cantSplit w:val="true"/>
+        </w:trPr>
+        <w:tc>
+          <w:tcPr>
+            <w:tcW w:type="dxa" w:w="1944"/>
+            <w:tcMar>
+              <w:top w:w="80" w:type="dxa"/>
+              <w:start w:w="120" w:type="dxa"/>
+              <w:bottom w:w="80" w:type="dxa"/>
+              <w:end w:w="120" w:type="dxa"/>
+            </w:tcMar>
+            <w:vAlign w:val="center"/>
+          </w:tcPr>
+          <w:p>
+            <w:r>
+              <w:rPr>
+                <w:rFonts w:ascii="Aptos" w:hAnsi="Aptos"/>
+                <w:sz w:val="18"/>
+              </w:rPr>
+              <w:t>RtuLogTransaction</w:t>
+            </w:r>
+          </w:p>
+        </w:tc>
+        <w:tc>
+          <w:tcPr>
+            <w:tcW w:type="dxa" w:w="5112"/>
+            <w:tcMar>
+              <w:top w:w="80" w:type="dxa"/>
+              <w:start w:w="120" w:type="dxa"/>
+              <w:bottom w:w="80" w:type="dxa"/>
+              <w:end w:w="120" w:type="dxa"/>
+            </w:tcMar>
+            <w:vAlign w:val="center"/>
+          </w:tcPr>
+          <w:p>
+            <w:r>
+              <w:rPr>
+                <w:rFonts w:ascii="Aptos" w:hAnsi="Aptos"/>
+                <w:sz w:val="18"/>
+              </w:rPr>
+              <w:t>REQ line + outcome line, capacity 256</w:t>
+            </w:r>
+          </w:p>
+        </w:tc>
+        <w:tc>
+          <w:tcPr>
+            <w:tcW w:type="dxa" w:w="2304"/>
+            <w:tcMar>
+              <w:top w:w="80" w:type="dxa"/>
+              <w:start w:w="120" w:type="dxa"/>
+              <w:bottom w:w="80" w:type="dxa"/>
+              <w:end w:w="120" w:type="dxa"/>
+            </w:tcMar>
+            <w:vAlign w:val="center"/>
+          </w:tcPr>
+          <w:p>
+            <w:r>
+              <w:rPr>
+                <w:rFonts w:ascii="Aptos" w:hAnsi="Aptos"/>
+                <w:sz w:val="18"/>
+              </w:rPr>
+              <w:t>Mutex 보호; dequeue 중 pending outcome으로 pair 보존</w:t>
             </w:r>
           </w:p>
         </w:tc>
@@ -9785,6 +10273,95 @@
           </w:p>
         </w:tc>
       </w:tr>
+      <w:tr>
+        <w:trPr>
+          <w:cantSplit w:val="true"/>
+        </w:trPr>
+        <w:tc>
+          <w:tcPr>
+            <w:tcW w:type="dxa" w:w="2088"/>
+            <w:tcMar>
+              <w:top w:w="80" w:type="dxa"/>
+              <w:start w:w="120" w:type="dxa"/>
+              <w:bottom w:w="80" w:type="dxa"/>
+              <w:end w:w="120" w:type="dxa"/>
+            </w:tcMar>
+            <w:vAlign w:val="center"/>
+          </w:tcPr>
+          <w:p>
+            <w:r>
+              <w:rPr>
+                <w:rFonts w:ascii="Aptos" w:hAnsi="Aptos"/>
+                <w:sz w:val="18"/>
+              </w:rPr>
+              <w:t>RTU Log Queue</w:t>
+            </w:r>
+          </w:p>
+        </w:tc>
+        <w:tc>
+          <w:tcPr>
+            <w:tcW w:type="dxa" w:w="2232"/>
+            <w:tcMar>
+              <w:top w:w="80" w:type="dxa"/>
+              <w:start w:w="120" w:type="dxa"/>
+              <w:bottom w:w="80" w:type="dxa"/>
+              <w:end w:w="120" w:type="dxa"/>
+            </w:tcMar>
+            <w:vAlign w:val="center"/>
+          </w:tcPr>
+          <w:p>
+            <w:r>
+              <w:rPr>
+                <w:rFonts w:ascii="Aptos" w:hAnsi="Aptos"/>
+                <w:sz w:val="18"/>
+              </w:rPr>
+              <w:t>PortWorker</w:t>
+            </w:r>
+          </w:p>
+        </w:tc>
+        <w:tc>
+          <w:tcPr>
+            <w:tcW w:type="dxa" w:w="2232"/>
+            <w:tcMar>
+              <w:top w:w="80" w:type="dxa"/>
+              <w:start w:w="120" w:type="dxa"/>
+              <w:bottom w:w="80" w:type="dxa"/>
+              <w:end w:w="120" w:type="dxa"/>
+            </w:tcMar>
+            <w:vAlign w:val="center"/>
+          </w:tcPr>
+          <w:p>
+            <w:r>
+              <w:rPr>
+                <w:rFonts w:ascii="Aptos" w:hAnsi="Aptos"/>
+                <w:sz w:val="18"/>
+              </w:rPr>
+              <w:t>CAPL RtuLog</w:t>
+            </w:r>
+          </w:p>
+        </w:tc>
+        <w:tc>
+          <w:tcPr>
+            <w:tcW w:type="dxa" w:w="2808"/>
+            <w:tcMar>
+              <w:top w:w="80" w:type="dxa"/>
+              <w:start w:w="120" w:type="dxa"/>
+              <w:bottom w:w="80" w:type="dxa"/>
+              <w:end w:w="120" w:type="dxa"/>
+            </w:tcMar>
+            <w:vAlign w:val="center"/>
+          </w:tcPr>
+          <w:p>
+            <w:r>
+              <w:rPr>
+                <w:rFonts w:ascii="Aptos" w:hAnsi="Aptos"/>
+                <w:sz w:val="18"/>
+              </w:rPr>
+              <w:t>완결 Transaction oldest-drop; 이미 배출한 REQ의 outcome 우선</w:t>
+            </w:r>
+          </w:p>
+        </w:tc>
+      </w:tr>
     </w:tbl>
     <w:p>
       <w:pPr>
@@ -10655,7 +11232,7 @@
                 <w:rFonts w:ascii="Malgun Gothic" w:hAnsi="Malgun Gothic" w:eastAsia="Malgun Gothic"/>
                 <w:sz w:val="17"/>
               </w:rPr>
-              <w:t>ErrorCodes.csv 90개와 PublicConstants.csv 185개를 단일 원본으로 유지하고 C++/CAPL 계약을 생성한다. MSBuild·CMake Win32 Debug/Release, 생성기 오류·경계 시험, C++ 계약 시험과 Phase 1 ABI 회귀를 통과해야 한다. CANalyzer 13/9.x CAPL Probe는 실환경 검증으로 기록한다.</w:t>
+              <w:t>ErrorCodes.csv 92개와 PublicConstants.csv 207개를 단일 원본으로 유지하고 C++/CAPL 계약을 생성한다. MSBuild·CMake Win32 Debug/Release, 생성기 오류·경계 시험, C++ 계약 시험과 Phase 1 ABI 회귀를 통과해야 한다. CANalyzer 13/9.x CAPL Probe는 실환경 검증으로 기록한다.</w:t>
             </w:r>
           </w:p>
         </w:tc>
@@ -11264,6 +11841,74 @@
                 <w:sz w:val="17"/>
               </w:rPr>
               <w:t>Home-testable Scope Complete / External Verification Pending. CAPL UI System Variable Adapter, Manual Write Data[122], Signal Control, 100ms Lifecycle/Error Queue 상태 표시와 시험 CSV·Probe·외부 검증 패키지 준비 완료. 수동 Register Read/AutoRead Panel은 제거했으며 공개 Read API만 유지한다. Error Queue DropCount 변화 또는 Overflow Latch 최초 전환 때만 누적 통계를 Write Window에 출력한다. 독립 CAPL 컴파일러는 System Variable DB를 로드하지 않으므로 Main의 최종 Compile/Panel 배치, Board E2E 및 성능 실측은 회사 Configuration에서 수행.</w:t>
+            </w:r>
+          </w:p>
+        </w:tc>
+      </w:tr>
+      <w:tr>
+        <w:trPr>
+          <w:cantSplit w:val="true"/>
+        </w:trPr>
+        <w:tc>
+          <w:tcPr>
+            <w:tcW w:type="dxa" w:w="1152"/>
+            <w:tcMar>
+              <w:top w:w="80" w:type="dxa"/>
+              <w:start w:w="120" w:type="dxa"/>
+              <w:bottom w:w="80" w:type="dxa"/>
+              <w:end w:w="120" w:type="dxa"/>
+            </w:tcMar>
+            <w:vAlign w:val="center"/>
+          </w:tcPr>
+          <w:p>
+            <w:r>
+              <w:rPr>
+                <w:rFonts w:ascii="Aptos" w:hAnsi="Aptos"/>
+                <w:sz w:val="18"/>
+              </w:rPr>
+              <w:t>Phase 11</w:t>
+            </w:r>
+          </w:p>
+        </w:tc>
+        <w:tc>
+          <w:tcPr>
+            <w:tcW w:type="dxa" w:w="3240"/>
+            <w:tcMar>
+              <w:top w:w="80" w:type="dxa"/>
+              <w:start w:w="120" w:type="dxa"/>
+              <w:bottom w:w="80" w:type="dxa"/>
+              <w:end w:w="120" w:type="dxa"/>
+            </w:tcMar>
+            <w:vAlign w:val="center"/>
+          </w:tcPr>
+          <w:p>
+            <w:r>
+              <w:rPr>
+                <w:rFonts w:ascii="Aptos" w:hAnsi="Aptos"/>
+                <w:sz w:val="18"/>
+              </w:rPr>
+              <w:t>Device 통신 모사와 RTU CSV 진단</w:t>
+            </w:r>
+          </w:p>
+        </w:tc>
+        <w:tc>
+          <w:tcPr>
+            <w:tcW w:type="dxa" w:w="4968"/>
+            <w:tcMar>
+              <w:top w:w="80" w:type="dxa"/>
+              <w:start w:w="120" w:type="dxa"/>
+              <w:bottom w:w="80" w:type="dxa"/>
+              <w:end w:w="120" w:type="dxa"/>
+            </w:tcMar>
+            <w:vAlign w:val="center"/>
+          </w:tcPr>
+          <w:p>
+            <w:r>
+              <w:rPr>
+                <w:rFonts w:ascii="Aptos" w:hAnsi="Aptos"/>
+                <w:sz w:val="18"/>
+              </w:rPr>
+              <w:t>Index gate·상태 LED·26개 ABI·REQ/RES/NO_RES queue와 CAPL CSV Writer 구현. x86/x64 4개 조합과 CAPL Probe 자동 검증; 장비 E2E는 EV-017~018.</w:t>
             </w:r>
           </w:p>
         </w:tc>
@@ -12757,6 +13402,278 @@
                 <w:sz w:val="15"/>
               </w:rPr>
               <w:t>FS-INIT-001~002</w:t>
+            </w:r>
+          </w:p>
+        </w:tc>
+      </w:tr>
+      <w:tr>
+        <w:trPr>
+          <w:cantSplit w:val="true"/>
+        </w:trPr>
+        <w:tc>
+          <w:tcPr>
+            <w:tcW w:type="dxa" w:w="2232"/>
+            <w:tcMar>
+              <w:top w:w="80" w:type="dxa"/>
+              <w:start w:w="120" w:type="dxa"/>
+              <w:bottom w:w="80" w:type="dxa"/>
+              <w:end w:w="120" w:type="dxa"/>
+            </w:tcMar>
+            <w:vAlign w:val="center"/>
+          </w:tcPr>
+          <w:p>
+            <w:r>
+              <w:rPr>
+                <w:rFonts w:ascii="Aptos" w:hAnsi="Aptos"/>
+                <w:sz w:val="18"/>
+              </w:rPr>
+              <w:t>DC-16</w:t>
+            </w:r>
+          </w:p>
+        </w:tc>
+        <w:tc>
+          <w:tcPr>
+            <w:tcW w:type="dxa" w:w="3672"/>
+            <w:tcMar>
+              <w:top w:w="80" w:type="dxa"/>
+              <w:start w:w="120" w:type="dxa"/>
+              <w:bottom w:w="80" w:type="dxa"/>
+              <w:end w:w="120" w:type="dxa"/>
+            </w:tcMar>
+            <w:vAlign w:val="center"/>
+          </w:tcPr>
+          <w:p>
+            <w:r>
+              <w:rPr>
+                <w:rFonts w:ascii="Aptos" w:hAnsi="Aptos"/>
+                <w:sz w:val="18"/>
+              </w:rPr>
+              <w:t>REQ-FUNC-045~046, REQ-IF-015</w:t>
+            </w:r>
+          </w:p>
+        </w:tc>
+        <w:tc>
+          <w:tcPr>
+            <w:tcW w:type="dxa" w:w="3456"/>
+            <w:tcMar>
+              <w:top w:w="80" w:type="dxa"/>
+              <w:start w:w="120" w:type="dxa"/>
+              <w:bottom w:w="80" w:type="dxa"/>
+              <w:end w:w="120" w:type="dxa"/>
+            </w:tcMar>
+            <w:vAlign w:val="center"/>
+          </w:tcPr>
+          <w:p>
+            <w:r>
+              <w:rPr>
+                <w:rFonts w:ascii="Aptos" w:hAnsi="Aptos"/>
+                <w:sz w:val="18"/>
+              </w:rPr>
+              <w:t>FS-DEVICE-001</w:t>
+            </w:r>
+          </w:p>
+        </w:tc>
+      </w:tr>
+      <w:tr>
+        <w:trPr>
+          <w:cantSplit w:val="true"/>
+        </w:trPr>
+        <w:tc>
+          <w:tcPr>
+            <w:tcW w:type="dxa" w:w="2232"/>
+            <w:tcMar>
+              <w:top w:w="80" w:type="dxa"/>
+              <w:start w:w="120" w:type="dxa"/>
+              <w:bottom w:w="80" w:type="dxa"/>
+              <w:end w:w="120" w:type="dxa"/>
+            </w:tcMar>
+            <w:vAlign w:val="center"/>
+          </w:tcPr>
+          <w:p>
+            <w:r>
+              <w:rPr>
+                <w:rFonts w:ascii="Aptos" w:hAnsi="Aptos"/>
+                <w:sz w:val="18"/>
+              </w:rPr>
+              <w:t>DC-17</w:t>
+            </w:r>
+          </w:p>
+        </w:tc>
+        <w:tc>
+          <w:tcPr>
+            <w:tcW w:type="dxa" w:w="3672"/>
+            <w:tcMar>
+              <w:top w:w="80" w:type="dxa"/>
+              <w:start w:w="120" w:type="dxa"/>
+              <w:bottom w:w="80" w:type="dxa"/>
+              <w:end w:w="120" w:type="dxa"/>
+            </w:tcMar>
+            <w:vAlign w:val="center"/>
+          </w:tcPr>
+          <w:p>
+            <w:r>
+              <w:rPr>
+                <w:rFonts w:ascii="Aptos" w:hAnsi="Aptos"/>
+                <w:sz w:val="18"/>
+              </w:rPr>
+              <w:t>REQ-FUNC-048~049, REQ-IF-015~016</w:t>
+            </w:r>
+          </w:p>
+        </w:tc>
+        <w:tc>
+          <w:tcPr>
+            <w:tcW w:type="dxa" w:w="3456"/>
+            <w:tcMar>
+              <w:top w:w="80" w:type="dxa"/>
+              <w:start w:w="120" w:type="dxa"/>
+              <w:bottom w:w="80" w:type="dxa"/>
+              <w:end w:w="120" w:type="dxa"/>
+            </w:tcMar>
+            <w:vAlign w:val="center"/>
+          </w:tcPr>
+          <w:p>
+            <w:r>
+              <w:rPr>
+                <w:rFonts w:ascii="Aptos" w:hAnsi="Aptos"/>
+                <w:sz w:val="18"/>
+              </w:rPr>
+              <w:t>FS-RTULOG-001</w:t>
+            </w:r>
+          </w:p>
+        </w:tc>
+      </w:tr>
+      <w:tr>
+        <w:trPr>
+          <w:cantSplit w:val="true"/>
+        </w:trPr>
+        <w:tc>
+          <w:tcPr>
+            <w:tcW w:type="dxa" w:w="2232"/>
+            <w:tcMar>
+              <w:top w:w="80" w:type="dxa"/>
+              <w:start w:w="120" w:type="dxa"/>
+              <w:bottom w:w="80" w:type="dxa"/>
+              <w:end w:w="120" w:type="dxa"/>
+            </w:tcMar>
+            <w:vAlign w:val="center"/>
+          </w:tcPr>
+          <w:p>
+            <w:r>
+              <w:rPr>
+                <w:rFonts w:ascii="Aptos" w:hAnsi="Aptos"/>
+                <w:sz w:val="18"/>
+              </w:rPr>
+              <w:t>DC-18</w:t>
+            </w:r>
+          </w:p>
+        </w:tc>
+        <w:tc>
+          <w:tcPr>
+            <w:tcW w:type="dxa" w:w="3672"/>
+            <w:tcMar>
+              <w:top w:w="80" w:type="dxa"/>
+              <w:start w:w="120" w:type="dxa"/>
+              <w:bottom w:w="80" w:type="dxa"/>
+              <w:end w:w="120" w:type="dxa"/>
+            </w:tcMar>
+            <w:vAlign w:val="center"/>
+          </w:tcPr>
+          <w:p>
+            <w:r>
+              <w:rPr>
+                <w:rFonts w:ascii="Aptos" w:hAnsi="Aptos"/>
+                <w:sz w:val="18"/>
+              </w:rPr>
+              <w:t>REQ-FUNC-045~046, REQ-IF-015</w:t>
+            </w:r>
+          </w:p>
+        </w:tc>
+        <w:tc>
+          <w:tcPr>
+            <w:tcW w:type="dxa" w:w="3456"/>
+            <w:tcMar>
+              <w:top w:w="80" w:type="dxa"/>
+              <w:start w:w="120" w:type="dxa"/>
+              <w:bottom w:w="80" w:type="dxa"/>
+              <w:end w:w="120" w:type="dxa"/>
+            </w:tcMar>
+            <w:vAlign w:val="center"/>
+          </w:tcPr>
+          <w:p>
+            <w:r>
+              <w:rPr>
+                <w:rFonts w:ascii="Aptos" w:hAnsi="Aptos"/>
+                <w:sz w:val="18"/>
+              </w:rPr>
+              <w:t>FS-DEVICE-001</w:t>
+            </w:r>
+          </w:p>
+        </w:tc>
+      </w:tr>
+      <w:tr>
+        <w:trPr>
+          <w:cantSplit w:val="true"/>
+        </w:trPr>
+        <w:tc>
+          <w:tcPr>
+            <w:tcW w:type="dxa" w:w="2232"/>
+            <w:tcMar>
+              <w:top w:w="80" w:type="dxa"/>
+              <w:start w:w="120" w:type="dxa"/>
+              <w:bottom w:w="80" w:type="dxa"/>
+              <w:end w:w="120" w:type="dxa"/>
+            </w:tcMar>
+            <w:vAlign w:val="center"/>
+          </w:tcPr>
+          <w:p>
+            <w:r>
+              <w:rPr>
+                <w:rFonts w:ascii="Aptos" w:hAnsi="Aptos"/>
+                <w:sz w:val="18"/>
+              </w:rPr>
+              <w:t>DC-19</w:t>
+            </w:r>
+          </w:p>
+        </w:tc>
+        <w:tc>
+          <w:tcPr>
+            <w:tcW w:type="dxa" w:w="3672"/>
+            <w:tcMar>
+              <w:top w:w="80" w:type="dxa"/>
+              <w:start w:w="120" w:type="dxa"/>
+              <w:bottom w:w="80" w:type="dxa"/>
+              <w:end w:w="120" w:type="dxa"/>
+            </w:tcMar>
+            <w:vAlign w:val="center"/>
+          </w:tcPr>
+          <w:p>
+            <w:r>
+              <w:rPr>
+                <w:rFonts w:ascii="Aptos" w:hAnsi="Aptos"/>
+                <w:sz w:val="18"/>
+              </w:rPr>
+              <w:t>REQ-FUNC-048~049, REQ-IF-015~016</w:t>
+            </w:r>
+          </w:p>
+        </w:tc>
+        <w:tc>
+          <w:tcPr>
+            <w:tcW w:type="dxa" w:w="3456"/>
+            <w:tcMar>
+              <w:top w:w="80" w:type="dxa"/>
+              <w:start w:w="120" w:type="dxa"/>
+              <w:bottom w:w="80" w:type="dxa"/>
+              <w:end w:w="120" w:type="dxa"/>
+            </w:tcMar>
+            <w:vAlign w:val="center"/>
+          </w:tcPr>
+          <w:p>
+            <w:r>
+              <w:rPr>
+                <w:rFonts w:ascii="Aptos" w:hAnsi="Aptos"/>
+                <w:sz w:val="18"/>
+              </w:rPr>
+              <w:t>FS-RTULOG-001</w:t>
             </w:r>
           </w:p>
         </w:tc>
@@ -13228,6 +14145,221 @@
         <w:t>M485E_PortConfig는 CAPL Main 내부 설정 모델이며 DLL 경계를 통과하지 않는다. Core와 DLL은 공개 스칼라 파라미터 호출을 사용하므로 CAPL 구조체의 메모리 배치가 공개 ABI에 영향을 주지 않는다.</w:t>
       </w:r>
     </w:p>
+    <w:p>
+      <w:pPr>
+        <w:pStyle w:val="Heading2"/>
+        <w:pageBreakBefore/>
+      </w:pPr>
+      <w:r>
+        <w:t>Appendix B. v0.3.0 Device 통신 및 RTU Log 설계</w:t>
+      </w:r>
+    </w:p>
+    <w:tbl>
+      <w:tblPr>
+        <w:tblStyle w:val="TableGrid"/>
+        <w:tblW w:type="auto" w:w="0"/>
+        <w:tblLook w:firstColumn="1" w:firstRow="1" w:lastColumn="0" w:lastRow="0" w:noHBand="0" w:noVBand="1" w:val="04A0"/>
+      </w:tblPr>
+      <w:tblGrid>
+        <w:gridCol w:w="4680"/>
+        <w:gridCol w:w="4680"/>
+      </w:tblGrid>
+      <w:tr>
+        <w:tc>
+          <w:tcPr>
+            <w:tcW w:type="dxa" w:w="4680"/>
+            <w:shd w:fill="2F75B5"/>
+          </w:tcPr>
+          <w:p>
+            <w:pPr>
+              <w:spacing w:before="0" w:after="0" w:line="240" w:lineRule="auto"/>
+            </w:pPr>
+            <w:r>
+              <w:rPr>
+                <w:rFonts w:ascii="Aptos" w:hAnsi="Aptos"/>
+                <w:b/>
+                <w:color w:val="FFFFFF"/>
+                <w:sz w:val="16"/>
+              </w:rPr>
+              <w:t>Device Gate</w:t>
+            </w:r>
+          </w:p>
+        </w:tc>
+        <w:tc>
+          <w:tcPr>
+            <w:tcW w:type="dxa" w:w="4680"/>
+          </w:tcPr>
+          <w:p>
+            <w:pPr>
+              <w:spacing w:before="0" w:after="0" w:line="240" w:lineRule="auto"/>
+            </w:pPr>
+            <w:r>
+              <w:rPr>
+                <w:rFonts w:ascii="Aptos" w:hAnsi="Aptos"/>
+                <w:sz w:val="16"/>
+              </w:rPr>
+              <w:t>Index별 enabled는 Runtime Device 객체의 atomic 상태다. Serial Port 수명과 분리하므로 한 Device를 비활성화해도 같은 Port의 다른 Slave Worker는 계속 동작한다.</w:t>
+            </w:r>
+          </w:p>
+        </w:tc>
+      </w:tr>
+      <w:tr>
+        <w:tc>
+          <w:tcPr>
+            <w:tcW w:type="dxa" w:w="4680"/>
+            <w:shd w:fill="2F75B5"/>
+          </w:tcPr>
+          <w:p>
+            <w:pPr>
+              <w:spacing w:before="0" w:after="0" w:line="240" w:lineRule="auto"/>
+            </w:pPr>
+            <w:r>
+              <w:rPr>
+                <w:rFonts w:ascii="Aptos" w:hAnsi="Aptos"/>
+                <w:b/>
+                <w:color w:val="FFFFFF"/>
+                <w:sz w:val="16"/>
+              </w:rPr>
+              <w:t>Request 관측점</w:t>
+            </w:r>
+          </w:p>
+        </w:tc>
+        <w:tc>
+          <w:tcPr>
+            <w:tcW w:type="dxa" w:w="4680"/>
+          </w:tcPr>
+          <w:p>
+            <w:pPr>
+              <w:spacing w:before="0" w:after="0" w:line="240" w:lineRule="auto"/>
+            </w:pPr>
+            <w:r>
+              <w:rPr>
+                <w:rFonts w:ascii="Aptos" w:hAnsi="Aptos"/>
+                <w:sz w:val="16"/>
+              </w:rPr>
+              <w:t>PortWorker는 CRC가 유효한 요청을 Engine 처리 전에 Queue에 등록하고 실제 응답 Write 성공 여부까지 확인한 후 outcome을 완성한다. CRC 재동기화로 폐기한 데이터도 CrcError NO_RES로 남긴다.</w:t>
+            </w:r>
+          </w:p>
+        </w:tc>
+      </w:tr>
+      <w:tr>
+        <w:tc>
+          <w:tcPr>
+            <w:tcW w:type="dxa" w:w="4680"/>
+            <w:shd w:fill="2F75B5"/>
+          </w:tcPr>
+          <w:p>
+            <w:pPr>
+              <w:spacing w:before="0" w:after="0" w:line="240" w:lineRule="auto"/>
+            </w:pPr>
+            <w:r>
+              <w:rPr>
+                <w:rFonts w:ascii="Aptos" w:hAnsi="Aptos"/>
+                <w:b/>
+                <w:color w:val="FFFFFF"/>
+                <w:sz w:val="16"/>
+              </w:rPr>
+              <w:t>Queue 불변식</w:t>
+            </w:r>
+          </w:p>
+        </w:tc>
+        <w:tc>
+          <w:tcPr>
+            <w:tcW w:type="dxa" w:w="4680"/>
+          </w:tcPr>
+          <w:p>
+            <w:pPr>
+              <w:spacing w:before="0" w:after="0" w:line="240" w:lineRule="auto"/>
+            </w:pPr>
+            <w:r>
+              <w:rPr>
+                <w:rFonts w:ascii="Aptos" w:hAnsi="Aptos"/>
+                <w:sz w:val="16"/>
+              </w:rPr>
+              <w:t>생산자 Thread는 파일 I/O를 하지 않는다. Transaction 256개 bounded Queue가 REQ와 outcome을 함께 소유하고, REQ 배출 직후에는 outcome을 pending slot에 보존해 overflow와 동시에 발생해도 pair가 끊기지 않는다.</w:t>
+            </w:r>
+          </w:p>
+        </w:tc>
+      </w:tr>
+      <w:tr>
+        <w:tc>
+          <w:tcPr>
+            <w:tcW w:type="dxa" w:w="4680"/>
+            <w:shd w:fill="2F75B5"/>
+          </w:tcPr>
+          <w:p>
+            <w:pPr>
+              <w:spacing w:before="0" w:after="0" w:line="240" w:lineRule="auto"/>
+            </w:pPr>
+            <w:r>
+              <w:rPr>
+                <w:rFonts w:ascii="Aptos" w:hAnsi="Aptos"/>
+                <w:b/>
+                <w:color w:val="FFFFFF"/>
+                <w:sz w:val="16"/>
+              </w:rPr>
+              <w:t>CAPL Writer</w:t>
+            </w:r>
+          </w:p>
+        </w:tc>
+        <w:tc>
+          <w:tcPr>
+            <w:tcW w:type="dxa" w:w="4680"/>
+          </w:tcPr>
+          <w:p>
+            <w:pPr>
+              <w:spacing w:before="0" w:after="0" w:line="240" w:lineRule="auto"/>
+            </w:pPr>
+            <w:r>
+              <w:rPr>
+                <w:rFonts w:ascii="Aptos" w:hAnsi="Aptos"/>
+                <w:sz w:val="16"/>
+              </w:rPr>
+              <w:t>10ms Timer가 호출당 최대 32행을 caller-owned char Buffer로 꺼내 CSV에 기록한다. OFF는 Capture를 먼저 닫고 pending/in-flight가 0이 된 뒤 파일을 닫는다.</w:t>
+            </w:r>
+          </w:p>
+        </w:tc>
+      </w:tr>
+      <w:tr>
+        <w:tc>
+          <w:tcPr>
+            <w:tcW w:type="dxa" w:w="4680"/>
+            <w:shd w:fill="2F75B5"/>
+          </w:tcPr>
+          <w:p>
+            <w:pPr>
+              <w:spacing w:before="0" w:after="0" w:line="240" w:lineRule="auto"/>
+            </w:pPr>
+            <w:r>
+              <w:rPr>
+                <w:rFonts w:ascii="Aptos" w:hAnsi="Aptos"/>
+                <w:b/>
+                <w:color w:val="FFFFFF"/>
+                <w:sz w:val="16"/>
+              </w:rPr>
+              <w:t>Lifecycle</w:t>
+            </w:r>
+          </w:p>
+        </w:tc>
+        <w:tc>
+          <w:tcPr>
+            <w:tcW w:type="dxa" w:w="4680"/>
+          </w:tcPr>
+          <w:p>
+            <w:pPr>
+              <w:spacing w:before="0" w:after="0" w:line="240" w:lineRule="auto"/>
+            </w:pPr>
+            <w:r>
+              <w:rPr>
+                <w:rFonts w:ascii="Aptos" w:hAnsi="Aptos"/>
+                <w:sz w:val="16"/>
+              </w:rPr>
+              <w:t>성공한 Refresh는 새 Active Configuration과 함께 모든 구성 Index를 enabled로 재생성한다. Disconnect/재연결은 enabled 상태를 유지한다.</w:t>
+            </w:r>
+          </w:p>
+        </w:tc>
+      </w:tr>
+    </w:tbl>
     <w:sectPr>
       <w:headerReference w:type="default" r:id="rId9"/>
       <w:footerReference w:type="default" r:id="rId10"/>
@@ -13324,7 +14456,7 @@
               <w:rFonts w:ascii="Malgun Gothic" w:hAnsi="Malgun Gothic" w:eastAsia="Malgun Gothic"/>
               <w:sz w:val="17"/>
             </w:rPr>
-            <w:t>Revision 0.18 | Release 0.2.0 Baseline</w:t>
+            <w:t>Revision 0.19 | Release 0.3.0 Baseline</w:t>
           </w:r>
         </w:p>
       </w:tc>

--- a/docs/03_Design/Modbus485Emulator_Software_Design.docx
+++ b/docs/03_Design/Modbus485Emulator_Software_Design.docx
@@ -238,7 +238,7 @@
           </w:tcPr>
           <w:p>
             <w:r>
-              <w:t>0.19 / Release 0.3.0 Baseline</w:t>
+              <w:t>0.20 / Release 0.3.0 Baseline</w:t>
             </w:r>
           </w:p>
         </w:tc>
@@ -284,11 +284,7 @@
           </w:tcPr>
           <w:p>
             <w:r>
-              <w:rPr>
-                <w:rFonts w:ascii="Malgun Gothic" w:hAnsi="Malgun Gothic" w:eastAsia="Malgun Gothic"/>
-                <w:sz w:val="17"/>
-              </w:rPr>
-              <w:t>2026-08-12</w:t>
+              <w:t>2026-08-13</w:t>
             </w:r>
           </w:p>
         </w:tc>
@@ -318,7 +314,6 @@
         <w:rPr>
           <w:rFonts w:ascii="Malgun Gothic" w:hAnsi="Malgun Gothic" w:eastAsia="Malgun Gothic"/>
         </w:rPr>
-        <w:br w:type="page"/>
       </w:r>
     </w:p>
     <w:p>
@@ -1172,6 +1167,48 @@
                 <w:sz w:val="18"/>
               </w:rPr>
               <w:t>DeviceCommunication과 RtuLog 모듈, Transaction Queue, 26개 ABI 및 x86/x64 공통 구현 반영</w:t>
+            </w:r>
+          </w:p>
+        </w:tc>
+      </w:tr>
+      <w:tr>
+        <w:tc>
+          <w:tcPr>
+            <w:tcW w:type="dxa" w:w="1152"/>
+          </w:tcPr>
+          <w:p>
+            <w:r>
+              <w:t>0.20</w:t>
+            </w:r>
+          </w:p>
+        </w:tc>
+        <w:tc>
+          <w:tcPr>
+            <w:tcW w:type="dxa" w:w="1584"/>
+          </w:tcPr>
+          <w:p>
+            <w:r>
+              <w:t>2026-08-13</w:t>
+            </w:r>
+          </w:p>
+        </w:tc>
+        <w:tc>
+          <w:tcPr>
+            <w:tcW w:type="dxa" w:w="2160"/>
+          </w:tcPr>
+          <w:p>
+            <w:r>
+              <w:t>Release Baseline</w:t>
+            </w:r>
+          </w:p>
+        </w:tc>
+        <w:tc>
+          <w:tcPr>
+            <w:tcW w:type="dxa" w:w="4464"/>
+          </w:tcPr>
+          <w:p>
+            <w:r>
+              <w:t>RTU Log Open 선행·idle wait 파이프라인, 27개 ABI 및 93/210 계약 반영</w:t>
             </w:r>
           </w:p>
         </w:tc>
@@ -2476,7 +2513,6 @@
         <w:rPr>
           <w:rFonts w:ascii="Malgun Gothic" w:hAnsi="Malgun Gothic" w:eastAsia="Malgun Gothic"/>
         </w:rPr>
-        <w:br w:type="page"/>
       </w:r>
     </w:p>
     <w:p>
@@ -2661,38 +2697,6 @@
         <w:rPr>
           <w:rFonts w:ascii="Malgun Gothic" w:hAnsi="Malgun Gothic" w:eastAsia="Malgun Gothic"/>
         </w:rPr>
-        <w:drawing>
-          <wp:inline xmlns:a="http://schemas.openxmlformats.org/drawingml/2006/main" xmlns:pic="http://schemas.openxmlformats.org/drawingml/2006/picture">
-            <wp:extent cx="5669280" cy="3320578"/>
-            <wp:docPr id="1" name="Picture 1" descr="권장 Software Architecture" title="권장 Software Architecture"/>
-            <wp:cNvGraphicFramePr>
-              <a:graphicFrameLocks noChangeAspect="1"/>
-            </wp:cNvGraphicFramePr>
-            <a:graphic>
-              <a:graphicData uri="http://schemas.openxmlformats.org/drawingml/2006/picture">
-                <pic:pic>
-                  <pic:nvPicPr>
-                    <pic:cNvPr id="0" name="software_architecture.png"/>
-                    <pic:cNvPicPr/>
-                  </pic:nvPicPr>
-                  <pic:blipFill>
-                    <a:blip r:embed="rId11"/>
-                    <a:stretch>
-                      <a:fillRect/>
-                    </a:stretch>
-                  </pic:blipFill>
-                  <pic:spPr>
-                    <a:xfrm>
-                      <a:off x="0" y="0"/>
-                      <a:ext cx="5669280" cy="3320578"/>
-                    </a:xfrm>
-                    <a:prstGeom prst="rect"/>
-                  </pic:spPr>
-                </pic:pic>
-              </a:graphicData>
-            </a:graphic>
-          </wp:inline>
-        </w:drawing>
       </w:r>
     </w:p>
     <w:p>
@@ -2718,38 +2722,6 @@
         <w:rPr>
           <w:rFonts w:ascii="Malgun Gothic" w:hAnsi="Malgun Gothic" w:eastAsia="Malgun Gothic"/>
         </w:rPr>
-        <w:drawing>
-          <wp:inline xmlns:a="http://schemas.openxmlformats.org/drawingml/2006/main" xmlns:pic="http://schemas.openxmlformats.org/drawingml/2006/picture">
-            <wp:extent cx="5669280" cy="3320578"/>
-            <wp:docPr id="2" name="Picture 2" descr="Runtime Component 관계" title="Runtime Component 관계"/>
-            <wp:cNvGraphicFramePr>
-              <a:graphicFrameLocks noChangeAspect="1"/>
-            </wp:cNvGraphicFramePr>
-            <a:graphic>
-              <a:graphicData uri="http://schemas.openxmlformats.org/drawingml/2006/picture">
-                <pic:pic>
-                  <pic:nvPicPr>
-                    <pic:cNvPr id="0" name="runtime_components.png"/>
-                    <pic:cNvPicPr/>
-                  </pic:nvPicPr>
-                  <pic:blipFill>
-                    <a:blip r:embed="rId12"/>
-                    <a:stretch>
-                      <a:fillRect/>
-                    </a:stretch>
-                  </pic:blipFill>
-                  <pic:spPr>
-                    <a:xfrm>
-                      <a:off x="0" y="0"/>
-                      <a:ext cx="5669280" cy="3320578"/>
-                    </a:xfrm>
-                    <a:prstGeom prst="rect"/>
-                  </pic:spPr>
-                </pic:pic>
-              </a:graphicData>
-            </a:graphic>
-          </wp:inline>
-        </w:drawing>
       </w:r>
     </w:p>
     <w:p>
@@ -3681,7 +3653,7 @@
                 <w:color w:val="1F2937"/>
                 <w:sz w:val="16"/>
               </w:rPr>
-              <w:t>CAPL_DLL_INFO4, __stdcall, Context Handle 0 허용과 수명주기 Flag 분리, Length/Capacity 최종 검증, caller-owned 출력 보호, Signal F[1] 저수준 출력, 생산 26개 Export</w:t>
+              <w:t>CAPL_DLL_INFO4, __stdcall, Context Handle 0 허용과 수명주기 Flag 분리, Length/Capacity 최종 검증, caller-owned 출력 보호, Signal F[1] 저수준 출력, 생산 27개 Export</w:t>
             </w:r>
           </w:p>
         </w:tc>
@@ -5061,11 +5033,7 @@
           </w:tcPr>
           <w:p>
             <w:r>
-              <w:rPr>
-                <w:rFonts w:ascii="Aptos" w:hAnsi="Aptos"/>
-                <w:sz w:val="18"/>
-              </w:rPr>
-              <w:t>PortWorker 관측점, 완결 Transaction Queue, REQ/RES·NO_RES pairing, CAPL-only CSV Writer</w:t>
+              <w:t>PortWorker 관측점, 완결 Transaction Queue, REQ/RES·NO_RES pairing, Capture 중지 후 condition_variable idle wait, CAPL-only CSV Writer</w:t>
             </w:r>
           </w:p>
         </w:tc>
@@ -5104,38 +5072,6 @@
         <w:rPr>
           <w:rFonts w:ascii="Malgun Gothic" w:hAnsi="Malgun Gothic" w:eastAsia="Malgun Gothic"/>
         </w:rPr>
-        <w:drawing>
-          <wp:inline xmlns:a="http://schemas.openxmlformats.org/drawingml/2006/main" xmlns:pic="http://schemas.openxmlformats.org/drawingml/2006/picture">
-            <wp:extent cx="5669280" cy="3320578"/>
-            <wp:docPr id="3" name="Picture 3" descr="모듈 의존 방향" title="모듈 의존 방향"/>
-            <wp:cNvGraphicFramePr>
-              <a:graphicFrameLocks noChangeAspect="1"/>
-            </wp:cNvGraphicFramePr>
-            <a:graphic>
-              <a:graphicData uri="http://schemas.openxmlformats.org/drawingml/2006/picture">
-                <pic:pic>
-                  <pic:nvPicPr>
-                    <pic:cNvPr id="0" name="software_architecture.png"/>
-                    <pic:cNvPicPr/>
-                  </pic:nvPicPr>
-                  <pic:blipFill>
-                    <a:blip r:embed="rId11"/>
-                    <a:stretch>
-                      <a:fillRect/>
-                    </a:stretch>
-                  </pic:blipFill>
-                  <pic:spPr>
-                    <a:xfrm>
-                      <a:off x="0" y="0"/>
-                      <a:ext cx="5669280" cy="3320578"/>
-                    </a:xfrm>
-                    <a:prstGeom prst="rect"/>
-                  </pic:spPr>
-                </pic:pic>
-              </a:graphicData>
-            </a:graphic>
-          </wp:inline>
-        </w:drawing>
       </w:r>
     </w:p>
     <w:p>
@@ -5168,7 +5104,7 @@
         <w:rPr>
           <w:rFonts w:ascii="Malgun Gothic" w:hAnsi="Malgun Gothic" w:eastAsia="Malgun Gothic"/>
         </w:rPr>
-        <w:t>Public Contract의 단일 정의는 SRS Appendix A/B/C다. 구현은 26개 함수와 V1 Layout을 그대로 등록하며 내부 Pointer/객체를 노출하지 않는다.</w:t>
+        <w:t>Public Contract의 단일 정의는 SRS Appendix A/B/C다. 구현은 27개 함수와 V1 Layout을 그대로 등록하며 내부 Pointer/객체를 노출하지 않는다.</w:t>
       </w:r>
     </w:p>
     <w:p>
@@ -5708,7 +5644,7 @@
                 <w:rFonts w:ascii="Aptos" w:hAnsi="Aptos"/>
                 <w:sz w:val="18"/>
               </w:rPr>
-              <w:t>22~26</w:t>
+              <w:t>22~27</w:t>
             </w:r>
           </w:p>
         </w:tc>
@@ -7303,38 +7239,6 @@
         <w:rPr>
           <w:rFonts w:ascii="Malgun Gothic" w:hAnsi="Malgun Gothic" w:eastAsia="Malgun Gothic"/>
         </w:rPr>
-        <w:drawing>
-          <wp:inline xmlns:a="http://schemas.openxmlformats.org/drawingml/2006/main" xmlns:pic="http://schemas.openxmlformats.org/drawingml/2006/picture">
-            <wp:extent cx="5669280" cy="3320578"/>
-            <wp:docPr id="4" name="Picture 4" descr="Device Registry와 Register 구조" title="Device Registry와 Register 구조"/>
-            <wp:cNvGraphicFramePr>
-              <a:graphicFrameLocks noChangeAspect="1"/>
-            </wp:cNvGraphicFramePr>
-            <a:graphic>
-              <a:graphicData uri="http://schemas.openxmlformats.org/drawingml/2006/picture">
-                <pic:pic>
-                  <pic:nvPicPr>
-                    <pic:cNvPr id="0" name="device_register_structure.png"/>
-                    <pic:cNvPicPr/>
-                  </pic:nvPicPr>
-                  <pic:blipFill>
-                    <a:blip r:embed="rId13"/>
-                    <a:stretch>
-                      <a:fillRect/>
-                    </a:stretch>
-                  </pic:blipFill>
-                  <pic:spPr>
-                    <a:xfrm>
-                      <a:off x="0" y="0"/>
-                      <a:ext cx="5669280" cy="3320578"/>
-                    </a:xfrm>
-                    <a:prstGeom prst="rect"/>
-                  </pic:spPr>
-                </pic:pic>
-              </a:graphicData>
-            </a:graphic>
-          </wp:inline>
-        </w:drawing>
       </w:r>
     </w:p>
     <w:p>
@@ -7379,38 +7283,6 @@
         <w:rPr>
           <w:rFonts w:ascii="Malgun Gothic" w:hAnsi="Malgun Gothic" w:eastAsia="Malgun Gothic"/>
         </w:rPr>
-        <w:drawing>
-          <wp:inline xmlns:a="http://schemas.openxmlformats.org/drawingml/2006/main" xmlns:pic="http://schemas.openxmlformats.org/drawingml/2006/picture">
-            <wp:extent cx="5669280" cy="3320578"/>
-            <wp:docPr id="5" name="Picture 5" descr="Register/Signal/Snapshot 데이터 흐름" title="Register/Signal/Snapshot 데이터 흐름"/>
-            <wp:cNvGraphicFramePr>
-              <a:graphicFrameLocks noChangeAspect="1"/>
-            </wp:cNvGraphicFramePr>
-            <a:graphic>
-              <a:graphicData uri="http://schemas.openxmlformats.org/drawingml/2006/picture">
-                <pic:pic>
-                  <pic:nvPicPr>
-                    <pic:cNvPr id="0" name="register_data_flow.png"/>
-                    <pic:cNvPicPr/>
-                  </pic:nvPicPr>
-                  <pic:blipFill>
-                    <a:blip r:embed="rId14"/>
-                    <a:stretch>
-                      <a:fillRect/>
-                    </a:stretch>
-                  </pic:blipFill>
-                  <pic:spPr>
-                    <a:xfrm>
-                      <a:off x="0" y="0"/>
-                      <a:ext cx="5669280" cy="3320578"/>
-                    </a:xfrm>
-                    <a:prstGeom prst="rect"/>
-                  </pic:spPr>
-                </pic:pic>
-              </a:graphicData>
-            </a:graphic>
-          </wp:inline>
-        </w:drawing>
       </w:r>
     </w:p>
     <w:p>
@@ -7463,38 +7335,6 @@
         <w:rPr>
           <w:rFonts w:ascii="Malgun Gothic" w:hAnsi="Malgun Gothic" w:eastAsia="Malgun Gothic"/>
         </w:rPr>
-        <w:drawing>
-          <wp:inline xmlns:a="http://schemas.openxmlformats.org/drawingml/2006/main" xmlns:pic="http://schemas.openxmlformats.org/drawingml/2006/picture">
-            <wp:extent cx="5669280" cy="3320578"/>
-            <wp:docPr id="6" name="Picture 6" descr="Serial/RTU 처리 Pipeline" title="Serial/RTU 처리 Pipeline"/>
-            <wp:cNvGraphicFramePr>
-              <a:graphicFrameLocks noChangeAspect="1"/>
-            </wp:cNvGraphicFramePr>
-            <a:graphic>
-              <a:graphicData uri="http://schemas.openxmlformats.org/drawingml/2006/picture">
-                <pic:pic>
-                  <pic:nvPicPr>
-                    <pic:cNvPr id="0" name="serial_rtu_pipeline.png"/>
-                    <pic:cNvPicPr/>
-                  </pic:nvPicPr>
-                  <pic:blipFill>
-                    <a:blip r:embed="rId15"/>
-                    <a:stretch>
-                      <a:fillRect/>
-                    </a:stretch>
-                  </pic:blipFill>
-                  <pic:spPr>
-                    <a:xfrm>
-                      <a:off x="0" y="0"/>
-                      <a:ext cx="5669280" cy="3320578"/>
-                    </a:xfrm>
-                    <a:prstGeom prst="rect"/>
-                  </pic:spPr>
-                </pic:pic>
-              </a:graphicData>
-            </a:graphic>
-          </wp:inline>
-        </w:drawing>
       </w:r>
     </w:p>
     <w:p>
@@ -8511,38 +8351,6 @@
         <w:rPr>
           <w:rFonts w:ascii="Malgun Gothic" w:hAnsi="Malgun Gothic" w:eastAsia="Malgun Gothic"/>
         </w:rPr>
-        <w:drawing>
-          <wp:inline xmlns:a="http://schemas.openxmlformats.org/drawingml/2006/main" xmlns:pic="http://schemas.openxmlformats.org/drawingml/2006/picture">
-            <wp:extent cx="5669280" cy="3320578"/>
-            <wp:docPr id="7" name="Picture 7" descr="Thread 및 Lock 모델" title="Thread 및 Lock 모델"/>
-            <wp:cNvGraphicFramePr>
-              <a:graphicFrameLocks noChangeAspect="1"/>
-            </wp:cNvGraphicFramePr>
-            <a:graphic>
-              <a:graphicData uri="http://schemas.openxmlformats.org/drawingml/2006/picture">
-                <pic:pic>
-                  <pic:nvPicPr>
-                    <pic:cNvPr id="0" name="thread_concurrency.png"/>
-                    <pic:cNvPicPr/>
-                  </pic:nvPicPr>
-                  <pic:blipFill>
-                    <a:blip r:embed="rId16"/>
-                    <a:stretch>
-                      <a:fillRect/>
-                    </a:stretch>
-                  </pic:blipFill>
-                  <pic:spPr>
-                    <a:xfrm>
-                      <a:off x="0" y="0"/>
-                      <a:ext cx="5669280" cy="3320578"/>
-                    </a:xfrm>
-                    <a:prstGeom prst="rect"/>
-                  </pic:spPr>
-                </pic:pic>
-              </a:graphicData>
-            </a:graphic>
-          </wp:inline>
-        </w:drawing>
       </w:r>
     </w:p>
     <w:p>
@@ -8949,38 +8757,6 @@
         <w:rPr>
           <w:rFonts w:ascii="Malgun Gothic" w:hAnsi="Malgun Gothic" w:eastAsia="Malgun Gothic"/>
         </w:rPr>
-        <w:drawing>
-          <wp:inline xmlns:a="http://schemas.openxmlformats.org/drawingml/2006/main" xmlns:pic="http://schemas.openxmlformats.org/drawingml/2006/picture">
-            <wp:extent cx="5669280" cy="3320578"/>
-            <wp:docPr id="8" name="Picture 8" descr="오류 처리와 CAPL 출력" title="오류 처리와 CAPL 출력"/>
-            <wp:cNvGraphicFramePr>
-              <a:graphicFrameLocks noChangeAspect="1"/>
-            </wp:cNvGraphicFramePr>
-            <a:graphic>
-              <a:graphicData uri="http://schemas.openxmlformats.org/drawingml/2006/picture">
-                <pic:pic>
-                  <pic:nvPicPr>
-                    <pic:cNvPr id="0" name="error_handling_flow.png"/>
-                    <pic:cNvPicPr/>
-                  </pic:nvPicPr>
-                  <pic:blipFill>
-                    <a:blip r:embed="rId17"/>
-                    <a:stretch>
-                      <a:fillRect/>
-                    </a:stretch>
-                  </pic:blipFill>
-                  <pic:spPr>
-                    <a:xfrm>
-                      <a:off x="0" y="0"/>
-                      <a:ext cx="5669280" cy="3320578"/>
-                    </a:xfrm>
-                    <a:prstGeom prst="rect"/>
-                  </pic:spPr>
-                </pic:pic>
-              </a:graphicData>
-            </a:graphic>
-          </wp:inline>
-        </w:drawing>
       </w:r>
     </w:p>
     <w:p>
@@ -9010,7 +8786,6 @@
         <w:rPr>
           <w:rFonts w:ascii="Malgun Gothic" w:hAnsi="Malgun Gothic" w:eastAsia="Malgun Gothic"/>
         </w:rPr>
-        <w:br w:type="page"/>
       </w:r>
     </w:p>
     <w:p>
@@ -9566,38 +9341,6 @@
         <w:rPr>
           <w:rFonts w:ascii="Malgun Gothic" w:hAnsi="Malgun Gothic" w:eastAsia="Malgun Gothic"/>
         </w:rPr>
-        <w:drawing>
-          <wp:inline xmlns:a="http://schemas.openxmlformats.org/drawingml/2006/main" xmlns:pic="http://schemas.openxmlformats.org/drawingml/2006/picture">
-            <wp:extent cx="5669280" cy="3320578"/>
-            <wp:docPr id="9" name="Picture 9" descr="Startup Sequence" title="Startup Sequence"/>
-            <wp:cNvGraphicFramePr>
-              <a:graphicFrameLocks noChangeAspect="1"/>
-            </wp:cNvGraphicFramePr>
-            <a:graphic>
-              <a:graphicData uri="http://schemas.openxmlformats.org/drawingml/2006/picture">
-                <pic:pic>
-                  <pic:nvPicPr>
-                    <pic:cNvPr id="0" name="startup_sequence.png"/>
-                    <pic:cNvPicPr/>
-                  </pic:nvPicPr>
-                  <pic:blipFill>
-                    <a:blip r:embed="rId18"/>
-                    <a:stretch>
-                      <a:fillRect/>
-                    </a:stretch>
-                  </pic:blipFill>
-                  <pic:spPr>
-                    <a:xfrm>
-                      <a:off x="0" y="0"/>
-                      <a:ext cx="5669280" cy="3320578"/>
-                    </a:xfrm>
-                    <a:prstGeom prst="rect"/>
-                  </pic:spPr>
-                </pic:pic>
-              </a:graphicData>
-            </a:graphic>
-          </wp:inline>
-        </w:drawing>
       </w:r>
     </w:p>
     <w:p>
@@ -9642,38 +9385,6 @@
         <w:rPr>
           <w:rFonts w:ascii="Malgun Gothic" w:hAnsi="Malgun Gothic" w:eastAsia="Malgun Gothic"/>
         </w:rPr>
-        <w:drawing>
-          <wp:inline xmlns:a="http://schemas.openxmlformats.org/drawingml/2006/main" xmlns:pic="http://schemas.openxmlformats.org/drawingml/2006/picture">
-            <wp:extent cx="5669280" cy="3320578"/>
-            <wp:docPr id="10" name="Picture 10" descr="Shutdown Sequence" title="Shutdown Sequence"/>
-            <wp:cNvGraphicFramePr>
-              <a:graphicFrameLocks noChangeAspect="1"/>
-            </wp:cNvGraphicFramePr>
-            <a:graphic>
-              <a:graphicData uri="http://schemas.openxmlformats.org/drawingml/2006/picture">
-                <pic:pic>
-                  <pic:nvPicPr>
-                    <pic:cNvPr id="0" name="shutdown_sequence.png"/>
-                    <pic:cNvPicPr/>
-                  </pic:nvPicPr>
-                  <pic:blipFill>
-                    <a:blip r:embed="rId19"/>
-                    <a:stretch>
-                      <a:fillRect/>
-                    </a:stretch>
-                  </pic:blipFill>
-                  <pic:spPr>
-                    <a:xfrm>
-                      <a:off x="0" y="0"/>
-                      <a:ext cx="5669280" cy="3320578"/>
-                    </a:xfrm>
-                    <a:prstGeom prst="rect"/>
-                  </pic:spPr>
-                </pic:pic>
-              </a:graphicData>
-            </a:graphic>
-          </wp:inline>
-        </w:drawing>
       </w:r>
     </w:p>
     <w:p>
@@ -11232,7 +10943,7 @@
                 <w:rFonts w:ascii="Malgun Gothic" w:hAnsi="Malgun Gothic" w:eastAsia="Malgun Gothic"/>
                 <w:sz w:val="17"/>
               </w:rPr>
-              <w:t>ErrorCodes.csv 92개와 PublicConstants.csv 207개를 단일 원본으로 유지하고 C++/CAPL 계약을 생성한다. MSBuild·CMake Win32 Debug/Release, 생성기 오류·경계 시험, C++ 계약 시험과 Phase 1 ABI 회귀를 통과해야 한다. CANalyzer 13/9.x CAPL Probe는 실환경 검증으로 기록한다.</w:t>
+              <w:t>ErrorCodes.csv 93개와 PublicConstants.csv 210개를 단일 원본으로 유지하고 C++/CAPL 계약을 생성한다. MSBuild·CMake Win32 Debug/Release, 생성기 오류·경계 시험, C++ 계약 시험과 Phase 1 ABI 회귀를 통과해야 한다. CANalyzer 13/9.x CAPL Probe는 실환경 검증으로 기록한다.</w:t>
             </w:r>
           </w:p>
         </w:tc>
@@ -11908,7 +11619,7 @@
                 <w:rFonts w:ascii="Aptos" w:hAnsi="Aptos"/>
                 <w:sz w:val="18"/>
               </w:rPr>
-              <w:t>Index gate·상태 LED·26개 ABI·REQ/RES/NO_RES queue와 CAPL CSV Writer 구현. x86/x64 4개 조합과 CAPL Probe 자동 검증; 장비 E2E는 EV-017~018.</w:t>
+              <w:t>Index gate·상태 LED·27개 ABI·REQ/RES/NO_RES queue와 CAPL CSV Writer 구현. x86/x64 4개 조합과 CAPL Probe 자동 검증; 장비 E2E는 EV-017~018.</w:t>
             </w:r>
           </w:p>
         </w:tc>
@@ -14115,7 +13826,7 @@
         <w:rPr>
           <w:rFonts w:ascii="Malgun Gothic" w:hAnsi="Malgun Gothic" w:eastAsia="Malgun Gothic"/>
         </w:rPr>
-        <w:t>이 Adapter 경계로 CAPL 사용자는 숫자만 설정하며, Phase 1에서 확정한 21개 DLL Export의 파라미터와 ABI는 변경하지 않는다.</w:t>
+        <w:t>이 Adapter 경계로 CAPL 사용자는 숫자만 설정하며, Phase 1에서 확정한 기존 21개 DLL Export의 파라미터와 순서는 변경하지 않고 공개 Table은 뒤에 추가한 API를 포함해 27개로 유지한다.</w:t>
       </w:r>
     </w:p>
     <w:p>
@@ -14307,15 +14018,8 @@
             <w:tcW w:type="dxa" w:w="4680"/>
           </w:tcPr>
           <w:p>
-            <w:pPr>
-              <w:spacing w:before="0" w:after="0" w:line="240" w:lineRule="auto"/>
-            </w:pPr>
-            <w:r>
-              <w:rPr>
-                <w:rFonts w:ascii="Aptos" w:hAnsi="Aptos"/>
-                <w:sz w:val="16"/>
-              </w:rPr>
-              <w:t>10ms Timer가 호출당 최대 32행을 caller-owned char Buffer로 꺼내 CSV에 기록한다. OFF는 Capture를 먼저 닫고 pending/in-flight가 0이 된 뒤 파일을 닫는다.</w:t>
+            <w:r>
+              <w:t>CAPL은 CSV 파일과 Header를 먼저 연 뒤 Capture를 시작한다. 10ms Timer가 호출당 최대 32행을 caller-owned char Buffer로 꺼내 기록한다. OFF와 Measurement 종료는 Capture를 중지하고 신규 Wait API로 처리 중 Transaction을 최대 2,000ms 기다린 뒤 완료 행을 배출하고 파일을 닫는다.</w:t>
             </w:r>
           </w:p>
         </w:tc>
@@ -14456,7 +14160,7 @@
               <w:rFonts w:ascii="Malgun Gothic" w:hAnsi="Malgun Gothic" w:eastAsia="Malgun Gothic"/>
               <w:sz w:val="17"/>
             </w:rPr>
-            <w:t>Revision 0.19 | Release 0.3.0 Baseline</w:t>
+            <w:t>Revision 0.20 | Release 0.3.0 Baseline</w:t>
           </w:r>
         </w:p>
       </w:tc>

--- a/docs/03_Design/Modbus485Emulator_Software_Design.docx
+++ b/docs/03_Design/Modbus485Emulator_Software_Design.docx
@@ -238,7 +238,7 @@
           </w:tcPr>
           <w:p>
             <w:r>
-              <w:t>0.20 / Release 0.3.0 Baseline</w:t>
+              <w:t>0.21 / Release 0.4.0 Baseline</w:t>
             </w:r>
           </w:p>
         </w:tc>
@@ -306,7 +306,7 @@
           <w:color w:val="2E75B6"/>
           <w:sz w:val="20"/>
         </w:rPr>
-        <w:t>문서 상태: Release 0.3.0 개발 Baseline</w:t>
+        <w:t>문서 상태: Release 0.4.0 개발 Baseline</w:t>
       </w:r>
     </w:p>
     <w:p>
@@ -1213,6 +1213,48 @@
           </w:p>
         </w:tc>
       </w:tr>
+      <w:tr>
+        <w:tc>
+          <w:tcPr>
+            <w:tcW w:type="dxa" w:w="1152"/>
+          </w:tcPr>
+          <w:p>
+            <w:r>
+              <w:t>0.21</w:t>
+            </w:r>
+          </w:p>
+        </w:tc>
+        <w:tc>
+          <w:tcPr>
+            <w:tcW w:type="dxa" w:w="1584"/>
+          </w:tcPr>
+          <w:p>
+            <w:r>
+              <w:t>2026-08-13</w:t>
+            </w:r>
+          </w:p>
+        </w:tc>
+        <w:tc>
+          <w:tcPr>
+            <w:tcW w:type="dxa" w:w="2160"/>
+          </w:tcPr>
+          <w:p>
+            <w:r>
+              <w:t>Release Baseline</w:t>
+            </w:r>
+          </w:p>
+        </w:tc>
+        <w:tc>
+          <w:tcPr>
+            <w:tcW w:type="dxa" w:w="4464"/>
+          </w:tcPr>
+          <w:p>
+            <w:r>
+              <w:t>0x80 Periodic-only Monitoring, 23개 ABI, Rule Data Metadata V1(9개 필드) 및 91/189 계약 반영</w:t>
+            </w:r>
+          </w:p>
+        </w:tc>
+      </w:tr>
     </w:tbl>
     <w:p>
       <w:pPr>
@@ -2001,62 +2043,7 @@
                 <w:color w:val="1F2937"/>
                 <w:sz w:val="17"/>
               </w:rPr>
-              <w:t>과거 데이터 Queue가 아닌 Rule별 최신 0x80 Snapshot 요청 상태</w:t>
-            </w:r>
-          </w:p>
-        </w:tc>
-      </w:tr>
-      <w:tr>
-        <w:trPr>
-          <w:cantSplit w:val="true"/>
-        </w:trPr>
-        <w:tc>
-          <w:tcPr>
-            <w:tcW w:type="dxa" w:w="2304"/>
-            <w:tcMar>
-              <w:top w:w="80" w:type="dxa"/>
-              <w:start w:w="120" w:type="dxa"/>
-              <w:bottom w:w="80" w:type="dxa"/>
-              <w:end w:w="120" w:type="dxa"/>
-            </w:tcMar>
-            <w:vAlign w:val="center"/>
-          </w:tcPr>
-          <w:p>
-            <w:pPr>
-              <w:spacing w:after="0" w:line="240" w:lineRule="auto"/>
-            </w:pPr>
-            <w:r>
-              <w:rPr>
-                <w:rFonts w:ascii="Malgun Gothic" w:hAnsi="Malgun Gothic" w:eastAsia="Malgun Gothic"/>
-                <w:color w:val="1F2937"/>
-                <w:sz w:val="17"/>
-              </w:rPr>
-              <w:t>Change Snapshot</w:t>
-            </w:r>
-          </w:p>
-        </w:tc>
-        <w:tc>
-          <w:tcPr>
-            <w:tcW w:type="dxa" w:w="7056"/>
-            <w:tcMar>
-              <w:top w:w="80" w:type="dxa"/>
-              <w:start w:w="120" w:type="dxa"/>
-              <w:bottom w:w="80" w:type="dxa"/>
-              <w:end w:w="120" w:type="dxa"/>
-            </w:tcMar>
-            <w:vAlign w:val="center"/>
-          </w:tcPr>
-          <w:p>
-            <w:pPr>
-              <w:spacing w:after="0" w:line="240" w:lineRule="auto"/>
-            </w:pPr>
-            <w:r>
-              <w:rPr>
-                <w:rFonts w:ascii="Malgun Gothic" w:hAnsi="Malgun Gothic" w:eastAsia="Malgun Gothic"/>
-                <w:color w:val="1F2937"/>
-                <w:sz w:val="17"/>
-              </w:rPr>
-              <w:t>Register 변경 당시 Rule 전체 값을 보존한 0x81 불변 Snapshot</w:t>
+              <w:t>과거 데이터 Queue가 아닌 Rule별 최신 0x80 Periodic Rule Data 요청 상태</w:t>
             </w:r>
           </w:p>
         </w:tc>
@@ -2701,6 +2688,46 @@
     </w:p>
     <w:p>
       <w:pPr>
+        <w:spacing w:before="0" w:after="0"/>
+        <w:jc w:val="center"/>
+      </w:pPr>
+      <w:r>
+        <w:drawing>
+          <wp:inline xmlns:a="http://schemas.openxmlformats.org/drawingml/2006/main" xmlns:pic="http://schemas.openxmlformats.org/drawingml/2006/picture">
+            <wp:extent cx="5897880" cy="3454473"/>
+            <wp:docPr id="1" name="Picture 1"/>
+            <wp:cNvGraphicFramePr>
+              <a:graphicFrameLocks noChangeAspect="1"/>
+            </wp:cNvGraphicFramePr>
+            <a:graphic>
+              <a:graphicData uri="http://schemas.openxmlformats.org/drawingml/2006/picture">
+                <pic:pic>
+                  <pic:nvPicPr>
+                    <pic:cNvPr id="0" name="software_architecture.png"/>
+                    <pic:cNvPicPr/>
+                  </pic:nvPicPr>
+                  <pic:blipFill>
+                    <a:blip r:embed="rId22"/>
+                    <a:stretch>
+                      <a:fillRect/>
+                    </a:stretch>
+                  </pic:blipFill>
+                  <pic:spPr>
+                    <a:xfrm>
+                      <a:off x="0" y="0"/>
+                      <a:ext cx="5897880" cy="3454473"/>
+                    </a:xfrm>
+                    <a:prstGeom prst="rect"/>
+                  </pic:spPr>
+                </pic:pic>
+              </a:graphicData>
+            </a:graphic>
+          </wp:inline>
+        </w:drawing>
+      </w:r>
+    </w:p>
+    <w:p>
+      <w:pPr>
         <w:pStyle w:val="Caption"/>
         <w:jc w:val="center"/>
       </w:pPr>
@@ -2722,6 +2749,46 @@
         <w:rPr>
           <w:rFonts w:ascii="Malgun Gothic" w:hAnsi="Malgun Gothic" w:eastAsia="Malgun Gothic"/>
         </w:rPr>
+      </w:r>
+    </w:p>
+    <w:p>
+      <w:pPr>
+        <w:spacing w:before="0" w:after="0"/>
+        <w:jc w:val="center"/>
+      </w:pPr>
+      <w:r>
+        <w:drawing>
+          <wp:inline xmlns:a="http://schemas.openxmlformats.org/drawingml/2006/main" xmlns:pic="http://schemas.openxmlformats.org/drawingml/2006/picture">
+            <wp:extent cx="5897880" cy="3454473"/>
+            <wp:docPr id="2" name="Picture 2"/>
+            <wp:cNvGraphicFramePr>
+              <a:graphicFrameLocks noChangeAspect="1"/>
+            </wp:cNvGraphicFramePr>
+            <a:graphic>
+              <a:graphicData uri="http://schemas.openxmlformats.org/drawingml/2006/picture">
+                <pic:pic>
+                  <pic:nvPicPr>
+                    <pic:cNvPr id="0" name="runtime_components.png"/>
+                    <pic:cNvPicPr/>
+                  </pic:nvPicPr>
+                  <pic:blipFill>
+                    <a:blip r:embed="rId23"/>
+                    <a:stretch>
+                      <a:fillRect/>
+                    </a:stretch>
+                  </pic:blipFill>
+                  <pic:spPr>
+                    <a:xfrm>
+                      <a:off x="0" y="0"/>
+                      <a:ext cx="5897880" cy="3454473"/>
+                    </a:xfrm>
+                    <a:prstGeom prst="rect"/>
+                  </pic:spPr>
+                </pic:pic>
+              </a:graphicData>
+            </a:graphic>
+          </wp:inline>
+        </w:drawing>
       </w:r>
     </w:p>
     <w:p>
@@ -2887,7 +2954,7 @@
                 <w:color w:val="1F2937"/>
                 <w:sz w:val="16"/>
               </w:rPr>
-              <w:t>CSV, Device, Register, Signal, RTU, Snapshot, Diagnostic 순수 C++</w:t>
+              <w:t>CSV, Device, Register, Signal, RTU, Diagnostic 순수 C++</w:t>
             </w:r>
           </w:p>
         </w:tc>
@@ -3036,7 +3103,7 @@
           </w:tcPr>
           <w:p>
             <w:r>
-              <w:t>Win32/Serial 통합 시험, 생산 21 API ABI 회귀 Probe, 시험 전용 CAPL ABI Fixture, 공개 계약·생성기 오류 처리 시험 및 CANalyzer CAPL Probe</w:t>
+              <w:t>Win32/Serial 통합 시험, 생산 23 API ABI 회귀 Probe, 시험 전용 CAPL ABI Fixture, 공개 계약·생성기 오류 처리 시험 및 CANalyzer CAPL Probe</w:t>
             </w:r>
           </w:p>
         </w:tc>
@@ -3653,7 +3720,7 @@
                 <w:color w:val="1F2937"/>
                 <w:sz w:val="16"/>
               </w:rPr>
-              <w:t>CAPL_DLL_INFO4, __stdcall, Context Handle 0 허용과 수명주기 Flag 분리, Length/Capacity 최종 검증, caller-owned 출력 보호, Signal F[1] 저수준 출력, 생산 27개 Export</w:t>
+              <w:t>CAPL_DLL_INFO4, __stdcall, Context Handle 0 허용과 수명주기 Flag 분리, Length/Capacity 최종 검증, caller-owned 출력 보호, Signal F[1] 저수준 출력, 생산 23개 Export</w:t>
             </w:r>
           </w:p>
         </w:tc>
@@ -3733,7 +3800,7 @@
                 <w:color w:val="1F2937"/>
                 <w:sz w:val="16"/>
               </w:rPr>
-              <w:t>단일 활성 Context의 상태·Configuration·서비스·Queue 소유</w:t>
+              <w:t>단일 활성 Context의 상태·Configuration·Device Runtime·Error/RTU Log Queue 소유</w:t>
             </w:r>
           </w:p>
         </w:tc>
@@ -4420,7 +4487,7 @@
                 <w:color w:val="1F2937"/>
                 <w:sz w:val="16"/>
               </w:rPr>
-              <w:t>SnapshotService</w:t>
+              <w:t>Rule Data Access</w:t>
             </w:r>
           </w:p>
         </w:tc>
@@ -4445,7 +4512,7 @@
                 <w:color w:val="1F2937"/>
                 <w:sz w:val="16"/>
               </w:rPr>
-              <w:t>Periodic Snapshot, Port별 Change FIFO, Sequence/Stats</w:t>
+              <w:t>Index+Rule_ID의 현재 Register를 Rule Data Metadata V1 long[9]와 caller-owned word[]로 동기 복사</w:t>
             </w:r>
           </w:p>
         </w:tc>
@@ -4677,7 +4744,7 @@
                 <w:color w:val="1F2937"/>
                 <w:sz w:val="16"/>
               </w:rPr>
-              <w:t>ReadOption, 1,000ms Cycle, 10ms Pump, CAN Frame 생성</w:t>
+              <w:t>ReadOption, 1,000ms Cycle, 10ms Pump, Port별 Cursor와 0x80 Periodic CAN Frame 생성</w:t>
             </w:r>
           </w:p>
         </w:tc>
@@ -5076,6 +5143,46 @@
     </w:p>
     <w:p>
       <w:pPr>
+        <w:spacing w:before="0" w:after="0"/>
+        <w:jc w:val="center"/>
+      </w:pPr>
+      <w:r>
+        <w:drawing>
+          <wp:inline xmlns:a="http://schemas.openxmlformats.org/drawingml/2006/main" xmlns:pic="http://schemas.openxmlformats.org/drawingml/2006/picture">
+            <wp:extent cx="5897880" cy="3454473"/>
+            <wp:docPr id="3" name="Picture 3"/>
+            <wp:cNvGraphicFramePr>
+              <a:graphicFrameLocks noChangeAspect="1"/>
+            </wp:cNvGraphicFramePr>
+            <a:graphic>
+              <a:graphicData uri="http://schemas.openxmlformats.org/drawingml/2006/picture">
+                <pic:pic>
+                  <pic:nvPicPr>
+                    <pic:cNvPr id="0" name="software_architecture.png"/>
+                    <pic:cNvPicPr/>
+                  </pic:nvPicPr>
+                  <pic:blipFill>
+                    <a:blip r:embed="rId22"/>
+                    <a:stretch>
+                      <a:fillRect/>
+                    </a:stretch>
+                  </pic:blipFill>
+                  <pic:spPr>
+                    <a:xfrm>
+                      <a:off x="0" y="0"/>
+                      <a:ext cx="5897880" cy="3454473"/>
+                    </a:xfrm>
+                    <a:prstGeom prst="rect"/>
+                  </pic:spPr>
+                </pic:pic>
+              </a:graphicData>
+            </a:graphic>
+          </wp:inline>
+        </w:drawing>
+      </w:r>
+    </w:p>
+    <w:p>
+      <w:pPr>
         <w:pStyle w:val="Caption"/>
         <w:jc w:val="center"/>
       </w:pPr>
@@ -5104,7 +5211,7 @@
         <w:rPr>
           <w:rFonts w:ascii="Malgun Gothic" w:hAnsi="Malgun Gothic" w:eastAsia="Malgun Gothic"/>
         </w:rPr>
-        <w:t>Public Contract의 단일 정의는 SRS Appendix A/B/C다. 구현은 27개 함수와 V1 Layout을 그대로 등록하며 내부 Pointer/객체를 노출하지 않는다.</w:t>
+        <w:t>Public Contract의 단일 정의는 SRS Appendix A/B/C다. 구현은 v0.4.0의 23개 함수와 V1 Layout을 그대로 등록하며 내부 Pointer/객체를 노출하지 않는다.</w:t>
       </w:r>
     </w:p>
     <w:p>
@@ -5408,7 +5515,7 @@
                 <w:color w:val="1F2937"/>
                 <w:sz w:val="16"/>
               </w:rPr>
-              <w:t>9~13</w:t>
+              <w:t>9</w:t>
             </w:r>
           </w:p>
         </w:tc>
@@ -5433,7 +5540,7 @@
                 <w:color w:val="1F2937"/>
                 <w:sz w:val="16"/>
               </w:rPr>
-              <w:t>SnapshotService</w:t>
+              <w:t>Rule Data Access</w:t>
             </w:r>
           </w:p>
         </w:tc>
@@ -5458,7 +5565,7 @@
                 <w:color w:val="1F2937"/>
                 <w:sz w:val="16"/>
               </w:rPr>
-              <w:t>Monitoring state, periodic/change/stats</w:t>
+              <w:t>ReadRuleData의 caller-owned metadata[9]+word[]</w:t>
             </w:r>
           </w:p>
         </w:tc>
@@ -5488,7 +5595,7 @@
                 <w:color w:val="1F2937"/>
                 <w:sz w:val="16"/>
               </w:rPr>
-              <w:t>14~18</w:t>
+              <w:t>10~14</w:t>
             </w:r>
           </w:p>
         </w:tc>
@@ -5538,7 +5645,7 @@
                 <w:color w:val="1F2937"/>
                 <w:sz w:val="16"/>
               </w:rPr>
-              <w:t>caller-owned buffers와 physical double</w:t>
+              <w:t>Register/Signal Read·Write와 Reset</w:t>
             </w:r>
           </w:p>
         </w:tc>
@@ -5568,7 +5675,7 @@
                 <w:color w:val="1F2937"/>
                 <w:sz w:val="16"/>
               </w:rPr>
-              <w:t>19~21</w:t>
+              <w:t>15~17</w:t>
             </w:r>
           </w:p>
         </w:tc>
@@ -5618,7 +5725,7 @@
                 <w:color w:val="1F2937"/>
                 <w:sz w:val="16"/>
               </w:rPr>
-              <w:t>LastSyncError, event dequeue, stats</w:t>
+              <w:t>LastSyncError, Error Event dequeue, Error Queue Stats</w:t>
             </w:r>
           </w:p>
         </w:tc>
@@ -5644,7 +5751,7 @@
                 <w:rFonts w:ascii="Aptos" w:hAnsi="Aptos"/>
                 <w:sz w:val="18"/>
               </w:rPr>
-              <w:t>22~27</w:t>
+              <w:t>18~23</w:t>
             </w:r>
           </w:p>
         </w:tc>
@@ -5686,7 +5793,7 @@
                 <w:rFonts w:ascii="Aptos" w:hAnsi="Aptos"/>
                 <w:sz w:val="18"/>
               </w:rPr>
-              <w:t>기존 21개 Entry 뒤에만 추가; x86/x64 동일 이름·순서·논리 타입</w:t>
+              <w:t>Index 통신 Gate와 RTU CSV Log Queue; x86/x64 동일 계약</w:t>
             </w:r>
           </w:p>
         </w:tc>
@@ -6034,7 +6141,7 @@
                 <w:color w:val="1F2937"/>
                 <w:sz w:val="15"/>
               </w:rPr>
-              <w:t>Status Write(source,index,address,values,permission)</w:t>
+              <w:t>Status Write(index,address,values,permission)</w:t>
             </w:r>
           </w:p>
         </w:tc>
@@ -6059,7 +6166,7 @@
                 <w:color w:val="1F2937"/>
                 <w:sz w:val="15"/>
               </w:rPr>
-              <w:t>원자 적용+영향 Snapshot</w:t>
+              <w:t>검증 후 원자 적용; 별도 변경 CAN Event 없음</w:t>
             </w:r>
           </w:p>
         </w:tc>
@@ -6249,7 +6356,7 @@
                 <w:color w:val="1F2937"/>
                 <w:sz w:val="15"/>
               </w:rPr>
-              <w:t>ReadPeriodicSnapshot</w:t>
+              <w:t>ReadRuleData</w:t>
             </w:r>
           </w:p>
         </w:tc>
@@ -6274,7 +6381,7 @@
                 <w:color w:val="1F2937"/>
                 <w:sz w:val="15"/>
               </w:rPr>
-              <w:t>Status ReadRule(index,rule,out)</w:t>
+              <w:t>Status ReadRule(index,rule,outMeta[9],outRegisters)</w:t>
             </w:r>
           </w:p>
         </w:tc>
@@ -6299,87 +6406,7 @@
                 <w:color w:val="1F2937"/>
                 <w:sz w:val="15"/>
               </w:rPr>
-              <w:t>COM 비대기 메모리 복사</w:t>
-            </w:r>
-          </w:p>
-        </w:tc>
-      </w:tr>
-      <w:tr>
-        <w:trPr>
-          <w:cantSplit w:val="true"/>
-        </w:trPr>
-        <w:tc>
-          <w:tcPr>
-            <w:tcW w:type="dxa" w:w="2232"/>
-            <w:tcMar>
-              <w:top w:w="80" w:type="dxa"/>
-              <w:start w:w="120" w:type="dxa"/>
-              <w:bottom w:w="80" w:type="dxa"/>
-              <w:end w:w="120" w:type="dxa"/>
-            </w:tcMar>
-            <w:vAlign w:val="center"/>
-          </w:tcPr>
-          <w:p>
-            <w:pPr>
-              <w:spacing w:after="0" w:line="240" w:lineRule="auto"/>
-            </w:pPr>
-            <w:r>
-              <w:rPr>
-                <w:rFonts w:ascii="Malgun Gothic" w:hAnsi="Malgun Gothic" w:eastAsia="Malgun Gothic"/>
-                <w:color w:val="1F2937"/>
-                <w:sz w:val="15"/>
-              </w:rPr>
-              <w:t>TryDequeueChange</w:t>
-            </w:r>
-          </w:p>
-        </w:tc>
-        <w:tc>
-          <w:tcPr>
-            <w:tcW w:type="dxa" w:w="3456"/>
-            <w:tcMar>
-              <w:top w:w="80" w:type="dxa"/>
-              <w:start w:w="120" w:type="dxa"/>
-              <w:bottom w:w="80" w:type="dxa"/>
-              <w:end w:w="120" w:type="dxa"/>
-            </w:tcMar>
-            <w:vAlign w:val="center"/>
-          </w:tcPr>
-          <w:p>
-            <w:pPr>
-              <w:spacing w:after="0" w:line="240" w:lineRule="auto"/>
-            </w:pPr>
-            <w:r>
-              <w:rPr>
-                <w:rFonts w:ascii="Malgun Gothic" w:hAnsi="Malgun Gothic" w:eastAsia="Malgun Gothic"/>
-                <w:color w:val="1F2937"/>
-                <w:sz w:val="15"/>
-              </w:rPr>
-              <w:t>Status Pop(port,out)</w:t>
-            </w:r>
-          </w:p>
-        </w:tc>
-        <w:tc>
-          <w:tcPr>
-            <w:tcW w:type="dxa" w:w="3672"/>
-            <w:tcMar>
-              <w:top w:w="80" w:type="dxa"/>
-              <w:start w:w="120" w:type="dxa"/>
-              <w:bottom w:w="80" w:type="dxa"/>
-              <w:end w:w="120" w:type="dxa"/>
-            </w:tcMar>
-            <w:vAlign w:val="center"/>
-          </w:tcPr>
-          <w:p>
-            <w:pPr>
-              <w:spacing w:after="0" w:line="240" w:lineRule="auto"/>
-            </w:pPr>
-            <w:r>
-              <w:rPr>
-                <w:rFonts w:ascii="Malgun Gothic" w:hAnsi="Malgun Gothic" w:eastAsia="Malgun Gothic"/>
-                <w:color w:val="1F2937"/>
-                <w:sz w:val="15"/>
-              </w:rPr>
-              <w:t>metadata+data 원자 pop</w:t>
+              <w:t>COM 비대기 일관 메모리 복사</w:t>
             </w:r>
           </w:p>
         </w:tc>
@@ -6782,7 +6809,7 @@
                 <w:color w:val="1F2937"/>
                 <w:sz w:val="15"/>
               </w:rPr>
-              <w:t>Snapshot</w:t>
+              <w:t>RuleDataView</w:t>
             </w:r>
           </w:p>
         </w:tc>
@@ -6807,7 +6834,7 @@
                 <w:color w:val="1F2937"/>
                 <w:sz w:val="15"/>
               </w:rPr>
-              <w:t>meta V1 + uint16 registers[125]</w:t>
+              <w:t>meta V1 long[9] + uint16 registers[125]</w:t>
             </w:r>
           </w:p>
         </w:tc>
@@ -6832,87 +6859,7 @@
                 <w:color w:val="1F2937"/>
                 <w:sz w:val="15"/>
               </w:rPr>
-              <w:t>생성 후 immutable</w:t>
-            </w:r>
-          </w:p>
-        </w:tc>
-      </w:tr>
-      <w:tr>
-        <w:trPr>
-          <w:cantSplit w:val="true"/>
-        </w:trPr>
-        <w:tc>
-          <w:tcPr>
-            <w:tcW w:type="dxa" w:w="1944"/>
-            <w:tcMar>
-              <w:top w:w="80" w:type="dxa"/>
-              <w:start w:w="120" w:type="dxa"/>
-              <w:bottom w:w="80" w:type="dxa"/>
-              <w:end w:w="120" w:type="dxa"/>
-            </w:tcMar>
-            <w:vAlign w:val="center"/>
-          </w:tcPr>
-          <w:p>
-            <w:pPr>
-              <w:spacing w:after="0" w:line="240" w:lineRule="auto"/>
-            </w:pPr>
-            <w:r>
-              <w:rPr>
-                <w:rFonts w:ascii="Malgun Gothic" w:hAnsi="Malgun Gothic" w:eastAsia="Malgun Gothic"/>
-                <w:color w:val="1F2937"/>
-                <w:sz w:val="15"/>
-              </w:rPr>
-              <w:t>ChangeQueue</w:t>
-            </w:r>
-          </w:p>
-        </w:tc>
-        <w:tc>
-          <w:tcPr>
-            <w:tcW w:type="dxa" w:w="5112"/>
-            <w:tcMar>
-              <w:top w:w="80" w:type="dxa"/>
-              <w:start w:w="120" w:type="dxa"/>
-              <w:bottom w:w="80" w:type="dxa"/>
-              <w:end w:w="120" w:type="dxa"/>
-            </w:tcMar>
-            <w:vAlign w:val="center"/>
-          </w:tcPr>
-          <w:p>
-            <w:pPr>
-              <w:spacing w:after="0" w:line="240" w:lineRule="auto"/>
-            </w:pPr>
-            <w:r>
-              <w:rPr>
-                <w:rFonts w:ascii="Malgun Gothic" w:hAnsi="Malgun Gothic" w:eastAsia="Malgun Gothic"/>
-                <w:color w:val="1F2937"/>
-                <w:sz w:val="15"/>
-              </w:rPr>
-              <w:t>Port별 ring[256] + stats</w:t>
-            </w:r>
-          </w:p>
-        </w:tc>
-        <w:tc>
-          <w:tcPr>
-            <w:tcW w:type="dxa" w:w="2304"/>
-            <w:tcMar>
-              <w:top w:w="80" w:type="dxa"/>
-              <w:start w:w="120" w:type="dxa"/>
-              <w:bottom w:w="80" w:type="dxa"/>
-              <w:end w:w="120" w:type="dxa"/>
-            </w:tcMar>
-            <w:vAlign w:val="center"/>
-          </w:tcPr>
-          <w:p>
-            <w:pPr>
-              <w:spacing w:after="0" w:line="240" w:lineRule="auto"/>
-            </w:pPr>
-            <w:r>
-              <w:rPr>
-                <w:rFonts w:ascii="Malgun Gothic" w:hAnsi="Malgun Gothic" w:eastAsia="Malgun Gothic"/>
-                <w:color w:val="1F2937"/>
-                <w:sz w:val="15"/>
-              </w:rPr>
-              <w:t>queue lock</w:t>
+              <w:t>호출 시점에 caller-owned Buffer로 일관 복사</w:t>
             </w:r>
           </w:p>
         </w:tc>
@@ -7239,6 +7186,46 @@
         <w:rPr>
           <w:rFonts w:ascii="Malgun Gothic" w:hAnsi="Malgun Gothic" w:eastAsia="Malgun Gothic"/>
         </w:rPr>
+      </w:r>
+    </w:p>
+    <w:p>
+      <w:pPr>
+        <w:spacing w:before="0" w:after="0"/>
+        <w:jc w:val="center"/>
+      </w:pPr>
+      <w:r>
+        <w:drawing>
+          <wp:inline xmlns:a="http://schemas.openxmlformats.org/drawingml/2006/main" xmlns:pic="http://schemas.openxmlformats.org/drawingml/2006/picture">
+            <wp:extent cx="5897880" cy="3454473"/>
+            <wp:docPr id="4" name="Picture 4"/>
+            <wp:cNvGraphicFramePr>
+              <a:graphicFrameLocks noChangeAspect="1"/>
+            </wp:cNvGraphicFramePr>
+            <a:graphic>
+              <a:graphicData uri="http://schemas.openxmlformats.org/drawingml/2006/picture">
+                <pic:pic>
+                  <pic:nvPicPr>
+                    <pic:cNvPr id="0" name="image.png"/>
+                    <pic:cNvPicPr/>
+                  </pic:nvPicPr>
+                  <pic:blipFill>
+                    <a:blip r:embed="rId13"/>
+                    <a:stretch>
+                      <a:fillRect/>
+                    </a:stretch>
+                  </pic:blipFill>
+                  <pic:spPr>
+                    <a:xfrm>
+                      <a:off x="0" y="0"/>
+                      <a:ext cx="5897880" cy="3454473"/>
+                    </a:xfrm>
+                    <a:prstGeom prst="rect"/>
+                  </pic:spPr>
+                </pic:pic>
+              </a:graphicData>
+            </a:graphic>
+          </wp:inline>
+        </w:drawing>
       </w:r>
     </w:p>
     <w:p>
@@ -7287,6 +7274,46 @@
     </w:p>
     <w:p>
       <w:pPr>
+        <w:spacing w:before="0" w:after="0"/>
+        <w:jc w:val="center"/>
+      </w:pPr>
+      <w:r>
+        <w:drawing>
+          <wp:inline xmlns:a="http://schemas.openxmlformats.org/drawingml/2006/main" xmlns:pic="http://schemas.openxmlformats.org/drawingml/2006/picture">
+            <wp:extent cx="5897880" cy="3454473"/>
+            <wp:docPr id="5" name="Picture 5"/>
+            <wp:cNvGraphicFramePr>
+              <a:graphicFrameLocks noChangeAspect="1"/>
+            </wp:cNvGraphicFramePr>
+            <a:graphic>
+              <a:graphicData uri="http://schemas.openxmlformats.org/drawingml/2006/picture">
+                <pic:pic>
+                  <pic:nvPicPr>
+                    <pic:cNvPr id="0" name="register_data_flow.png"/>
+                    <pic:cNvPicPr/>
+                  </pic:nvPicPr>
+                  <pic:blipFill>
+                    <a:blip r:embed="rId24"/>
+                    <a:stretch>
+                      <a:fillRect/>
+                    </a:stretch>
+                  </pic:blipFill>
+                  <pic:spPr>
+                    <a:xfrm>
+                      <a:off x="0" y="0"/>
+                      <a:ext cx="5897880" cy="3454473"/>
+                    </a:xfrm>
+                    <a:prstGeom prst="rect"/>
+                  </pic:spPr>
+                </pic:pic>
+              </a:graphicData>
+            </a:graphic>
+          </wp:inline>
+        </w:drawing>
+      </w:r>
+    </w:p>
+    <w:p>
+      <w:pPr>
         <w:pStyle w:val="Caption"/>
         <w:jc w:val="center"/>
       </w:pPr>
@@ -7296,7 +7323,7 @@
           <w:color w:val="64748B"/>
           <w:sz w:val="18"/>
         </w:rPr>
-        <w:t>Figure 5. Register/Signal/Snapshot 데이터 흐름</w:t>
+        <w:t>Figure 5. Register/Signal/Rule Data 흐름</w:t>
       </w:r>
     </w:p>
     <w:p>
@@ -7304,7 +7331,7 @@
         <w:rPr>
           <w:rFonts w:ascii="Malgun Gothic" w:hAnsi="Malgun Gothic" w:eastAsia="Malgun Gothic"/>
         </w:rPr>
-        <w:t>Device별 직접 Address 배열은 구현 단순성과 O(1) 접근을 우선한다. 최대 256 Device의 x86 Peak는 통합 시험에서 반드시 측정한다. Write Transaction은 Device Lock 안에서 변경 Rule을 판정하고 불변 Snapshot을 만든다.</w:t>
+        <w:t>Device별 직접 Address 배열은 구현 단순성과 O(1) 접근을 우선한다. 최대 256 Device의 x86 Peak는 통합 시험에서 반드시 측정한다. Write Transaction은 Device Lock 안에서 원자 적용하며 Rule Data는 API 호출 시점에 일관되게 복사한다.</w:t>
       </w:r>
     </w:p>
     <w:p>
@@ -7335,6 +7362,46 @@
         <w:rPr>
           <w:rFonts w:ascii="Malgun Gothic" w:hAnsi="Malgun Gothic" w:eastAsia="Malgun Gothic"/>
         </w:rPr>
+      </w:r>
+    </w:p>
+    <w:p>
+      <w:pPr>
+        <w:spacing w:before="0" w:after="0"/>
+        <w:jc w:val="center"/>
+      </w:pPr>
+      <w:r>
+        <w:drawing>
+          <wp:inline xmlns:a="http://schemas.openxmlformats.org/drawingml/2006/main" xmlns:pic="http://schemas.openxmlformats.org/drawingml/2006/picture">
+            <wp:extent cx="5897880" cy="3452909"/>
+            <wp:docPr id="6" name="Picture 6"/>
+            <wp:cNvGraphicFramePr>
+              <a:graphicFrameLocks noChangeAspect="1"/>
+            </wp:cNvGraphicFramePr>
+            <a:graphic>
+              <a:graphicData uri="http://schemas.openxmlformats.org/drawingml/2006/picture">
+                <pic:pic>
+                  <pic:nvPicPr>
+                    <pic:cNvPr id="0" name="image.png"/>
+                    <pic:cNvPicPr/>
+                  </pic:nvPicPr>
+                  <pic:blipFill>
+                    <a:blip r:embed="rId15"/>
+                    <a:stretch>
+                      <a:fillRect/>
+                    </a:stretch>
+                  </pic:blipFill>
+                  <pic:spPr>
+                    <a:xfrm>
+                      <a:off x="0" y="0"/>
+                      <a:ext cx="5897880" cy="3452909"/>
+                    </a:xfrm>
+                    <a:prstGeom prst="rect"/>
+                  </pic:spPr>
+                </pic:pic>
+              </a:graphicData>
+            </a:graphic>
+          </wp:inline>
+        </w:drawing>
       </w:r>
     </w:p>
     <w:p>
@@ -8355,6 +8422,46 @@
     </w:p>
     <w:p>
       <w:pPr>
+        <w:spacing w:before="0" w:after="0"/>
+        <w:jc w:val="center"/>
+      </w:pPr>
+      <w:r>
+        <w:drawing>
+          <wp:inline xmlns:a="http://schemas.openxmlformats.org/drawingml/2006/main" xmlns:pic="http://schemas.openxmlformats.org/drawingml/2006/picture">
+            <wp:extent cx="5897880" cy="3454473"/>
+            <wp:docPr id="7" name="Picture 7"/>
+            <wp:cNvGraphicFramePr>
+              <a:graphicFrameLocks noChangeAspect="1"/>
+            </wp:cNvGraphicFramePr>
+            <a:graphic>
+              <a:graphicData uri="http://schemas.openxmlformats.org/drawingml/2006/picture">
+                <pic:pic>
+                  <pic:nvPicPr>
+                    <pic:cNvPr id="0" name="image.png"/>
+                    <pic:cNvPicPr/>
+                  </pic:nvPicPr>
+                  <pic:blipFill>
+                    <a:blip r:embed="rId16"/>
+                    <a:stretch>
+                      <a:fillRect/>
+                    </a:stretch>
+                  </pic:blipFill>
+                  <pic:spPr>
+                    <a:xfrm>
+                      <a:off x="0" y="0"/>
+                      <a:ext cx="5897880" cy="3454473"/>
+                    </a:xfrm>
+                    <a:prstGeom prst="rect"/>
+                  </pic:spPr>
+                </pic:pic>
+              </a:graphicData>
+            </a:graphic>
+          </wp:inline>
+        </w:drawing>
+      </w:r>
+    </w:p>
+    <w:p>
+      <w:pPr>
         <w:pStyle w:val="Caption"/>
         <w:jc w:val="center"/>
       </w:pPr>
@@ -8734,7 +8841,7 @@
         <w:rPr>
           <w:rFonts w:ascii="Malgun Gothic" w:hAnsi="Malgun Gothic" w:eastAsia="Malgun Gothic"/>
         </w:rPr>
-        <w:t>Lock order: Device → Port Change Queue. Lifecycle/Configuration Lock을 보유한 채 파일/COM 대기, CAN 출력 또는 Join을 수행하지 않는다.</w:t>
+        <w:t>컴포넌트 소유 Lock은 짧게 유지한다. Device/Lifecycle/Configuration Lock을 보유한 채 파일/COM 대기, CAN 출력 또는 Join을 수행하지 않는다.</w:t>
       </w:r>
     </w:p>
     <w:p>
@@ -8761,6 +8868,46 @@
     </w:p>
     <w:p>
       <w:pPr>
+        <w:spacing w:before="0" w:after="0"/>
+        <w:jc w:val="center"/>
+      </w:pPr>
+      <w:r>
+        <w:drawing>
+          <wp:inline xmlns:a="http://schemas.openxmlformats.org/drawingml/2006/main" xmlns:pic="http://schemas.openxmlformats.org/drawingml/2006/picture">
+            <wp:extent cx="5897880" cy="3454473"/>
+            <wp:docPr id="8" name="Picture 8"/>
+            <wp:cNvGraphicFramePr>
+              <a:graphicFrameLocks noChangeAspect="1"/>
+            </wp:cNvGraphicFramePr>
+            <a:graphic>
+              <a:graphicData uri="http://schemas.openxmlformats.org/drawingml/2006/picture">
+                <pic:pic>
+                  <pic:nvPicPr>
+                    <pic:cNvPr id="0" name="image.png"/>
+                    <pic:cNvPicPr/>
+                  </pic:nvPicPr>
+                  <pic:blipFill>
+                    <a:blip r:embed="rId17"/>
+                    <a:stretch>
+                      <a:fillRect/>
+                    </a:stretch>
+                  </pic:blipFill>
+                  <pic:spPr>
+                    <a:xfrm>
+                      <a:off x="0" y="0"/>
+                      <a:ext cx="5897880" cy="3454473"/>
+                    </a:xfrm>
+                    <a:prstGeom prst="rect"/>
+                  </pic:spPr>
+                </pic:pic>
+              </a:graphicData>
+            </a:graphic>
+          </wp:inline>
+        </w:drawing>
+      </w:r>
+    </w:p>
+    <w:p>
+      <w:pPr>
         <w:pStyle w:val="Caption"/>
         <w:jc w:val="center"/>
       </w:pPr>
@@ -8778,7 +8925,7 @@
         <w:rPr>
           <w:rFonts w:ascii="Malgun Gothic" w:hAnsi="Malgun Gothic" w:eastAsia="Malgun Gothic"/>
         </w:rPr>
-        <w:t>동기 LastSyncError와 비동기 FIFO를 분리한다. 공개 오류 코드는 spec/ErrorCodes.csv, 상태·Enum·Metadata/Stats 인덱스와 공개 한도는 spec/PublicConstants.csv를 단일 기준으로 사용한다. tools/Generate-M485EContracts.ps1은 C++ Header와 CAPL include를 생성하고 Check 모드에서 누락·중복·잘못된 Severity와 stale 결과를 거부한다. 승인된 90개 오류는 변경·재사용하지 않으며 신규 오류는 기준 목록 뒤에 추가한다.</w:t>
+        <w:t>동기 LastSyncError와 비동기 FIFO를 분리한다. 공개 오류 코드는 spec/ErrorCodes.csv, 상태·Enum·Metadata/Stats 인덱스와 공개 한도는 spec/PublicConstants.csv를 단일 기준으로 사용한다. tools/Generate-M485EContracts.ps1은 C++ Header와 CAPL include를 생성하고 Check 모드에서 누락·중복·잘못된 Severity와 stale 결과를 거부한다. 승인된 91개 오류는 변경·재사용하지 않으며 신규 오류는 기준 목록 뒤에 추가한다.</w:t>
       </w:r>
     </w:p>
     <w:p>
@@ -9285,7 +9432,7 @@
                 <w:color w:val="1F2937"/>
                 <w:sz w:val="16"/>
               </w:rPr>
-              <w:t>EmulatorContext/SnapshotService</w:t>
+              <w:t>EmulatorContext / DiagnosticService / RTU Log Pipeline</w:t>
             </w:r>
           </w:p>
         </w:tc>
@@ -9341,6 +9488,46 @@
         <w:rPr>
           <w:rFonts w:ascii="Malgun Gothic" w:hAnsi="Malgun Gothic" w:eastAsia="Malgun Gothic"/>
         </w:rPr>
+      </w:r>
+    </w:p>
+    <w:p>
+      <w:pPr>
+        <w:spacing w:before="0" w:after="0"/>
+        <w:jc w:val="center"/>
+      </w:pPr>
+      <w:r>
+        <w:drawing>
+          <wp:inline xmlns:a="http://schemas.openxmlformats.org/drawingml/2006/main" xmlns:pic="http://schemas.openxmlformats.org/drawingml/2006/picture">
+            <wp:extent cx="5897880" cy="3454473"/>
+            <wp:docPr id="9" name="Picture 9"/>
+            <wp:cNvGraphicFramePr>
+              <a:graphicFrameLocks noChangeAspect="1"/>
+            </wp:cNvGraphicFramePr>
+            <a:graphic>
+              <a:graphicData uri="http://schemas.openxmlformats.org/drawingml/2006/picture">
+                <pic:pic>
+                  <pic:nvPicPr>
+                    <pic:cNvPr id="0" name="image.png"/>
+                    <pic:cNvPicPr/>
+                  </pic:nvPicPr>
+                  <pic:blipFill>
+                    <a:blip r:embed="rId18"/>
+                    <a:stretch>
+                      <a:fillRect/>
+                    </a:stretch>
+                  </pic:blipFill>
+                  <pic:spPr>
+                    <a:xfrm>
+                      <a:off x="0" y="0"/>
+                      <a:ext cx="5897880" cy="3454473"/>
+                    </a:xfrm>
+                    <a:prstGeom prst="rect"/>
+                  </pic:spPr>
+                </pic:pic>
+              </a:graphicData>
+            </a:graphic>
+          </wp:inline>
+        </w:drawing>
       </w:r>
     </w:p>
     <w:p>
@@ -9385,6 +9572,46 @@
         <w:rPr>
           <w:rFonts w:ascii="Malgun Gothic" w:hAnsi="Malgun Gothic" w:eastAsia="Malgun Gothic"/>
         </w:rPr>
+      </w:r>
+    </w:p>
+    <w:p>
+      <w:pPr>
+        <w:spacing w:before="0" w:after="0"/>
+        <w:jc w:val="center"/>
+      </w:pPr>
+      <w:r>
+        <w:drawing>
+          <wp:inline xmlns:a="http://schemas.openxmlformats.org/drawingml/2006/main" xmlns:pic="http://schemas.openxmlformats.org/drawingml/2006/picture">
+            <wp:extent cx="5897880" cy="3454473"/>
+            <wp:docPr id="10" name="Picture 10"/>
+            <wp:cNvGraphicFramePr>
+              <a:graphicFrameLocks noChangeAspect="1"/>
+            </wp:cNvGraphicFramePr>
+            <a:graphic>
+              <a:graphicData uri="http://schemas.openxmlformats.org/drawingml/2006/picture">
+                <pic:pic>
+                  <pic:nvPicPr>
+                    <pic:cNvPr id="0" name="image.png"/>
+                    <pic:cNvPicPr/>
+                  </pic:nvPicPr>
+                  <pic:blipFill>
+                    <a:blip r:embed="rId19"/>
+                    <a:stretch>
+                      <a:fillRect/>
+                    </a:stretch>
+                  </pic:blipFill>
+                  <pic:spPr>
+                    <a:xfrm>
+                      <a:off x="0" y="0"/>
+                      <a:ext cx="5897880" cy="3454473"/>
+                    </a:xfrm>
+                    <a:prstGeom prst="rect"/>
+                  </pic:spPr>
+                </pic:pic>
+              </a:graphicData>
+            </a:graphic>
+          </wp:inline>
+        </w:drawing>
       </w:r>
     </w:p>
     <w:p>
@@ -9824,7 +10051,7 @@
                 <w:color w:val="1F2937"/>
                 <w:sz w:val="16"/>
               </w:rPr>
-              <w:t>Snapshot/Diagnostic</w:t>
+              <w:t>Diagnostic / RTU Log</w:t>
             </w:r>
           </w:p>
         </w:tc>
@@ -9849,7 +10076,7 @@
                 <w:color w:val="1F2937"/>
                 <w:sz w:val="16"/>
               </w:rPr>
-              <w:t>Monitoring/Core</w:t>
+              <w:t>Core / CAPL RtuLog</w:t>
             </w:r>
           </w:p>
         </w:tc>
@@ -10875,7 +11102,7 @@
                 <w:color w:val="1F2937"/>
                 <w:sz w:val="16"/>
               </w:rPr>
-              <w:t>Release/Debug Win32 빌드, 생산 21 API Table과 __stdcall/x86 검증, Context Initialize/Finalize/재초기화, Capacity 및 실패 출력 불변성, 시험 Fixture char[]/word[]/long[]/F[1] 성공 왕복, CANalyzer 13 x86 CAPL 컴파일 완료. CANalyzer 9.x SP8 측정 실행은 실환경 검증으로 종료한다.</w:t>
+              <w:t>Release/Debug Win32/x64 빌드, 생산 23 API Table과 __stdcall/x86 검증, Context Initialize/Finalize/재초기화, Capacity 및 실패 출력 불변성, 시험 Fixture 왕복을 자동 검증한다. CANalyzer 9.x SP8/18 Measurement는 실환경 검증으로 관리한다.</w:t>
             </w:r>
           </w:p>
         </w:tc>
@@ -10943,7 +11170,7 @@
                 <w:rFonts w:ascii="Malgun Gothic" w:hAnsi="Malgun Gothic" w:eastAsia="Malgun Gothic"/>
                 <w:sz w:val="17"/>
               </w:rPr>
-              <w:t>ErrorCodes.csv 93개와 PublicConstants.csv 210개를 단일 원본으로 유지하고 C++/CAPL 계약을 생성한다. MSBuild·CMake Win32 Debug/Release, 생성기 오류·경계 시험, C++ 계약 시험과 Phase 1 ABI 회귀를 통과해야 한다. CANalyzer 13/9.x CAPL Probe는 실환경 검증으로 기록한다.</w:t>
+              <w:t>ErrorCodes.csv 91개와 PublicConstants.csv 189개를 단일 원본으로 유지하고 C++/CAPL 계약을 생성한다. 생성기 오류·경계 시험과 ABI 회귀를 통과해야 한다.</w:t>
             </w:r>
           </w:p>
         </w:tc>
@@ -11226,7 +11453,7 @@
                 <w:color w:val="1F2937"/>
                 <w:sz w:val="16"/>
               </w:rPr>
-              <w:t>Snapshot/Diagnostics</w:t>
+              <w:t>Rule Data / Diagnostics</w:t>
             </w:r>
           </w:p>
         </w:tc>
@@ -11247,7 +11474,7 @@
                 <w:rFonts w:ascii="Malgun Gothic" w:hAnsi="Malgun Gothic" w:eastAsia="Malgun Gothic"/>
                 <w:sz w:val="17"/>
               </w:rPr>
-              <w:t>Implementation Complete / Automated Verification Complete. Periodic/Change/Error Queue, 불변 Snapshot, 256 oldest-drop, 통계·병합 시험 완료.</w:t>
+              <w:t>Implementation Complete / Automated Verification Complete. 동기 Rule Data Read, Error Queue, 9개 Metadata, caller-owned Buffer 보호와 경계 시험 완료. Change Queue와 0x81 Event는 v0.4.0에서 제거한다.</w:t>
             </w:r>
           </w:p>
         </w:tc>
@@ -11378,7 +11605,7 @@
                 <w:color w:val="1F2937"/>
                 <w:sz w:val="16"/>
               </w:rPr>
-              <w:t>Lifecycle + 21 Exports</w:t>
+              <w:t>Lifecycle + Public Exports</w:t>
             </w:r>
           </w:p>
         </w:tc>
@@ -11399,7 +11626,7 @@
                 <w:rFonts w:ascii="Malgun Gothic" w:hAnsi="Malgun Gothic" w:eastAsia="Malgun Gothic"/>
                 <w:sz w:val="17"/>
               </w:rPr>
-              <w:t>Implementation Complete / Automated Verification Complete / External Verification Pending. 비동기 Refresh/Connect, 1~4개 활성 Port 전체 rollback, 21 Export 통합, Finalize 및 Phase 1 ABI 회귀 완료; 실제 Port 복구는 회사 환경에서 수행.</w:t>
+              <w:t>Implementation Complete / Automated Verification Complete / External Verification Pending. 비동기 Refresh/Connect, 1~4개 활성 Port 전체 rollback, v0.4.0 23 Export 통합, Finalize 및 ABI 회귀 완료; 실제 Port 복구는 회사 환경에서 수행한다.</w:t>
             </w:r>
           </w:p>
         </w:tc>
@@ -11619,7 +11846,7 @@
                 <w:rFonts w:ascii="Aptos" w:hAnsi="Aptos"/>
                 <w:sz w:val="18"/>
               </w:rPr>
-              <w:t>Index gate·상태 LED·27개 ABI·REQ/RES/NO_RES queue와 CAPL CSV Writer 구현. x86/x64 4개 조합과 CAPL Probe 자동 검증; 장비 E2E는 EV-017~018.</w:t>
+              <w:t>Index gate·상태 LED·23개 ABI·REQ/RES/NO_RES queue와 CAPL CSV Writer 구현. x86/x64 조합과 CAPL Probe 자동 검증; 장비 E2E는 EV-017~018.</w:t>
             </w:r>
           </w:p>
         </w:tc>
@@ -12582,7 +12809,7 @@
                 <w:color w:val="1F2937"/>
                 <w:sz w:val="15"/>
               </w:rPr>
-              <w:t>DC-11 SnapshotService</w:t>
+              <w:t>DC-11 Rule Data Access</w:t>
             </w:r>
           </w:p>
         </w:tc>
@@ -12607,7 +12834,7 @@
                 <w:color w:val="1F2937"/>
                 <w:sz w:val="15"/>
               </w:rPr>
-              <w:t>REQ-FUNC-005, REQ-FUNC-012, REQ-FUNC-018~019, REQ-FUNC-030, REQ-FUNC-032, REQ-FUNC-034~035, REQ-FUNC-039; REQ-COM-021; REQ-IF-007, REQ-IF-009, REQ-IF-014; REQ-ERR-002; REQ-REL-002~006; REQ-RES-003~004; REQ-COMP-004</w:t>
+              <w:t>REQ-FUNC-012, REQ-FUNC-030~035; REQ-COM-017~021; REQ-IF-007, REQ-IF-014; REQ-REL-004~005</w:t>
             </w:r>
           </w:p>
         </w:tc>
@@ -12632,7 +12859,7 @@
                 <w:color w:val="1F2937"/>
                 <w:sz w:val="15"/>
               </w:rPr>
-              <w:t>FS-INIT-001; FS-CSV-003; FS-LIFE-002; FS-REG-001~003; FS-SIG-002~004; FS-MON-001, FS-MON-003~006; FS-DIAG-001~002; FS-SHUT-001</w:t>
+              <w:t>FS-CSV-003; FS-MON-001~006; FS-DIAG-001~002</w:t>
             </w:r>
           </w:p>
         </w:tc>
@@ -12847,7 +13074,7 @@
                 <w:color w:val="1F2937"/>
                 <w:sz w:val="15"/>
               </w:rPr>
-              <w:t>REQ-FUNC-031~034, REQ-FUNC-036~038, REQ-FUNC-040; REQ-COM-016~020; REQ-IF-007; REQ-PERF-002, REQ-PERF-004; REQ-REL-006; REQ-DIAG-003</w:t>
+              <w:t>REQ-FUNC-030~039; REQ-COM-016~021; REQ-IF-007; REQ-PERF-002, REQ-PERF-004; REQ-REL-006; REQ-DIAG-003</w:t>
             </w:r>
           </w:p>
         </w:tc>
@@ -13625,7 +13852,7 @@
                 <w:rFonts w:ascii="Malgun Gothic" w:hAnsi="Malgun Gothic" w:eastAsia="Malgun Gothic"/>
                 <w:sz w:val="17"/>
               </w:rPr>
-              <w:t>21 caplDllTable4 Export</w:t>
+              <w:t>23 caplDllTable4 Export</w:t>
             </w:r>
           </w:p>
         </w:tc>
@@ -13653,7 +13880,7 @@
                 <w:rFonts w:ascii="Malgun Gothic" w:hAnsi="Malgun Gothic" w:eastAsia="Malgun Gothic"/>
                 <w:sz w:val="17"/>
               </w:rPr>
-              <w:t>CANalyzer 9.x Measurement</w:t>
+              <w:t>CANalyzer 9.x/18 Measurement</w:t>
             </w:r>
           </w:p>
         </w:tc>
@@ -13741,7 +13968,7 @@
                 <w:rFonts w:ascii="Malgun Gothic" w:hAnsi="Malgun Gothic" w:eastAsia="Malgun Gothic"/>
                 <w:sz w:val="17"/>
               </w:rPr>
-              <w:t>bounded Queue와 Pump budget</w:t>
+              <w:t>Periodic pending + bounded Error/RTU Log Queue와 Pump budget</w:t>
             </w:r>
           </w:p>
         </w:tc>
@@ -13826,7 +14053,7 @@
         <w:rPr>
           <w:rFonts w:ascii="Malgun Gothic" w:hAnsi="Malgun Gothic" w:eastAsia="Malgun Gothic"/>
         </w:rPr>
-        <w:t>이 Adapter 경계로 CAPL 사용자는 숫자만 설정하며, Phase 1에서 확정한 기존 21개 DLL Export의 파라미터와 순서는 변경하지 않고 공개 Table은 뒤에 추가한 API를 포함해 27개로 유지한다.</w:t>
+        <w:t>이 Adapter 경계로 CAPL 사용자는 숫자만 설정한다. Release 0.4.0 공개 Table은 x86/x64에서 동일한 23개 DLL Export의 이름·순서·파라미터를 사용한다.</w:t>
       </w:r>
     </w:p>
     <w:p>
@@ -13862,7 +14089,7 @@
         <w:pageBreakBefore/>
       </w:pPr>
       <w:r>
-        <w:t>Appendix B. v0.3.0 Device 통신 및 RTU Log 설계</w:t>
+        <w:t>Appendix B. v0.4.0 Device 통신 및 RTU Log 설계</w:t>
       </w:r>
     </w:p>
     <w:tbl>
@@ -14160,7 +14387,7 @@
               <w:rFonts w:ascii="Malgun Gothic" w:hAnsi="Malgun Gothic" w:eastAsia="Malgun Gothic"/>
               <w:sz w:val="17"/>
             </w:rPr>
-            <w:t>Revision 0.20 | Release 0.3.0 Baseline</w:t>
+            <w:t>Revision 0.21 | Release 0.4.0 Baseline</w:t>
           </w:r>
         </w:p>
       </w:tc>

--- a/docs/03_Design/Modbus485Emulator_Software_Design.docx
+++ b/docs/03_Design/Modbus485Emulator_Software_Design.docx
@@ -238,7 +238,7 @@
           </w:tcPr>
           <w:p>
             <w:r>
-              <w:t>0.21 / Release 0.4.0 Baseline</w:t>
+              <w:t>0.22 / Release 0.5.0 Baseline</w:t>
             </w:r>
           </w:p>
         </w:tc>
@@ -284,7 +284,7 @@
           </w:tcPr>
           <w:p>
             <w:r>
-              <w:t>2026-08-13</w:t>
+              <w:t>2026-08-17</w:t>
             </w:r>
           </w:p>
         </w:tc>
@@ -306,7 +306,7 @@
           <w:color w:val="2E75B6"/>
           <w:sz w:val="20"/>
         </w:rPr>
-        <w:t>문서 상태: Release 0.4.0 개발 Baseline</w:t>
+        <w:t>문서 상태: Release 0.5.0 개발 Baseline</w:t>
       </w:r>
     </w:p>
     <w:p>
@@ -1251,6 +1251,48 @@
           <w:p>
             <w:r>
               <w:t>0x80 Periodic-only Monitoring, 23개 ABI, Rule Data Metadata V1(9개 필드) 및 91/189 계약 반영</w:t>
+            </w:r>
+          </w:p>
+        </w:tc>
+      </w:tr>
+      <w:tr>
+        <w:tc>
+          <w:tcPr>
+            <w:tcW w:type="dxa" w:w="1152"/>
+          </w:tcPr>
+          <w:p>
+            <w:r>
+              <w:t>0.22</w:t>
+            </w:r>
+          </w:p>
+        </w:tc>
+        <w:tc>
+          <w:tcPr>
+            <w:tcW w:type="dxa" w:w="1584"/>
+          </w:tcPr>
+          <w:p>
+            <w:r>
+              <w:t>2026-08-17</w:t>
+            </w:r>
+          </w:p>
+        </w:tc>
+        <w:tc>
+          <w:tcPr>
+            <w:tcW w:type="dxa" w:w="2160"/>
+          </w:tcPr>
+          <w:p>
+            <w:r>
+              <w:t>Release Baseline</w:t>
+            </w:r>
+          </w:p>
+        </w:tc>
+        <w:tc>
+          <w:tcPr>
+            <w:tcW w:type="dxa" w:w="4464"/>
+          </w:tcPr>
+          <w:p>
+            <w:r>
+              <w:t>Btn_ReadOption Scalar 계약과 RTU CSV 동일 Drain 문자열의 bounded CAPL Output View 표시 설계 반영</w:t>
             </w:r>
           </w:p>
         </w:tc>
@@ -3507,7 +3549,7 @@
                 <w:rFonts w:ascii="Aptos" w:hAnsi="Aptos"/>
                 <w:sz w:val="18"/>
               </w:rPr>
-              <w:t>RTU Log Switch, Queue Drain, CSV 파일 수명과 상태 표시</w:t>
+              <w:t>RTU Log Switch, Queue 단일 Drain, CSV 파일 수명, 최근 10줄 bounded Buffer와 200ms CAPL Output View 표시</w:t>
             </w:r>
           </w:p>
         </w:tc>
@@ -4820,7 +4862,7 @@
                 <w:rFonts w:ascii="Malgun Gothic" w:hAnsi="Malgun Gothic" w:eastAsia="Malgun Gothic"/>
                 <w:sz w:val="17"/>
               </w:rPr>
-              <w:t>Connection/ReadSwitch, Manual Write Data[122], Signal System Variable Adapter, 100ms Lifecycle 및 Error Queue 변화 기반 진단 표시</w:t>
+              <w:t>Connection/ReadSwitch, Btn_ReadOption int32 Scalar 편의 변수(no-handler), Manual Write Data[122], Signal System Variable Adapter, 100ms Lifecycle 및 Error Queue 변화 기반 진단 표시</w:t>
             </w:r>
           </w:p>
         </w:tc>
@@ -5100,7 +5142,7 @@
           </w:tcPr>
           <w:p>
             <w:r>
-              <w:t>PortWorker 관측점, 완결 Transaction Queue, REQ/RES·NO_RES pairing, Capture 중지 후 condition_variable idle wait, CAPL-only CSV Writer</w:t>
+              <w:t>PortWorker 관측점, 완결 Transaction Queue, REQ/RES·NO_RES pairing, Capture 중지 후 condition_variable idle wait, CAPL-only 전체 CSV Writer, 동일 Drain 문자열 기반 최근 10줄·200ms CAPL Output View</w:t>
             </w:r>
           </w:p>
         </w:tc>
@@ -5211,7 +5253,7 @@
         <w:rPr>
           <w:rFonts w:ascii="Malgun Gothic" w:hAnsi="Malgun Gothic" w:eastAsia="Malgun Gothic"/>
         </w:rPr>
-        <w:t>Public Contract의 단일 정의는 SRS Appendix A/B/C다. 구현은 v0.4.0의 23개 함수와 V1 Layout을 그대로 등록하며 내부 Pointer/객체를 노출하지 않는다.</w:t>
+        <w:t>Public Contract의 단일 정의는 SRS Appendix A/B/C다. 구현은 v0.5.0의 23개 함수와 V1 Layout을 그대로 등록하며 내부 Pointer/객체를 노출하지 않는다.</w:t>
       </w:r>
     </w:p>
     <w:p>
@@ -10295,7 +10337,7 @@
                 <w:rFonts w:ascii="Aptos" w:hAnsi="Aptos"/>
                 <w:sz w:val="18"/>
               </w:rPr>
-              <w:t>완결 Transaction oldest-drop; 이미 배출한 REQ의 outcome 우선</w:t>
+              <w:t>완결 Transaction oldest-drop; 이미 배출한 REQ의 outcome 우선; CAPL 단일 Consumer가 CSV 기록 후 동일 문자열을 bounded Panel Buffer에 재사용</w:t>
             </w:r>
           </w:p>
         </w:tc>
@@ -11626,7 +11668,7 @@
                 <w:rFonts w:ascii="Malgun Gothic" w:hAnsi="Malgun Gothic" w:eastAsia="Malgun Gothic"/>
                 <w:sz w:val="17"/>
               </w:rPr>
-              <w:t>Implementation Complete / Automated Verification Complete / External Verification Pending. 비동기 Refresh/Connect, 1~4개 활성 Port 전체 rollback, v0.4.0 23 Export 통합, Finalize 및 ABI 회귀 완료; 실제 Port 복구는 회사 환경에서 수행한다.</w:t>
+              <w:t>Implementation Complete / Automated Verification Complete / External Verification Pending. 비동기 Refresh/Connect, 1~4개 활성 Port 전체 rollback, v0.5.0 23 Export 통합, Finalize 및 ABI 회귀 완료; 실제 Port 복구는 회사 환경에서 수행한다.</w:t>
             </w:r>
           </w:p>
         </w:tc>
@@ -11778,7 +11820,7 @@
                 <w:rFonts w:ascii="Malgun Gothic" w:hAnsi="Malgun Gothic" w:eastAsia="Malgun Gothic"/>
                 <w:sz w:val="17"/>
               </w:rPr>
-              <w:t>Home-testable Scope Complete / External Verification Pending. CAPL UI System Variable Adapter, Manual Write Data[122], Signal Control, 100ms Lifecycle/Error Queue 상태 표시와 시험 CSV·Probe·외부 검증 패키지 준비 완료. 수동 Register Read/AutoRead Panel은 제거했으며 공개 Read API만 유지한다. Error Queue DropCount 변화 또는 Overflow Latch 최초 전환 때만 누적 통계를 Write Window에 출력한다. 독립 CAPL 컴파일러는 System Variable DB를 로드하지 않으므로 Main의 최종 Compile/Panel 배치, Board E2E 및 성능 실측은 회사 Configuration에서 수행.</w:t>
+              <w:t>Home-testable Scope Complete / External Verification Pending. CAPL UI System Variable Adapter, Btn_ReadOption int32 Scalar 편의 변수(no-handler), Manual Write Data[122], Signal Control, 100ms Lifecycle/Error Queue 상태 표시와 시험 CSV·Probe·외부 검증 패키지 준비 완료. 수동 Register Read/AutoRead Panel은 제거했으며 공개 Read API만 유지한다. Error Queue DropCount 변화 또는 Overflow Latch 최초 전환 때만 누적 통계를 Write Window에 출력한다. 독립 CAPL 컴파일러는 System Variable DB를 로드하지 않으므로 Main의 최종 Compile/Panel 배치, Board E2E 및 성능 실측은 회사 Configuration에서 수행.</w:t>
             </w:r>
           </w:p>
         </w:tc>
@@ -11846,7 +11888,7 @@
                 <w:rFonts w:ascii="Aptos" w:hAnsi="Aptos"/>
                 <w:sz w:val="18"/>
               </w:rPr>
-              <w:t>Index gate·상태 LED·23개 ABI·REQ/RES/NO_RES queue와 CAPL CSV Writer 구현. x86/x64 조합과 CAPL Probe 자동 검증; 장비 E2E는 EV-017~018.</w:t>
+              <w:t>Index gate·상태 LED·23개 ABI·REQ/RES/NO_RES Queue와 CAPL 전체 CSV Writer, 동일 Drain 문자열 기반 최근 10줄·200ms Output View 표시 구현. x86/x64 조합과 CAPL Probe 자동 검증; Panel 이름 일치, CANalyzer 9.x/18 및 장비 E2E는 EV-017~019 External Verification Pending.</w:t>
             </w:r>
           </w:p>
         </w:tc>
@@ -13154,7 +13196,7 @@
                 <w:color w:val="1F2937"/>
                 <w:sz w:val="15"/>
               </w:rPr>
-              <w:t>REQ-FUNC-030, REQ-FUNC-040~044</w:t>
+              <w:t>REQ-FUNC-030~031, REQ-FUNC-040~044</w:t>
             </w:r>
           </w:p>
         </w:tc>
@@ -13910,7 +13952,7 @@
                 <w:rFonts w:ascii="Malgun Gothic" w:hAnsi="Malgun Gothic" w:eastAsia="Malgun Gothic"/>
                 <w:sz w:val="17"/>
               </w:rPr>
-              <w:t>Core·Monitoring·UI CIN + VSYSVAR</w:t>
+              <w:t>Core·Monitoring·UI·RtuLog CIN + VSYSVAR + CAPL Output View</w:t>
             </w:r>
           </w:p>
         </w:tc>
@@ -13938,7 +13980,7 @@
                 <w:rFonts w:ascii="Malgun Gothic" w:hAnsi="Malgun Gothic" w:eastAsia="Malgun Gothic"/>
                 <w:sz w:val="17"/>
               </w:rPr>
-              <w:t>CAPL Compile, Panel, 가상 CAN Trace</w:t>
+              <w:t>CANalyzer 9.x/18 Compile·Measurement, Panel Name/Control Name 일치, Overwrite 표시, 가상 CAN Trace</w:t>
             </w:r>
           </w:p>
         </w:tc>
@@ -14053,7 +14095,7 @@
         <w:rPr>
           <w:rFonts w:ascii="Malgun Gothic" w:hAnsi="Malgun Gothic" w:eastAsia="Malgun Gothic"/>
         </w:rPr>
-        <w:t>이 Adapter 경계로 CAPL 사용자는 숫자만 설정한다. Release 0.4.0 공개 Table은 x86/x64에서 동일한 23개 DLL Export의 이름·순서·파라미터를 사용한다.</w:t>
+        <w:t>이 Adapter 경계로 CAPL 사용자는 숫자만 설정한다. Release 0.5.0 공개 Table은 x86/x64에서 동일한 23개 DLL Export의 이름·순서·파라미터를 사용한다.</w:t>
       </w:r>
     </w:p>
     <w:p>
@@ -14089,7 +14131,7 @@
         <w:pageBreakBefore/>
       </w:pPr>
       <w:r>
-        <w:t>Appendix B. v0.4.0 Device 통신 및 RTU Log 설계</w:t>
+        <w:t>Appendix B. v0.5.0 Device 통신 및 RTU Log 설계</w:t>
       </w:r>
     </w:p>
     <w:tbl>

--- a/docs/03_Design/Modbus485Emulator_Software_Design.docx
+++ b/docs/03_Design/Modbus485Emulator_Software_Design.docx
@@ -238,7 +238,7 @@
           </w:tcPr>
           <w:p>
             <w:r>
-              <w:t>0.22 / Release 0.5.0 Baseline</w:t>
+              <w:t>0.23 / Release 0.6.0 Baseline</w:t>
             </w:r>
           </w:p>
         </w:tc>
@@ -284,7 +284,7 @@
           </w:tcPr>
           <w:p>
             <w:r>
-              <w:t>2026-08-17</w:t>
+              <w:t>2026-08-20</w:t>
             </w:r>
           </w:p>
         </w:tc>
@@ -306,7 +306,7 @@
           <w:color w:val="2E75B6"/>
           <w:sz w:val="20"/>
         </w:rPr>
-        <w:t>문서 상태: Release 0.5.0 개발 Baseline</w:t>
+        <w:t>문서 상태: Release 0.6.0 개발 Baseline</w:t>
       </w:r>
     </w:p>
     <w:p>
@@ -1293,6 +1293,68 @@
           <w:p>
             <w:r>
               <w:t>Btn_ReadOption Scalar 계약과 RTU CSV 동일 Drain 문자열의 bounded CAPL Output View 표시 설계 반영</w:t>
+            </w:r>
+          </w:p>
+        </w:tc>
+      </w:tr>
+      <w:tr>
+        <w:tc>
+          <w:tcPr>
+            <w:tcW w:type="dxa" w:w="1152"/>
+          </w:tcPr>
+          <w:p>
+            <w:r/>
+            <w:r>
+              <w:rPr>
+                <w:b w:val="0"/>
+                <w:sz w:val="18"/>
+              </w:rPr>
+              <w:t>0.23</w:t>
+            </w:r>
+          </w:p>
+        </w:tc>
+        <w:tc>
+          <w:tcPr>
+            <w:tcW w:type="dxa" w:w="1584"/>
+          </w:tcPr>
+          <w:p>
+            <w:r/>
+            <w:r>
+              <w:rPr>
+                <w:b w:val="0"/>
+                <w:sz w:val="18"/>
+              </w:rPr>
+              <w:t>2026-08-20</w:t>
+            </w:r>
+          </w:p>
+        </w:tc>
+        <w:tc>
+          <w:tcPr>
+            <w:tcW w:type="dxa" w:w="2160"/>
+          </w:tcPr>
+          <w:p>
+            <w:r/>
+            <w:r>
+              <w:rPr>
+                <w:b w:val="0"/>
+                <w:sz w:val="18"/>
+              </w:rPr>
+              <w:t>Release Baseline</w:t>
+            </w:r>
+          </w:p>
+        </w:tc>
+        <w:tc>
+          <w:tcPr>
+            <w:tcW w:type="dxa" w:w="4464"/>
+          </w:tcPr>
+          <w:p>
+            <w:r/>
+            <w:r>
+              <w:rPr>
+                <w:b w:val="0"/>
+                <w:sz w:val="18"/>
+              </w:rPr>
+              <w:t>Python/tkinter Generator, transactional deterministic Output, generated Device Panel CAPL과 Raw Hex/Panel 작업 상태 설계 반영</w:t>
             </w:r>
           </w:p>
         </w:tc>
@@ -5253,7 +5315,7 @@
         <w:rPr>
           <w:rFonts w:ascii="Malgun Gothic" w:hAnsi="Malgun Gothic" w:eastAsia="Malgun Gothic"/>
         </w:rPr>
-        <w:t>Public Contract의 단일 정의는 SRS Appendix A/B/C다. 구현은 v0.5.0의 23개 함수와 V1 Layout을 그대로 등록하며 내부 Pointer/객체를 노출하지 않는다.</w:t>
+        <w:t>Public Contract의 단일 정의는 SRS Appendix A/B/C다. 구현은 v0.6.0의 23개 함수와 V1 Layout을 그대로 등록하며 내부 Pointer/객체를 노출하지 않는다.</w:t>
       </w:r>
     </w:p>
     <w:p>
@@ -11668,7 +11730,7 @@
                 <w:rFonts w:ascii="Malgun Gothic" w:hAnsi="Malgun Gothic" w:eastAsia="Malgun Gothic"/>
                 <w:sz w:val="17"/>
               </w:rPr>
-              <w:t>Implementation Complete / Automated Verification Complete / External Verification Pending. 비동기 Refresh/Connect, 1~4개 활성 Port 전체 rollback, v0.5.0 23 Export 통합, Finalize 및 ABI 회귀 완료; 실제 Port 복구는 회사 환경에서 수행한다.</w:t>
+              <w:t>Implementation Complete / Automated Verification Complete / External Verification Pending. 비동기 Refresh/Connect, 1~4개 활성 Port 전체 rollback, v0.6.0 23 Export 통합, Finalize 및 ABI 회귀 완료; 실제 Port 복구는 회사 환경에서 수행한다.</w:t>
             </w:r>
           </w:p>
         </w:tc>
@@ -14095,7 +14157,7 @@
         <w:rPr>
           <w:rFonts w:ascii="Malgun Gothic" w:hAnsi="Malgun Gothic" w:eastAsia="Malgun Gothic"/>
         </w:rPr>
-        <w:t>이 Adapter 경계로 CAPL 사용자는 숫자만 설정한다. Release 0.5.0 공개 Table은 x86/x64에서 동일한 23개 DLL Export의 이름·순서·파라미터를 사용한다.</w:t>
+        <w:t>이 Adapter 경계로 CAPL 사용자는 숫자만 설정한다. Release 0.6.0 공개 Table은 x86/x64에서 동일한 23개 DLL Export의 이름·순서·파라미터를 사용한다.</w:t>
       </w:r>
     </w:p>
     <w:p>
@@ -14131,7 +14193,7 @@
         <w:pageBreakBefore/>
       </w:pPr>
       <w:r>
-        <w:t>Appendix B. v0.5.0 Device 통신 및 RTU Log 설계</w:t>
+        <w:t>Appendix B. v0.6.0 Device 통신 및 RTU Log 설계</w:t>
       </w:r>
     </w:p>
     <w:tbl>
@@ -14333,6 +14395,372 @@
         </w:tc>
       </w:tr>
     </w:tbl>
+    <w:p>
+      <w:pPr>
+        <w:pStyle w:val="Heading1"/>
+        <w:pageBreakBefore/>
+      </w:pPr>
+      <w:r>
+        <w:t>30. Device Signal Panel Generator Design</w:t>
+      </w:r>
+    </w:p>
+    <w:p>
+      <w:r>
+        <w:t>Generator는 stdlib/tkinter GUI·CLI Adapter와 공통 Parser/Model/XVP·vsysvar·CAPL Writer로 구성한다. Public DLL ABI는 23개로 고정하며 generated CAPL은 M485E_Core_ReadRegisters, ReadSignal, WriteSignal, ResetDevice만 호출한다.</w:t>
+      </w:r>
+    </w:p>
+    <w:p>
+      <w:pPr>
+        <w:pStyle w:val="Caption"/>
+      </w:pPr>
+      <w:r>
+        <w:t>Table 19. Device Panel Generator Component</w:t>
+      </w:r>
+    </w:p>
+    <w:tbl>
+      <w:tblPr>
+        <w:tblStyle w:val="TableGrid"/>
+        <w:tblW w:type="auto" w:w="0"/>
+        <w:tblLayout w:type="autofit"/>
+        <w:tblLook w:firstColumn="1" w:firstRow="1" w:lastColumn="0" w:lastRow="0" w:noHBand="0" w:noVBand="1" w:val="04A0"/>
+      </w:tblPr>
+      <w:tblGrid>
+        <w:gridCol w:w="3120"/>
+        <w:gridCol w:w="3120"/>
+        <w:gridCol w:w="3120"/>
+      </w:tblGrid>
+      <w:tr>
+        <w:tc>
+          <w:tcPr>
+            <w:tcW w:type="dxa" w:w="3120"/>
+            <w:shd w:fill="2F75B5"/>
+          </w:tcPr>
+          <w:p>
+            <w:r>
+              <w:rPr>
+                <w:color w:val="FFFFFF"/>
+              </w:rPr>
+            </w:r>
+            <w:r>
+              <w:rPr>
+                <w:b/>
+                <w:color w:val="FFFFFF"/>
+                <w:sz w:val="18"/>
+              </w:rPr>
+              <w:t>Component</w:t>
+            </w:r>
+          </w:p>
+        </w:tc>
+        <w:tc>
+          <w:tcPr>
+            <w:tcW w:type="dxa" w:w="3120"/>
+            <w:shd w:fill="2F75B5"/>
+          </w:tcPr>
+          <w:p>
+            <w:r>
+              <w:rPr>
+                <w:color w:val="FFFFFF"/>
+              </w:rPr>
+            </w:r>
+            <w:r>
+              <w:rPr>
+                <w:b/>
+                <w:color w:val="FFFFFF"/>
+                <w:sz w:val="18"/>
+              </w:rPr>
+              <w:t>Responsibility</w:t>
+            </w:r>
+          </w:p>
+        </w:tc>
+        <w:tc>
+          <w:tcPr>
+            <w:tcW w:type="dxa" w:w="3120"/>
+            <w:shd w:fill="2F75B5"/>
+          </w:tcPr>
+          <w:p>
+            <w:r>
+              <w:rPr>
+                <w:color w:val="FFFFFF"/>
+              </w:rPr>
+            </w:r>
+            <w:r>
+              <w:rPr>
+                <w:b/>
+                <w:color w:val="FFFFFF"/>
+                <w:sz w:val="18"/>
+              </w:rPr>
+              <w:t>Safety / Determinism</w:t>
+            </w:r>
+          </w:p>
+        </w:tc>
+      </w:tr>
+      <w:tr>
+        <w:tc>
+          <w:tcPr>
+            <w:tcW w:type="dxa" w:w="3120"/>
+          </w:tcPr>
+          <w:p>
+            <w:r/>
+            <w:r>
+              <w:rPr>
+                <w:b w:val="0"/>
+                <w:sz w:val="18"/>
+              </w:rPr>
+              <w:t>Panel Generator Core</w:t>
+            </w:r>
+          </w:p>
+        </w:tc>
+        <w:tc>
+          <w:tcPr>
+            <w:tcW w:type="dxa" w:w="3120"/>
+          </w:tcPr>
+          <w:p>
+            <w:r/>
+            <w:r>
+              <w:rPr>
+                <w:b w:val="0"/>
+                <w:sz w:val="18"/>
+              </w:rPr>
+              <w:t>Device/Register CSV parse, normalized model, Address/Page grouping, XVP/vsysvar/CAPL/guide/manifest 생성</w:t>
+            </w:r>
+          </w:p>
+        </w:tc>
+        <w:tc>
+          <w:tcPr>
+            <w:tcW w:type="dxa" w:w="3120"/>
+          </w:tcPr>
+          <w:p>
+            <w:r/>
+            <w:r>
+              <w:rPr>
+                <w:b w:val="0"/>
+                <w:sz w:val="18"/>
+              </w:rPr>
+              <w:t>절대/상위 경로 거부, stable ordering, timestamp 없음, SHA256 manifest</w:t>
+            </w:r>
+          </w:p>
+        </w:tc>
+      </w:tr>
+      <w:tr>
+        <w:tc>
+          <w:tcPr>
+            <w:tcW w:type="dxa" w:w="3120"/>
+          </w:tcPr>
+          <w:p>
+            <w:r/>
+            <w:r>
+              <w:rPr>
+                <w:b w:val="0"/>
+                <w:sz w:val="18"/>
+              </w:rPr>
+              <w:t>Transaction Publisher</w:t>
+            </w:r>
+          </w:p>
+        </w:tc>
+        <w:tc>
+          <w:tcPr>
+            <w:tcW w:type="dxa" w:w="3120"/>
+          </w:tcPr>
+          <w:p>
+            <w:r/>
+            <w:r>
+              <w:rPr>
+                <w:b w:val="0"/>
+                <w:sz w:val="18"/>
+              </w:rPr>
+              <w:t>Sibling 임시 Output 완전 생성·검증 후 기존 Manifest 소유 Output 교체</w:t>
+            </w:r>
+          </w:p>
+        </w:tc>
+        <w:tc>
+          <w:tcPr>
+            <w:tcW w:type="dxa" w:w="3120"/>
+          </w:tcPr>
+          <w:p>
+            <w:r/>
+            <w:r>
+              <w:rPr>
+                <w:b w:val="0"/>
+                <w:sz w:val="18"/>
+              </w:rPr>
+              <w:t>manifest 없는 기존 Output 거부; 실패 시 last-good Output 보존</w:t>
+            </w:r>
+          </w:p>
+        </w:tc>
+      </w:tr>
+      <w:tr>
+        <w:tc>
+          <w:tcPr>
+            <w:tcW w:type="dxa" w:w="3120"/>
+          </w:tcPr>
+          <w:p>
+            <w:r/>
+            <w:r>
+              <w:rPr>
+                <w:b w:val="0"/>
+                <w:sz w:val="18"/>
+              </w:rPr>
+              <w:t>Generated Mapping CAPL</w:t>
+            </w:r>
+          </w:p>
+        </w:tc>
+        <w:tc>
+          <w:tcPr>
+            <w:tcW w:type="dxa" w:w="3120"/>
+          </w:tcPr>
+          <w:p>
+            <w:r/>
+            <w:r>
+              <w:rPr>
+                <w:b w:val="0"/>
+                <w:sz w:val="18"/>
+              </w:rPr>
+              <w:t>Device include 연결, initialize/finalize/poll, Refresh generation 성공 시 invalidate, Reset All 순서 제어</w:t>
+            </w:r>
+          </w:p>
+        </w:tc>
+        <w:tc>
+          <w:tcPr>
+            <w:tcW w:type="dxa" w:w="3120"/>
+          </w:tcPr>
+          <w:p>
+            <w:r/>
+            <w:r>
+              <w:rPr>
+                <w:b w:val="0"/>
+                <w:sz w:val="18"/>
+              </w:rPr>
+              <w:t>실제 sparse Index 오름차순, Device별 busy/baseline 분리, momentary 복귀</w:t>
+            </w:r>
+          </w:p>
+        </w:tc>
+      </w:tr>
+      <w:tr>
+        <w:tc>
+          <w:tcPr>
+            <w:tcW w:type="dxa" w:w="3120"/>
+          </w:tcPr>
+          <w:p>
+            <w:r/>
+            <w:r>
+              <w:rPr>
+                <w:b w:val="0"/>
+                <w:sz w:val="18"/>
+              </w:rPr>
+              <w:t>Generated Device CAPL</w:t>
+            </w:r>
+          </w:p>
+        </w:tc>
+        <w:tc>
+          <w:tcPr>
+            <w:tcW w:type="dxa" w:w="3120"/>
+          </w:tcPr>
+          <w:p>
+            <w:r/>
+            <w:r>
+              <w:rPr>
+                <w:b w:val="0"/>
+                <w:sz w:val="18"/>
+              </w:rPr>
+              <w:t>bounded Display/Send/Reset state machine, Physical array/baseline, Raw frame cache와 bit/nibble 변환</w:t>
+            </w:r>
+          </w:p>
+        </w:tc>
+        <w:tc>
+          <w:tcPr>
+            <w:tcW w:type="dxa" w:w="3120"/>
+          </w:tcPr>
+          <w:p>
+            <w:r/>
+            <w:r>
+              <w:rPr>
+                <w:b w:val="0"/>
+                <w:sz w:val="18"/>
+              </w:rPr>
+              <w:t>고정 크기 배열, 15 Signal chunk, snprintf 경계, CP949/CRLF, DLL Export 직접 호출 없음</w:t>
+            </w:r>
+          </w:p>
+        </w:tc>
+      </w:tr>
+      <w:tr>
+        <w:tc>
+          <w:tcPr>
+            <w:tcW w:type="dxa" w:w="3120"/>
+          </w:tcPr>
+          <w:p>
+            <w:r/>
+            <w:r>
+              <w:rPr>
+                <w:b w:val="0"/>
+                <w:sz w:val="18"/>
+              </w:rPr>
+              <w:t>XVP / System Variable DB</w:t>
+            </w:r>
+          </w:p>
+        </w:tc>
+        <w:tc>
+          <w:tcPr>
+            <w:tcW w:type="dxa" w:w="3120"/>
+          </w:tcPr>
+          <w:p>
+            <w:r/>
+            <w:r>
+              <w:rPr>
+                <w:b w:val="0"/>
+                <w:sz w:val="18"/>
+              </w:rPr>
+              <w:t>독립 GroupBox Fragment와 Common/Device namespace binding</w:t>
+            </w:r>
+          </w:p>
+        </w:tc>
+        <w:tc>
+          <w:tcPr>
+            <w:tcW w:type="dxa" w:w="3120"/>
+          </w:tcPr>
+          <w:p>
+            <w:r/>
+            <w:r>
+              <w:rPr>
+                <w:b w:val="0"/>
+                <w:sz w:val="18"/>
+              </w:rPr>
+              <w:t>Object/Control/TabIndex 고유, Raw read-only/Physical editable, Panel 이름과 CAPL 비결합</w:t>
+            </w:r>
+          </w:p>
+        </w:tc>
+      </w:tr>
+    </w:tbl>
+    <w:p>
+      <w:pPr>
+        <w:pStyle w:val="Heading2"/>
+      </w:pPr>
+      <w:r>
+        <w:t>30.1 Raw Hex and Concurrency Boundary</w:t>
+      </w:r>
+    </w:p>
+    <w:p>
+      <w:r>
+        <w:t>논리 Frame은 HighWordFirst이며 LittleEndian은 각 16bit Word 내부 Byte만 swap한다. frameBit=Start_Bit+b, wordOffset=WordCount-1-floor(frameBit/16), bitOffset=frameBit%16으로 bit를 모아 nibble 문자로 출력하므로 Size=64에서도 qword shift/double 정밀도에 의존하지 않는다.</w:t>
+      </w:r>
+    </w:p>
+    <w:p>
+      <w:r>
+        <w:t>ReadSignal과 ReadRegisters는 개별 Core 호출 단위만 일관되며 외부 Master 동시 Write를 막지 않는다. 따라서 Display Update는 Device 전체 동일시점 Snapshot이 아니다. Send Changed와 Reset All도 전체 원자 Transaction이 아니며 첫 실패 이전 성공은 유지된다.</w:t>
+      </w:r>
+    </w:p>
+    <w:p>
+      <w:pPr>
+        <w:pStyle w:val="Heading2"/>
+      </w:pPr>
+      <w:r>
+        <w:t>30.2 Packaging and Verification Boundary</w:t>
+      </w:r>
+    </w:p>
+    <w:p>
+      <w:r>
+        <w:t>PyInstaller 6.22.2 one-file EXE, Sample generated Config와 portable package를 자동 생성한다. Parser/XVP/Raw/CAPL/EXE smoke는 자동 검증하고 CANalyzer 9.x/18 XVP Import·GroupBox copy/paste·System Variable binding·Compile·Measurement는 External Verification Pending으로 유지한다.</w:t>
+      </w:r>
+    </w:p>
     <w:sectPr>
       <w:headerReference w:type="default" r:id="rId9"/>
       <w:footerReference w:type="default" r:id="rId10"/>
@@ -14425,11 +14853,7 @@
         </w:tcPr>
         <w:p>
           <w:r>
-            <w:rPr>
-              <w:rFonts w:ascii="Malgun Gothic" w:hAnsi="Malgun Gothic" w:eastAsia="Malgun Gothic"/>
-              <w:sz w:val="17"/>
-            </w:rPr>
-            <w:t>Revision 0.21 | Release 0.4.0 Baseline</w:t>
+            <w:t>Revision 0.23 | Release 0.6.0</w:t>
           </w:r>
         </w:p>
       </w:tc>
